--- a/pages/PL3.docx
+++ b/pages/PL3.docx
@@ -5994,34 +5994,55 @@
       <w:r>
         <w:rPr>
           <w:rFonts w:hint="default"/>
-        </w:rPr>
-        <w:t>B.Elastomer (*)</w:t>
-      </w:r>
-    </w:p>
-    <w:p>
-      <w:pPr>
-        <w:rPr>
-          <w:rFonts w:hint="default"/>
-        </w:rPr>
-      </w:pPr>
-      <w:r>
-        <w:rPr>
-          <w:rFonts w:hint="default"/>
-        </w:rPr>
-        <w:t>C.Valve</w:t>
-      </w:r>
-    </w:p>
-    <w:p>
-      <w:pPr>
-        <w:rPr>
-          <w:rFonts w:hint="default"/>
-        </w:rPr>
-      </w:pPr>
-      <w:r>
-        <w:rPr>
-          <w:rFonts w:hint="default"/>
-        </w:rPr>
-        <w:t xml:space="preserve">D.pinch-knife </w:t>
+          <w:lang w:val="id-ID"/>
+        </w:rPr>
+        <w:t>A</w:t>
+      </w:r>
+      <w:r>
+        <w:rPr>
+          <w:rFonts w:hint="default"/>
+        </w:rPr>
+        <w:t>.Elastomer (*)</w:t>
+      </w:r>
+    </w:p>
+    <w:p>
+      <w:pPr>
+        <w:rPr>
+          <w:rFonts w:hint="default"/>
+        </w:rPr>
+      </w:pPr>
+      <w:r>
+        <w:rPr>
+          <w:rFonts w:hint="default"/>
+          <w:lang w:val="id-ID"/>
+        </w:rPr>
+        <w:t>B</w:t>
+      </w:r>
+      <w:r>
+        <w:rPr>
+          <w:rFonts w:hint="default"/>
+        </w:rPr>
+        <w:t>.Valve</w:t>
+      </w:r>
+    </w:p>
+    <w:p>
+      <w:pPr>
+        <w:rPr>
+          <w:rFonts w:hint="default"/>
+        </w:rPr>
+      </w:pPr>
+      <w:r>
+        <w:rPr>
+          <w:rFonts w:hint="default"/>
+          <w:lang w:val="id-ID"/>
+        </w:rPr>
+        <w:t>C</w:t>
+      </w:r>
+      <w:r>
+        <w:rPr>
+          <w:rFonts w:hint="default"/>
+        </w:rPr>
+        <w:t xml:space="preserve">.pinch-knife </w:t>
       </w:r>
     </w:p>
     <w:p>
@@ -11948,15 +11969,19 @@
     </w:p>
     <w:p>
       <w:pPr>
-        <w:rPr>
-          <w:rFonts w:hint="default"/>
-        </w:rPr>
-      </w:pPr>
-      <w:r>
-        <w:rPr>
-          <w:rFonts w:hint="default"/>
-        </w:rPr>
-        <w:t>B.wire (*)</w:t>
+        <w:numPr>
+          <w:ilvl w:val="0"/>
+          <w:numId w:val="1"/>
+        </w:numPr>
+        <w:rPr>
+          <w:rFonts w:hint="default"/>
+        </w:rPr>
+      </w:pPr>
+      <w:r>
+        <w:rPr>
+          <w:rFonts w:hint="default"/>
+        </w:rPr>
+        <w:t>wire (*)</w:t>
       </w:r>
     </w:p>
     <w:p>
@@ -36792,6 +36817,10 @@
     </w:p>
     <w:p>
       <w:pPr>
+        <w:numPr>
+          <w:ilvl w:val="0"/>
+          <w:numId w:val="2"/>
+        </w:numPr>
         <w:rPr>
           <w:rFonts w:hint="default"/>
         </w:rPr>
@@ -36863,8 +36892,28 @@
       <w:r>
         <w:rPr>
           <w:rFonts w:hint="default"/>
-        </w:rPr>
-        <w:t>The source of the stiffness is the shaft and bearings. A. TRUE (*)</w:t>
+          <w:lang w:val="id-ID"/>
+        </w:rPr>
+        <w:t xml:space="preserve">2. </w:t>
+      </w:r>
+      <w:r>
+        <w:rPr>
+          <w:rFonts w:hint="default"/>
+        </w:rPr>
+        <w:t xml:space="preserve">The source of the stiffness is the shaft and bearings. </w:t>
+      </w:r>
+    </w:p>
+    <w:p>
+      <w:pPr>
+        <w:rPr>
+          <w:rFonts w:hint="default"/>
+        </w:rPr>
+      </w:pPr>
+      <w:r>
+        <w:rPr>
+          <w:rFonts w:hint="default"/>
+        </w:rPr>
+        <w:t>A. TRUE (*)</w:t>
       </w:r>
     </w:p>
     <w:p>
@@ -36909,7 +36958,20 @@
         <w:rPr>
           <w:rFonts w:hint="default"/>
         </w:rPr>
-        <w:t>3. The hand wheel controls the Trim able Horizontal Stabilizer. A. TRUE (*)</w:t>
+        <w:t xml:space="preserve">3. The hand wheel controls the Trim able Horizontal Stabilizer. </w:t>
+      </w:r>
+    </w:p>
+    <w:p>
+      <w:pPr>
+        <w:rPr>
+          <w:rFonts w:hint="default"/>
+        </w:rPr>
+      </w:pPr>
+      <w:r>
+        <w:rPr>
+          <w:rFonts w:hint="default"/>
+        </w:rPr>
+        <w:t>A. TRUE (*)</w:t>
       </w:r>
     </w:p>
     <w:p>
@@ -36954,7 +37016,20 @@
         <w:rPr>
           <w:rFonts w:hint="default"/>
         </w:rPr>
-        <w:t>4.The SB recommends adding material to the bearing race        A. TRUE</w:t>
+        <w:t xml:space="preserve">4.The SB recommends adding material to the bearing race        </w:t>
+      </w:r>
+    </w:p>
+    <w:p>
+      <w:pPr>
+        <w:rPr>
+          <w:rFonts w:hint="default"/>
+        </w:rPr>
+      </w:pPr>
+      <w:r>
+        <w:rPr>
+          <w:rFonts w:hint="default"/>
+        </w:rPr>
+        <w:t>A. TRUE</w:t>
       </w:r>
       <w:r>
         <w:rPr>
@@ -37017,34 +37092,55 @@
       <w:r>
         <w:rPr>
           <w:rFonts w:hint="default"/>
-        </w:rPr>
-        <w:t>D.TRUE (*)</w:t>
-      </w:r>
-    </w:p>
-    <w:p>
-      <w:pPr>
-        <w:rPr>
-          <w:rFonts w:hint="default"/>
-        </w:rPr>
-      </w:pPr>
-      <w:r>
-        <w:rPr>
-          <w:rFonts w:hint="default"/>
-        </w:rPr>
-        <w:t>E. FALSE</w:t>
-      </w:r>
-    </w:p>
-    <w:p>
-      <w:pPr>
-        <w:rPr>
-          <w:rFonts w:hint="default"/>
-        </w:rPr>
-      </w:pPr>
-      <w:r>
-        <w:rPr>
-          <w:rFonts w:hint="default"/>
-        </w:rPr>
-        <w:t>F. NOT GIVEN</w:t>
+          <w:lang w:val="id-ID"/>
+        </w:rPr>
+        <w:t>A</w:t>
+      </w:r>
+      <w:r>
+        <w:rPr>
+          <w:rFonts w:hint="default"/>
+        </w:rPr>
+        <w:t>.TRUE (*)</w:t>
+      </w:r>
+    </w:p>
+    <w:p>
+      <w:pPr>
+        <w:rPr>
+          <w:rFonts w:hint="default"/>
+        </w:rPr>
+      </w:pPr>
+      <w:r>
+        <w:rPr>
+          <w:rFonts w:hint="default"/>
+          <w:lang w:val="id-ID"/>
+        </w:rPr>
+        <w:t>B.</w:t>
+      </w:r>
+      <w:r>
+        <w:rPr>
+          <w:rFonts w:hint="default"/>
+        </w:rPr>
+        <w:t xml:space="preserve"> FALSE</w:t>
+      </w:r>
+    </w:p>
+    <w:p>
+      <w:pPr>
+        <w:rPr>
+          <w:rFonts w:hint="default"/>
+        </w:rPr>
+      </w:pPr>
+      <w:r>
+        <w:rPr>
+          <w:rFonts w:hint="default"/>
+          <w:lang w:val="id-ID"/>
+        </w:rPr>
+        <w:t>C</w:t>
+      </w:r>
+      <w:r>
+        <w:rPr>
+          <w:rFonts w:hint="default"/>
+        </w:rPr>
+        <w:t>. NOT GIVEN</w:t>
       </w:r>
     </w:p>
     <w:p>
@@ -38227,12 +38323,6 @@
         </w:rPr>
         <w:tab/>
       </w:r>
-      <w:r>
-        <w:rPr>
-          <w:rFonts w:hint="default"/>
-        </w:rPr>
-        <w:t>C</w:t>
-      </w:r>
     </w:p>
     <w:p>
       <w:pPr>
@@ -39138,7 +39228,7 @@
         <w:rPr>
           <w:rFonts w:hint="default"/>
         </w:rPr>
-        <w:t>B.B. Provides intelligent data routing</w:t>
+        <w:t>B. Provides intelligent data routing</w:t>
       </w:r>
     </w:p>
     <w:p>
@@ -39192,3429 +39282,3429 @@
           <w:rFonts w:hint="default"/>
         </w:rPr>
       </w:pPr>
-      <w:r>
-        <w:rPr>
-          <w:rFonts w:hint="default"/>
-        </w:rPr>
-        <w:t>B.B. The received RF signal (*)</w:t>
-      </w:r>
-    </w:p>
-    <w:p>
-      <w:pPr>
-        <w:rPr>
-          <w:rFonts w:hint="default"/>
-        </w:rPr>
-      </w:pPr>
-      <w:r>
-        <w:rPr>
-          <w:rFonts w:hint="default"/>
-        </w:rPr>
-        <w:t>C. The control signal</w:t>
-      </w:r>
-    </w:p>
-    <w:p>
-      <w:pPr>
-        <w:rPr>
-          <w:rFonts w:hint="default"/>
-        </w:rPr>
-      </w:pPr>
-      <w:r>
-        <w:rPr>
-          <w:rFonts w:hint="default"/>
-        </w:rPr>
-        <w:t>3.How many subsystems are controlled by basic functional areas of the TES?</w:t>
-      </w:r>
-    </w:p>
-    <w:p>
-      <w:pPr>
-        <w:rPr>
-          <w:rFonts w:hint="default"/>
-        </w:rPr>
-      </w:pPr>
-      <w:r>
-        <w:rPr>
-          <w:rFonts w:hint="default"/>
-        </w:rPr>
-        <w:t>A.4</w:t>
-      </w:r>
-      <w:r>
-        <w:rPr>
-          <w:rFonts w:hint="default"/>
-        </w:rPr>
-        <w:tab/>
-      </w:r>
-    </w:p>
-    <w:p>
-      <w:pPr>
-        <w:rPr>
-          <w:rFonts w:hint="default"/>
-        </w:rPr>
-      </w:pPr>
-      <w:r>
-        <w:rPr>
-          <w:rFonts w:hint="default"/>
-        </w:rPr>
-        <w:t>B.5</w:t>
-      </w:r>
-      <w:r>
-        <w:rPr>
-          <w:rFonts w:hint="default"/>
-        </w:rPr>
-        <w:tab/>
-      </w:r>
-    </w:p>
-    <w:p>
-      <w:pPr>
-        <w:rPr>
-          <w:rFonts w:hint="default"/>
-        </w:rPr>
-      </w:pPr>
-      <w:r>
-        <w:rPr>
-          <w:rFonts w:hint="default"/>
-        </w:rPr>
-        <w:t>C. 6 (*)</w:t>
-      </w:r>
-    </w:p>
-    <w:p>
-      <w:pPr>
-        <w:rPr>
-          <w:rFonts w:hint="default"/>
-        </w:rPr>
-      </w:pPr>
-      <w:r>
-        <w:rPr>
-          <w:rFonts w:hint="default"/>
-        </w:rPr>
-        <w:t>4.Which is not the basic functional area of the TES.</w:t>
-      </w:r>
-    </w:p>
-    <w:p>
-      <w:pPr>
-        <w:rPr>
-          <w:rFonts w:hint="default"/>
-        </w:rPr>
-      </w:pPr>
-      <w:r>
-        <w:rPr>
-          <w:rFonts w:hint="default"/>
-        </w:rPr>
-        <w:t>A.Head-End</w:t>
-      </w:r>
-      <w:r>
-        <w:rPr>
-          <w:rFonts w:hint="default"/>
-        </w:rPr>
-        <w:tab/>
-      </w:r>
-    </w:p>
-    <w:p>
-      <w:pPr>
-        <w:rPr>
-          <w:rFonts w:hint="default"/>
-        </w:rPr>
-      </w:pPr>
-      <w:r>
-        <w:rPr>
-          <w:rFonts w:hint="default"/>
-        </w:rPr>
-        <w:t>B.Area Distribution</w:t>
-      </w:r>
-      <w:r>
-        <w:rPr>
-          <w:rFonts w:hint="default"/>
-        </w:rPr>
-        <w:tab/>
-      </w:r>
-    </w:p>
-    <w:p>
-      <w:pPr>
-        <w:rPr>
-          <w:rFonts w:hint="default"/>
-        </w:rPr>
-      </w:pPr>
-      <w:r>
-        <w:rPr>
-          <w:rFonts w:hint="default"/>
-        </w:rPr>
-        <w:t>C. Overhead Services System (*)</w:t>
-      </w:r>
-    </w:p>
-    <w:p>
-      <w:pPr>
-        <w:rPr>
-          <w:rFonts w:hint="default"/>
-        </w:rPr>
-      </w:pPr>
-      <w:r>
-        <w:rPr>
-          <w:rFonts w:hint="default"/>
-        </w:rPr>
-        <w:t>5.Which is not the subsystem of the TES.</w:t>
-      </w:r>
-    </w:p>
-    <w:p>
-      <w:pPr>
-        <w:rPr>
-          <w:rFonts w:hint="default"/>
-        </w:rPr>
-      </w:pPr>
-      <w:r>
-        <w:rPr>
-          <w:rFonts w:hint="default"/>
-        </w:rPr>
-        <w:t>A.Video Entertainment System</w:t>
-      </w:r>
-      <w:r>
-        <w:rPr>
-          <w:rFonts w:hint="default"/>
-        </w:rPr>
-        <w:tab/>
-      </w:r>
-    </w:p>
-    <w:p>
-      <w:pPr>
-        <w:rPr>
-          <w:rFonts w:hint="default"/>
-        </w:rPr>
-      </w:pPr>
-      <w:r>
-        <w:rPr>
-          <w:rFonts w:hint="default"/>
-        </w:rPr>
-        <w:t>B. Overhead System (*)</w:t>
-      </w:r>
-    </w:p>
-    <w:p>
-      <w:pPr>
-        <w:rPr>
-          <w:rFonts w:hint="default"/>
-        </w:rPr>
-      </w:pPr>
-      <w:r>
-        <w:rPr>
-          <w:rFonts w:hint="default"/>
-        </w:rPr>
-        <w:t>C. Passenger Video Information System</w:t>
-      </w:r>
-    </w:p>
-    <w:p>
-      <w:pPr>
-        <w:rPr>
-          <w:rFonts w:hint="default"/>
-        </w:rPr>
-      </w:pPr>
-      <w:r>
-        <w:rPr>
-          <w:rFonts w:hint="default"/>
-        </w:rPr>
-        <w:t>6.The modulated RF audio distributed throughout which system.</w:t>
-      </w:r>
-    </w:p>
-    <w:p>
-      <w:pPr>
-        <w:rPr>
-          <w:rFonts w:hint="default"/>
-        </w:rPr>
-      </w:pPr>
-      <w:r>
-        <w:rPr>
-          <w:rFonts w:hint="default"/>
-        </w:rPr>
-        <w:t>A.Video Modulator</w:t>
-      </w:r>
-      <w:r>
-        <w:rPr>
-          <w:rFonts w:hint="default"/>
-        </w:rPr>
-        <w:tab/>
-      </w:r>
-    </w:p>
-    <w:p>
-      <w:pPr>
-        <w:rPr>
-          <w:rFonts w:hint="default"/>
-        </w:rPr>
-      </w:pPr>
-      <w:r>
-        <w:rPr>
-          <w:rFonts w:hint="default"/>
-        </w:rPr>
-        <w:t>B.IFE system (*)</w:t>
-      </w:r>
-      <w:r>
-        <w:rPr>
-          <w:rFonts w:hint="default"/>
-        </w:rPr>
-        <w:tab/>
-      </w:r>
-    </w:p>
-    <w:p>
-      <w:pPr>
-        <w:rPr>
-          <w:rFonts w:hint="default"/>
-        </w:rPr>
-      </w:pPr>
-      <w:r>
-        <w:rPr>
-          <w:rFonts w:hint="default"/>
-        </w:rPr>
-        <w:t>C. Video Distribution Unit</w:t>
-      </w:r>
-    </w:p>
-    <w:p>
-      <w:pPr>
-        <w:rPr>
-          <w:rFonts w:hint="default"/>
-        </w:rPr>
-      </w:pPr>
-      <w:r>
-        <w:rPr>
-          <w:rFonts w:hint="default"/>
-        </w:rPr>
-        <w:t>7.Area distribution provides.</w:t>
-      </w:r>
-    </w:p>
-    <w:p>
-      <w:pPr>
-        <w:rPr>
-          <w:rFonts w:hint="default"/>
-        </w:rPr>
-      </w:pPr>
-      <w:r>
-        <w:rPr>
-          <w:rFonts w:hint="default"/>
-        </w:rPr>
-        <w:t>A.Intelligent RF signal</w:t>
-      </w:r>
-      <w:r>
-        <w:rPr>
-          <w:rFonts w:hint="default"/>
-        </w:rPr>
-        <w:tab/>
-      </w:r>
-    </w:p>
-    <w:p>
-      <w:pPr>
-        <w:rPr>
-          <w:rFonts w:hint="default"/>
-        </w:rPr>
-      </w:pPr>
-      <w:r>
-        <w:rPr>
-          <w:rFonts w:hint="default"/>
-        </w:rPr>
-        <w:t>B. Intelligent audio/video presentation</w:t>
-      </w:r>
-    </w:p>
-    <w:p>
-      <w:pPr>
-        <w:rPr>
-          <w:rFonts w:hint="default"/>
-        </w:rPr>
-      </w:pPr>
-      <w:r>
-        <w:rPr>
-          <w:rFonts w:hint="default"/>
-        </w:rPr>
-        <w:t>C. Intelligent data routing (*)</w:t>
-      </w:r>
-    </w:p>
-    <w:p>
-      <w:pPr>
-        <w:rPr>
-          <w:rFonts w:hint="default"/>
-        </w:rPr>
-      </w:pPr>
-      <w:r>
-        <w:rPr>
-          <w:rFonts w:hint="default"/>
-        </w:rPr>
-        <w:t>8.The seat group equipment does not provide.</w:t>
-      </w:r>
-    </w:p>
-    <w:p>
-      <w:pPr>
-        <w:rPr>
-          <w:rFonts w:hint="default"/>
-        </w:rPr>
-      </w:pPr>
-    </w:p>
-    <w:p>
-      <w:pPr>
-        <w:rPr>
-          <w:rFonts w:hint="default"/>
-        </w:rPr>
-      </w:pPr>
-    </w:p>
-    <w:p>
-      <w:pPr>
-        <w:rPr>
-          <w:rFonts w:hint="default"/>
-        </w:rPr>
-      </w:pPr>
-    </w:p>
-    <w:p>
-      <w:pPr>
-        <w:rPr>
-          <w:rFonts w:hint="default"/>
-        </w:rPr>
-      </w:pPr>
-      <w:r>
-        <w:rPr>
-          <w:rFonts w:hint="default"/>
-        </w:rPr>
-        <w:t>A.entertainment selection</w:t>
-      </w:r>
-      <w:r>
-        <w:rPr>
-          <w:rFonts w:hint="default"/>
-        </w:rPr>
-        <w:tab/>
-      </w:r>
-    </w:p>
-    <w:p>
-      <w:pPr>
-        <w:rPr>
-          <w:rFonts w:hint="default"/>
-        </w:rPr>
-      </w:pPr>
-      <w:r>
-        <w:rPr>
-          <w:rFonts w:hint="default"/>
-        </w:rPr>
-        <w:t>B.audio/video presentation</w:t>
-      </w:r>
-      <w:r>
-        <w:rPr>
-          <w:rFonts w:hint="default"/>
-        </w:rPr>
-        <w:tab/>
-      </w:r>
-    </w:p>
-    <w:p>
-      <w:pPr>
-        <w:rPr>
-          <w:rFonts w:hint="default"/>
-        </w:rPr>
-      </w:pPr>
-      <w:r>
-        <w:rPr>
-          <w:rFonts w:hint="default"/>
-        </w:rPr>
-        <w:t>C. control signal (*)</w:t>
-      </w:r>
-    </w:p>
-    <w:p>
-      <w:pPr>
-        <w:rPr>
-          <w:rFonts w:hint="default"/>
-        </w:rPr>
-      </w:pPr>
-      <w:r>
-        <w:rPr>
-          <w:rFonts w:hint="default"/>
-        </w:rPr>
-        <w:t>9.The VA and DU in the cabin are provided by.</w:t>
-      </w:r>
-    </w:p>
-    <w:p>
-      <w:pPr>
-        <w:rPr>
-          <w:rFonts w:hint="default"/>
-        </w:rPr>
-      </w:pPr>
-      <w:r>
-        <w:rPr>
-          <w:rFonts w:hint="default"/>
-        </w:rPr>
-        <w:t>A.Overhead System</w:t>
-      </w:r>
-      <w:r>
-        <w:rPr>
-          <w:rFonts w:hint="default"/>
-        </w:rPr>
-        <w:tab/>
-      </w:r>
-    </w:p>
-    <w:p>
-      <w:pPr>
-        <w:rPr>
-          <w:rFonts w:hint="default"/>
-        </w:rPr>
-      </w:pPr>
-      <w:r>
-        <w:rPr>
-          <w:rFonts w:hint="default"/>
-        </w:rPr>
-        <w:t>B.Overhead Video System (*)</w:t>
-      </w:r>
-      <w:r>
-        <w:rPr>
-          <w:rFonts w:hint="default"/>
-        </w:rPr>
-        <w:tab/>
-      </w:r>
-    </w:p>
-    <w:p>
-      <w:pPr>
-        <w:rPr>
-          <w:rFonts w:hint="default"/>
-        </w:rPr>
-      </w:pPr>
-      <w:r>
-        <w:rPr>
-          <w:rFonts w:hint="default"/>
-        </w:rPr>
-        <w:t>C. Overhead Services System</w:t>
-      </w:r>
-    </w:p>
-    <w:p>
-      <w:pPr>
-        <w:rPr>
-          <w:rFonts w:hint="default"/>
-        </w:rPr>
-      </w:pPr>
-      <w:r>
-        <w:rPr>
-          <w:rFonts w:hint="default"/>
-        </w:rPr>
-        <w:t>10.The received RF signal is decoded by.</w:t>
-      </w:r>
-    </w:p>
-    <w:p>
-      <w:pPr>
-        <w:rPr>
-          <w:rFonts w:hint="default"/>
-        </w:rPr>
-      </w:pPr>
-      <w:r>
-        <w:rPr>
-          <w:rFonts w:hint="default"/>
-        </w:rPr>
-        <w:t>A.VA</w:t>
-      </w:r>
-      <w:r>
-        <w:rPr>
-          <w:rFonts w:hint="default"/>
-        </w:rPr>
-        <w:tab/>
-      </w:r>
-    </w:p>
-    <w:p>
-      <w:pPr>
-        <w:rPr>
-          <w:rFonts w:hint="default"/>
-        </w:rPr>
-      </w:pPr>
-      <w:r>
-        <w:rPr>
-          <w:rFonts w:hint="default"/>
-        </w:rPr>
-        <w:t>B.DUs</w:t>
-      </w:r>
-      <w:r>
-        <w:rPr>
-          <w:rFonts w:hint="default"/>
-        </w:rPr>
-        <w:tab/>
-      </w:r>
-    </w:p>
-    <w:p>
-      <w:pPr>
-        <w:rPr>
-          <w:rFonts w:hint="default"/>
-        </w:rPr>
-      </w:pPr>
-      <w:r>
-        <w:rPr>
-          <w:rFonts w:hint="default"/>
-        </w:rPr>
-        <w:t>C. VDUs (*)</w:t>
-      </w:r>
-    </w:p>
-    <w:p>
-      <w:pPr>
-        <w:rPr>
-          <w:rFonts w:hint="default"/>
-        </w:rPr>
-      </w:pPr>
-    </w:p>
-    <w:p>
-      <w:pPr>
-        <w:rPr>
-          <w:rFonts w:hint="default"/>
-        </w:rPr>
-      </w:pPr>
-    </w:p>
-    <w:p>
-      <w:pPr>
-        <w:rPr>
-          <w:rFonts w:hint="default"/>
-        </w:rPr>
-      </w:pPr>
-      <w:r>
-        <w:rPr>
-          <w:rFonts w:hint="default"/>
-        </w:rPr>
-        <w:t>Paragraph 55.</w:t>
-      </w:r>
-      <w:r>
-        <w:rPr>
-          <w:rFonts w:hint="default"/>
-        </w:rPr>
-        <w:tab/>
-      </w:r>
-      <w:r>
-        <w:rPr>
-          <w:rFonts w:hint="default"/>
-        </w:rPr>
-        <w:t>Read the following passage and choose the answer that best fits each of the blanks. Level 1</w:t>
-      </w:r>
-    </w:p>
-    <w:p>
-      <w:pPr>
-        <w:rPr>
-          <w:rFonts w:hint="default"/>
-        </w:rPr>
-      </w:pPr>
-      <w:r>
-        <w:rPr>
-          <w:rFonts w:hint="default"/>
-        </w:rPr>
-        <w:t>UNIVERSAL PASSENGER CONTROL UNIT</w:t>
-      </w:r>
-    </w:p>
-    <w:p>
-      <w:pPr>
-        <w:rPr>
-          <w:rFonts w:hint="default"/>
-        </w:rPr>
-      </w:pPr>
-      <w:r>
-        <w:rPr>
-          <w:rFonts w:hint="default"/>
-        </w:rPr>
-        <w:t>I.The Universal Passenger Control Unit (UPCU)/Cradle Assembly</w:t>
-      </w:r>
-      <w:r>
-        <w:rPr>
-          <w:rFonts w:hint="default"/>
-        </w:rPr>
-        <w:tab/>
-      </w:r>
-      <w:r>
-        <w:rPr>
-          <w:rFonts w:hint="default"/>
-        </w:rPr>
-        <w:t>(1) part of</w:t>
-      </w:r>
-    </w:p>
-    <w:p>
-      <w:pPr>
-        <w:rPr>
-          <w:rFonts w:hint="default"/>
-        </w:rPr>
-      </w:pPr>
-      <w:r>
-        <w:rPr>
-          <w:rFonts w:hint="default"/>
-        </w:rPr>
-        <w:t>the Total Entertainment System (TES) onboard commercial aircraft. It</w:t>
-      </w:r>
-      <w:r>
-        <w:rPr>
-          <w:rFonts w:hint="default"/>
-        </w:rPr>
-        <w:tab/>
-      </w:r>
-      <w:r>
-        <w:rPr>
-          <w:rFonts w:hint="default"/>
-        </w:rPr>
-        <w:t>(2)</w:t>
-      </w:r>
-    </w:p>
-    <w:p>
-      <w:pPr>
-        <w:rPr>
-          <w:rFonts w:hint="default"/>
-        </w:rPr>
-      </w:pPr>
-      <w:r>
-        <w:rPr>
-          <w:rFonts w:hint="default"/>
-        </w:rPr>
-        <w:t>passenger in-flight telephone and Passenger Entertainment/Passenger Service (PE/PS) functions at the seat.</w:t>
-      </w:r>
-    </w:p>
-    <w:p>
-      <w:pPr>
-        <w:rPr>
-          <w:rFonts w:hint="default"/>
-        </w:rPr>
-      </w:pPr>
-      <w:r>
-        <w:rPr>
-          <w:rFonts w:hint="default"/>
-        </w:rPr>
-        <w:t>J.The Line Replaceable Unit (LRU)</w:t>
-      </w:r>
-      <w:r>
-        <w:rPr>
-          <w:rFonts w:hint="default"/>
-        </w:rPr>
-        <w:tab/>
-      </w:r>
-      <w:r>
-        <w:rPr>
-          <w:rFonts w:hint="default"/>
-        </w:rPr>
-        <w:t>(3) of the components given below.</w:t>
-      </w:r>
-    </w:p>
-    <w:p>
-      <w:pPr>
-        <w:rPr>
-          <w:rFonts w:hint="default"/>
-        </w:rPr>
-      </w:pPr>
-      <w:r>
-        <w:rPr>
-          <w:rFonts w:hint="default"/>
-        </w:rPr>
-        <w:t>J.1 Handset (UPCU). The handsets are made in a range of colors to</w:t>
-      </w:r>
-      <w:r>
-        <w:rPr>
-          <w:rFonts w:hint="default"/>
-        </w:rPr>
-        <w:tab/>
-      </w:r>
-      <w:r>
-        <w:rPr>
-          <w:rFonts w:hint="default"/>
-        </w:rPr>
-        <w:t>(4)</w:t>
-      </w:r>
-    </w:p>
-    <w:p>
-      <w:pPr>
-        <w:rPr>
-          <w:rFonts w:hint="default"/>
-        </w:rPr>
-      </w:pPr>
-      <w:r>
-        <w:rPr>
-          <w:rFonts w:hint="default"/>
-        </w:rPr>
-        <w:t>customer specifications.</w:t>
-      </w:r>
-    </w:p>
-    <w:p>
-      <w:pPr>
-        <w:rPr>
-          <w:rFonts w:hint="default"/>
-        </w:rPr>
-      </w:pPr>
-      <w:r>
-        <w:rPr>
-          <w:rFonts w:hint="default"/>
-        </w:rPr>
-        <w:t>J.2 Cradle ………… (5) in a range of colors to match the handset.</w:t>
-      </w:r>
-      <w:r>
-        <w:rPr>
-          <w:rFonts w:hint="default"/>
-        </w:rPr>
-        <w:tab/>
-      </w:r>
-      <w:r>
-        <w:rPr>
-          <w:rFonts w:hint="default"/>
-        </w:rPr>
-        <w:t>(6)</w:t>
-      </w:r>
-    </w:p>
-    <w:p>
-      <w:pPr>
-        <w:rPr>
-          <w:rFonts w:hint="default"/>
-        </w:rPr>
-      </w:pPr>
-      <w:r>
-        <w:rPr>
-          <w:rFonts w:hint="default"/>
-        </w:rPr>
-        <w:t>available configurations include.</w:t>
-      </w:r>
-    </w:p>
-    <w:p>
-      <w:pPr>
-        <w:rPr>
-          <w:rFonts w:hint="default"/>
-        </w:rPr>
-      </w:pPr>
-      <w:r>
-        <w:rPr>
-          <w:rFonts w:hint="default"/>
-        </w:rPr>
-        <w:t>a.Standard cradle assembly with</w:t>
-      </w:r>
-      <w:r>
-        <w:rPr>
-          <w:rFonts w:hint="default"/>
-        </w:rPr>
-        <w:tab/>
-      </w:r>
-      <w:r>
-        <w:rPr>
-          <w:rFonts w:hint="default"/>
-        </w:rPr>
-        <w:t>(7) ratcheting, integrated constant tension,</w:t>
-      </w:r>
-    </w:p>
-    <w:p>
-      <w:pPr>
-        <w:rPr>
-          <w:rFonts w:hint="default"/>
-        </w:rPr>
-      </w:pPr>
-      <w:r>
-        <w:rPr>
-          <w:rFonts w:hint="default"/>
-        </w:rPr>
-        <w:t>or combination cord reel.</w:t>
-      </w:r>
-    </w:p>
-    <w:p>
-      <w:pPr>
-        <w:rPr>
-          <w:rFonts w:hint="default"/>
-        </w:rPr>
-      </w:pPr>
-      <w:r>
-        <w:rPr>
-          <w:rFonts w:hint="default"/>
-        </w:rPr>
-        <w:t>b.Stepped cradle assembly with an attached ratcheting, constant tension, or combination cord reel.</w:t>
-      </w:r>
-    </w:p>
-    <w:p>
-      <w:pPr>
-        <w:rPr>
-          <w:rFonts w:hint="default"/>
-        </w:rPr>
-      </w:pPr>
-      <w:r>
-        <w:rPr>
-          <w:rFonts w:hint="default"/>
-        </w:rPr>
-        <w:t>c.In-line stepped cradle assembly with ………… (8) attached in-line ratcheting, constant tension, or combination cord reel.</w:t>
-      </w:r>
-    </w:p>
-    <w:p>
-      <w:pPr>
-        <w:rPr>
-          <w:rFonts w:hint="default"/>
-        </w:rPr>
-      </w:pPr>
-      <w:r>
-        <w:rPr>
-          <w:rFonts w:hint="default"/>
-        </w:rPr>
-        <w:t>d.Stand-alone cradle with remote ratcheting, constant tension, or combination cord reel.</w:t>
-      </w:r>
-    </w:p>
-    <w:p>
-      <w:pPr>
-        <w:rPr>
-          <w:rFonts w:hint="default"/>
-        </w:rPr>
-      </w:pPr>
-      <w:r>
-        <w:rPr>
-          <w:rFonts w:hint="default"/>
-        </w:rPr>
-        <w:t>e.50 degree armrest cradle assembly</w:t>
-      </w:r>
-    </w:p>
-    <w:p>
-      <w:pPr>
-        <w:rPr>
-          <w:rFonts w:hint="default"/>
-        </w:rPr>
-      </w:pPr>
-      <w:r>
-        <w:rPr>
-          <w:rFonts w:hint="default"/>
-        </w:rPr>
-        <w:t>K.Multiple configurations of the each UPCU ………… (9) covered in this CMM. The configurations are identical except ……….. (10) the color and cradle/cord reel configuration.</w:t>
-      </w:r>
-    </w:p>
-    <w:p>
-      <w:pPr>
-        <w:rPr>
-          <w:rFonts w:hint="default"/>
-        </w:rPr>
-      </w:pPr>
-    </w:p>
-    <w:p>
-      <w:pPr>
-        <w:rPr>
-          <w:rFonts w:hint="default"/>
-        </w:rPr>
-      </w:pPr>
-    </w:p>
-    <w:p>
-      <w:pPr>
-        <w:rPr>
-          <w:rFonts w:hint="default"/>
-        </w:rPr>
-      </w:pPr>
-    </w:p>
-    <w:p>
-      <w:pPr>
-        <w:rPr>
-          <w:rFonts w:hint="default"/>
-        </w:rPr>
-      </w:pPr>
-    </w:p>
-    <w:p>
-      <w:pPr>
-        <w:rPr>
-          <w:rFonts w:hint="default"/>
-        </w:rPr>
-      </w:pPr>
-      <w:r>
-        <w:rPr>
-          <w:rFonts w:hint="default"/>
-        </w:rPr>
-        <w:t xml:space="preserve">1. </w:t>
-      </w:r>
-    </w:p>
-    <w:p>
-      <w:pPr>
-        <w:rPr>
-          <w:rFonts w:hint="default"/>
-        </w:rPr>
-      </w:pPr>
-      <w:r>
-        <w:rPr>
-          <w:rFonts w:hint="default"/>
-        </w:rPr>
-        <w:t>A.are</w:t>
-      </w:r>
-      <w:r>
-        <w:rPr>
-          <w:rFonts w:hint="default"/>
-        </w:rPr>
-        <w:tab/>
-      </w:r>
-    </w:p>
-    <w:p>
-      <w:pPr>
-        <w:rPr>
-          <w:rFonts w:hint="default"/>
-        </w:rPr>
-      </w:pPr>
-      <w:r>
-        <w:rPr>
-          <w:rFonts w:hint="default"/>
-        </w:rPr>
-        <w:t>B.is (*)</w:t>
-      </w:r>
-      <w:r>
-        <w:rPr>
-          <w:rFonts w:hint="default"/>
-        </w:rPr>
-        <w:tab/>
-      </w:r>
-    </w:p>
-    <w:p>
-      <w:pPr>
-        <w:rPr>
-          <w:rFonts w:hint="default"/>
-        </w:rPr>
-      </w:pPr>
-      <w:r>
-        <w:rPr>
-          <w:rFonts w:hint="default"/>
-        </w:rPr>
-        <w:t>C. was</w:t>
-      </w:r>
-    </w:p>
-    <w:p>
-      <w:pPr>
-        <w:rPr>
-          <w:rFonts w:hint="default"/>
-        </w:rPr>
-      </w:pPr>
-      <w:r>
-        <w:rPr>
-          <w:rFonts w:hint="default"/>
-        </w:rPr>
-        <w:t xml:space="preserve">2. </w:t>
-      </w:r>
-    </w:p>
-    <w:p>
-      <w:pPr>
-        <w:rPr>
-          <w:rFonts w:hint="default"/>
-        </w:rPr>
-      </w:pPr>
-      <w:r>
-        <w:rPr>
-          <w:rFonts w:hint="default"/>
-        </w:rPr>
-        <w:t>A.has</w:t>
-      </w:r>
-      <w:r>
-        <w:rPr>
-          <w:rFonts w:hint="default"/>
-        </w:rPr>
-        <w:tab/>
-      </w:r>
-    </w:p>
-    <w:p>
-      <w:pPr>
-        <w:rPr>
-          <w:rFonts w:hint="default"/>
-        </w:rPr>
-      </w:pPr>
-      <w:r>
-        <w:rPr>
-          <w:rFonts w:hint="default"/>
-        </w:rPr>
-        <w:t>B.provides (*)</w:t>
-      </w:r>
-      <w:r>
-        <w:rPr>
-          <w:rFonts w:hint="default"/>
-        </w:rPr>
-        <w:tab/>
-      </w:r>
-    </w:p>
-    <w:p>
-      <w:pPr>
-        <w:rPr>
-          <w:rFonts w:hint="default"/>
-        </w:rPr>
-      </w:pPr>
-      <w:r>
-        <w:rPr>
-          <w:rFonts w:hint="default"/>
-        </w:rPr>
-        <w:t>C. shows</w:t>
-      </w:r>
-    </w:p>
-    <w:p>
-      <w:pPr>
-        <w:rPr>
-          <w:rFonts w:hint="default"/>
-        </w:rPr>
-      </w:pPr>
-      <w:r>
-        <w:rPr>
-          <w:rFonts w:hint="default"/>
-        </w:rPr>
-        <w:t xml:space="preserve">3. </w:t>
-      </w:r>
-    </w:p>
-    <w:p>
-      <w:pPr>
-        <w:rPr>
-          <w:rFonts w:hint="default"/>
-        </w:rPr>
-      </w:pPr>
-      <w:r>
-        <w:rPr>
-          <w:rFonts w:hint="default"/>
-        </w:rPr>
-        <w:t>A.consists (*)</w:t>
-      </w:r>
-      <w:r>
-        <w:rPr>
-          <w:rFonts w:hint="default"/>
-        </w:rPr>
-        <w:tab/>
-      </w:r>
-    </w:p>
-    <w:p>
-      <w:pPr>
-        <w:rPr>
-          <w:rFonts w:hint="default"/>
-        </w:rPr>
-      </w:pPr>
-      <w:r>
-        <w:rPr>
-          <w:rFonts w:hint="default"/>
-        </w:rPr>
-        <w:t>B.includes</w:t>
-      </w:r>
-      <w:r>
-        <w:rPr>
-          <w:rFonts w:hint="default"/>
-        </w:rPr>
-        <w:tab/>
-      </w:r>
-    </w:p>
-    <w:p>
-      <w:pPr>
-        <w:rPr>
-          <w:rFonts w:hint="default"/>
-        </w:rPr>
-      </w:pPr>
-      <w:r>
-        <w:rPr>
-          <w:rFonts w:hint="default"/>
-        </w:rPr>
-        <w:t>C. contains</w:t>
-      </w:r>
-    </w:p>
-    <w:p>
-      <w:pPr>
-        <w:rPr>
-          <w:rFonts w:hint="default"/>
-        </w:rPr>
-      </w:pPr>
-      <w:r>
-        <w:rPr>
-          <w:rFonts w:hint="default"/>
-        </w:rPr>
-        <w:t xml:space="preserve">4. </w:t>
-      </w:r>
-    </w:p>
-    <w:p>
-      <w:pPr>
-        <w:rPr>
-          <w:rFonts w:hint="default"/>
-        </w:rPr>
-      </w:pPr>
-      <w:r>
-        <w:rPr>
-          <w:rFonts w:hint="default"/>
-        </w:rPr>
-        <w:t>A.gain</w:t>
-      </w:r>
-      <w:r>
-        <w:rPr>
-          <w:rFonts w:hint="default"/>
-        </w:rPr>
-        <w:tab/>
-      </w:r>
-    </w:p>
-    <w:p>
-      <w:pPr>
-        <w:rPr>
-          <w:rFonts w:hint="default"/>
-        </w:rPr>
-      </w:pPr>
-      <w:r>
-        <w:rPr>
-          <w:rFonts w:hint="default"/>
-        </w:rPr>
-        <w:t>B.reply</w:t>
-      </w:r>
-      <w:r>
-        <w:rPr>
-          <w:rFonts w:hint="default"/>
-        </w:rPr>
-        <w:tab/>
-      </w:r>
-    </w:p>
-    <w:p>
-      <w:pPr>
-        <w:rPr>
-          <w:rFonts w:hint="default"/>
-        </w:rPr>
-      </w:pPr>
-      <w:r>
-        <w:rPr>
-          <w:rFonts w:hint="default"/>
-        </w:rPr>
-        <w:t>C. meet (*)</w:t>
-      </w:r>
-    </w:p>
-    <w:p>
-      <w:pPr>
-        <w:rPr>
-          <w:rFonts w:hint="default"/>
-        </w:rPr>
-      </w:pPr>
-      <w:r>
-        <w:rPr>
-          <w:rFonts w:hint="default"/>
-        </w:rPr>
-        <w:t xml:space="preserve">5. </w:t>
-      </w:r>
-    </w:p>
-    <w:p>
-      <w:pPr>
-        <w:rPr>
-          <w:rFonts w:hint="default"/>
-        </w:rPr>
-      </w:pPr>
-      <w:r>
-        <w:rPr>
-          <w:rFonts w:hint="default"/>
-        </w:rPr>
-        <w:t>A.assembly (*)</w:t>
-      </w:r>
-      <w:r>
-        <w:rPr>
-          <w:rFonts w:hint="default"/>
-        </w:rPr>
-        <w:tab/>
-      </w:r>
-    </w:p>
-    <w:p>
-      <w:pPr>
-        <w:rPr>
-          <w:rFonts w:hint="default"/>
-        </w:rPr>
-      </w:pPr>
-      <w:r>
-        <w:rPr>
-          <w:rFonts w:hint="default"/>
-        </w:rPr>
-        <w:t>B.part</w:t>
-      </w:r>
-      <w:r>
-        <w:rPr>
-          <w:rFonts w:hint="default"/>
-        </w:rPr>
-        <w:tab/>
-      </w:r>
-    </w:p>
-    <w:p>
-      <w:pPr>
-        <w:rPr>
-          <w:rFonts w:hint="default"/>
-        </w:rPr>
-      </w:pPr>
-      <w:r>
-        <w:rPr>
-          <w:rFonts w:hint="default"/>
-        </w:rPr>
-        <w:t>C. unit</w:t>
-      </w:r>
-    </w:p>
-    <w:p>
-      <w:pPr>
-        <w:rPr>
-          <w:rFonts w:hint="default"/>
-        </w:rPr>
-      </w:pPr>
-      <w:r>
-        <w:rPr>
-          <w:rFonts w:hint="default"/>
-        </w:rPr>
-        <w:t xml:space="preserve">6. </w:t>
-      </w:r>
-    </w:p>
-    <w:p>
-      <w:pPr>
-        <w:rPr>
-          <w:rFonts w:hint="default"/>
-        </w:rPr>
-      </w:pPr>
-      <w:r>
-        <w:rPr>
-          <w:rFonts w:hint="default"/>
-        </w:rPr>
-        <w:t>A.A</w:t>
-      </w:r>
-      <w:r>
-        <w:rPr>
-          <w:rFonts w:hint="default"/>
-        </w:rPr>
-        <w:tab/>
-      </w:r>
-    </w:p>
-    <w:p>
-      <w:pPr>
-        <w:rPr>
-          <w:rFonts w:hint="default"/>
-        </w:rPr>
-      </w:pPr>
-      <w:r>
-        <w:rPr>
-          <w:rFonts w:hint="default"/>
-        </w:rPr>
-        <w:t>B.An</w:t>
-      </w:r>
-      <w:r>
-        <w:rPr>
-          <w:rFonts w:hint="default"/>
-        </w:rPr>
-        <w:tab/>
-      </w:r>
-    </w:p>
-    <w:p>
-      <w:pPr>
-        <w:rPr>
-          <w:rFonts w:hint="default"/>
-        </w:rPr>
-      </w:pPr>
-      <w:r>
-        <w:rPr>
-          <w:rFonts w:hint="default"/>
-        </w:rPr>
-        <w:t>C. The (*)</w:t>
-      </w:r>
-    </w:p>
-    <w:p>
-      <w:pPr>
-        <w:rPr>
-          <w:rFonts w:hint="default"/>
-        </w:rPr>
-      </w:pPr>
-      <w:r>
-        <w:rPr>
-          <w:rFonts w:hint="default"/>
-        </w:rPr>
-        <w:t xml:space="preserve">7. </w:t>
-      </w:r>
-    </w:p>
-    <w:p>
-      <w:pPr>
-        <w:rPr>
-          <w:rFonts w:hint="default"/>
-        </w:rPr>
-      </w:pPr>
-      <w:r>
-        <w:rPr>
-          <w:rFonts w:hint="default"/>
-        </w:rPr>
-        <w:t>A.integrate</w:t>
-      </w:r>
-      <w:r>
-        <w:rPr>
-          <w:rFonts w:hint="default"/>
-        </w:rPr>
-        <w:tab/>
-      </w:r>
-    </w:p>
-    <w:p>
-      <w:pPr>
-        <w:rPr>
-          <w:rFonts w:hint="default"/>
-        </w:rPr>
-      </w:pPr>
-      <w:r>
-        <w:rPr>
-          <w:rFonts w:hint="default"/>
-        </w:rPr>
-        <w:t>B.integrated (*)</w:t>
-      </w:r>
-      <w:r>
-        <w:rPr>
-          <w:rFonts w:hint="default"/>
-        </w:rPr>
-        <w:tab/>
-      </w:r>
-    </w:p>
-    <w:p>
-      <w:pPr>
-        <w:rPr>
-          <w:rFonts w:hint="default"/>
-        </w:rPr>
-      </w:pPr>
-      <w:r>
-        <w:rPr>
-          <w:rFonts w:hint="default"/>
-        </w:rPr>
-        <w:t>C. integrating</w:t>
-      </w:r>
-    </w:p>
-    <w:p>
-      <w:pPr>
-        <w:rPr>
-          <w:rFonts w:hint="default"/>
-        </w:rPr>
-      </w:pPr>
-      <w:r>
-        <w:rPr>
-          <w:rFonts w:hint="default"/>
-        </w:rPr>
-        <w:t xml:space="preserve">8. </w:t>
-      </w:r>
-    </w:p>
-    <w:p>
-      <w:pPr>
-        <w:rPr>
-          <w:rFonts w:hint="default"/>
-        </w:rPr>
-      </w:pPr>
-      <w:r>
-        <w:rPr>
-          <w:rFonts w:hint="default"/>
-        </w:rPr>
-        <w:t>A.A</w:t>
-      </w:r>
-      <w:r>
-        <w:rPr>
-          <w:rFonts w:hint="default"/>
-        </w:rPr>
-        <w:tab/>
-      </w:r>
-    </w:p>
-    <w:p>
-      <w:pPr>
-        <w:rPr>
-          <w:rFonts w:hint="default"/>
-        </w:rPr>
-      </w:pPr>
-      <w:r>
-        <w:rPr>
-          <w:rFonts w:hint="default"/>
-        </w:rPr>
-        <w:t>B.An (*)</w:t>
-      </w:r>
-      <w:r>
-        <w:rPr>
-          <w:rFonts w:hint="default"/>
-        </w:rPr>
-        <w:tab/>
-      </w:r>
-    </w:p>
-    <w:p>
-      <w:pPr>
-        <w:rPr>
-          <w:rFonts w:hint="default"/>
-        </w:rPr>
-      </w:pPr>
-      <w:r>
-        <w:rPr>
-          <w:rFonts w:hint="default"/>
-        </w:rPr>
-        <w:t>C. The</w:t>
-      </w:r>
-    </w:p>
-    <w:p>
-      <w:pPr>
-        <w:rPr>
-          <w:rFonts w:hint="default"/>
-        </w:rPr>
-      </w:pPr>
-      <w:r>
-        <w:rPr>
-          <w:rFonts w:hint="default"/>
-        </w:rPr>
-        <w:t xml:space="preserve">9. </w:t>
-      </w:r>
-    </w:p>
-    <w:p>
-      <w:pPr>
-        <w:rPr>
-          <w:rFonts w:hint="default"/>
-        </w:rPr>
-      </w:pPr>
-      <w:r>
-        <w:rPr>
-          <w:rFonts w:hint="default"/>
-        </w:rPr>
-        <w:t>A.are (*)</w:t>
-      </w:r>
-      <w:r>
-        <w:rPr>
-          <w:rFonts w:hint="default"/>
-        </w:rPr>
-        <w:tab/>
-      </w:r>
-      <w:r>
-        <w:rPr>
-          <w:rFonts w:hint="default"/>
-        </w:rPr>
-        <w:tab/>
-      </w:r>
-    </w:p>
-    <w:p>
-      <w:pPr>
-        <w:rPr>
-          <w:rFonts w:hint="default"/>
-        </w:rPr>
-      </w:pPr>
-      <w:r>
-        <w:rPr>
-          <w:rFonts w:hint="default"/>
-        </w:rPr>
-        <w:t xml:space="preserve">B.is </w:t>
-      </w:r>
-    </w:p>
-    <w:p>
-      <w:pPr>
-        <w:rPr>
-          <w:rFonts w:hint="default"/>
-        </w:rPr>
-      </w:pPr>
-      <w:r>
-        <w:rPr>
-          <w:rFonts w:hint="default"/>
-        </w:rPr>
-        <w:t>C. was</w:t>
-      </w:r>
-    </w:p>
-    <w:p>
-      <w:pPr>
-        <w:rPr>
-          <w:rFonts w:hint="default"/>
-        </w:rPr>
-      </w:pPr>
-      <w:r>
-        <w:rPr>
-          <w:rFonts w:hint="default"/>
-        </w:rPr>
-        <w:t xml:space="preserve">10. </w:t>
-      </w:r>
-    </w:p>
-    <w:p>
-      <w:pPr>
-        <w:rPr>
-          <w:rFonts w:hint="default"/>
-        </w:rPr>
-      </w:pPr>
-      <w:r>
-        <w:rPr>
-          <w:rFonts w:hint="default"/>
-        </w:rPr>
-        <w:t>A.from</w:t>
-      </w:r>
-      <w:r>
-        <w:rPr>
-          <w:rFonts w:hint="default"/>
-        </w:rPr>
-        <w:tab/>
-      </w:r>
-    </w:p>
-    <w:p>
-      <w:pPr>
-        <w:rPr>
-          <w:rFonts w:hint="default"/>
-        </w:rPr>
-      </w:pPr>
-      <w:r>
-        <w:rPr>
-          <w:rFonts w:hint="default"/>
-        </w:rPr>
-        <w:t>B.for (*)</w:t>
-      </w:r>
-      <w:r>
-        <w:rPr>
-          <w:rFonts w:hint="default"/>
-        </w:rPr>
-        <w:tab/>
-      </w:r>
-    </w:p>
-    <w:p>
-      <w:pPr>
-        <w:rPr>
-          <w:rFonts w:hint="default"/>
-        </w:rPr>
-      </w:pPr>
-      <w:r>
-        <w:rPr>
-          <w:rFonts w:hint="default"/>
-        </w:rPr>
-        <w:t>C. of</w:t>
-      </w:r>
-    </w:p>
-    <w:p>
-      <w:pPr>
-        <w:rPr>
-          <w:rFonts w:hint="default"/>
-        </w:rPr>
-      </w:pPr>
-      <w:r>
-        <w:rPr>
-          <w:rFonts w:hint="default"/>
-        </w:rPr>
-        <w:t>Paragraph 56.</w:t>
-      </w:r>
-      <w:r>
-        <w:rPr>
-          <w:rFonts w:hint="default"/>
-        </w:rPr>
-        <w:tab/>
-      </w:r>
-      <w:r>
-        <w:rPr>
-          <w:rFonts w:hint="default"/>
-        </w:rPr>
-        <w:t>Use the text to answer questions: Level 2</w:t>
-      </w:r>
-    </w:p>
-    <w:p>
-      <w:pPr>
-        <w:rPr>
-          <w:rFonts w:hint="default"/>
-        </w:rPr>
-      </w:pPr>
-      <w:r>
-        <w:rPr>
-          <w:rFonts w:hint="default"/>
-        </w:rPr>
-        <w:t>Cabin Attendant Masks</w:t>
-      </w:r>
-    </w:p>
-    <w:p>
-      <w:pPr>
-        <w:rPr>
-          <w:rFonts w:hint="default"/>
-        </w:rPr>
-      </w:pPr>
-      <w:r>
-        <w:rPr>
-          <w:rFonts w:hint="default"/>
-        </w:rPr>
-        <w:t>A 300 SB35.007 p. 10</w:t>
-      </w:r>
-    </w:p>
-    <w:p>
-      <w:pPr>
-        <w:rPr>
-          <w:rFonts w:hint="default"/>
-        </w:rPr>
-      </w:pPr>
-      <w:r>
-        <w:rPr>
-          <w:rFonts w:hint="default"/>
-        </w:rPr>
-        <w:t>I.Remove oxygen masks from cabin attendant seat located forward of RH emergency exit.</w:t>
-      </w:r>
-    </w:p>
-    <w:p>
-      <w:pPr>
-        <w:rPr>
-          <w:rFonts w:hint="default"/>
-        </w:rPr>
-      </w:pPr>
-      <w:r>
-        <w:rPr>
-          <w:rFonts w:hint="default"/>
-        </w:rPr>
-        <w:t>Refer to Figure 1, Sheet 2.</w:t>
-      </w:r>
-    </w:p>
-    <w:p>
-      <w:pPr>
-        <w:rPr>
-          <w:rFonts w:hint="default"/>
-        </w:rPr>
-      </w:pPr>
-      <w:r>
-        <w:rPr>
-          <w:rFonts w:hint="default"/>
-        </w:rPr>
-        <w:t>(a)Remove three oxygen masks (first aid) B114019-28, Item 14, and return to stores.</w:t>
-      </w:r>
-    </w:p>
-    <w:p>
-      <w:pPr>
-        <w:rPr>
-          <w:rFonts w:hint="default"/>
-        </w:rPr>
-      </w:pPr>
-      <w:r>
-        <w:rPr>
-          <w:rFonts w:hint="default"/>
-        </w:rPr>
-        <w:t>II.Remove oxygen masks complete with container assy and replace life vest receptacle at cabin attendant seat located aft of LH FWD passenger/crew door.</w:t>
-      </w:r>
-    </w:p>
-    <w:p>
-      <w:pPr>
-        <w:rPr>
-          <w:rFonts w:hint="default"/>
-        </w:rPr>
-      </w:pPr>
-      <w:r>
-        <w:rPr>
-          <w:rFonts w:hint="default"/>
-        </w:rPr>
-        <w:t>Refer to Figure 1, Sheet 2.</w:t>
-      </w:r>
-    </w:p>
-    <w:p>
-      <w:pPr>
-        <w:rPr>
-          <w:rFonts w:hint="default"/>
-        </w:rPr>
-      </w:pPr>
-      <w:r>
-        <w:rPr>
-          <w:rFonts w:hint="default"/>
-        </w:rPr>
-        <w:t>(b)Remove and discard two screws NSA503908-03, Item 16, four washers AN960PD8, Item 17, two nuts NAS1021N08, Item 18, from oxyen mask container assy A2567028200000, Item 19.</w:t>
-      </w:r>
-    </w:p>
-    <w:p>
-      <w:pPr>
-        <w:rPr>
-          <w:rFonts w:hint="default"/>
-        </w:rPr>
-      </w:pPr>
-      <w:r>
-        <w:rPr>
-          <w:rFonts w:hint="default"/>
-        </w:rPr>
-        <w:t>(c)Remove and retain manual release tool 995000, Item 15.</w:t>
-      </w:r>
-    </w:p>
-    <w:p>
-      <w:pPr>
-        <w:rPr>
-          <w:rFonts w:hint="default"/>
-        </w:rPr>
-      </w:pPr>
-      <w:r>
-        <w:rPr>
-          <w:rFonts w:hint="default"/>
-        </w:rPr>
-        <w:t>(d)Remove and return to stores 3 oxygen masks (first aid) 114019-28, Item 14.</w:t>
-      </w:r>
-    </w:p>
-    <w:p>
-      <w:pPr>
-        <w:rPr>
-          <w:rFonts w:hint="default"/>
-        </w:rPr>
-      </w:pPr>
-      <w:r>
-        <w:rPr>
-          <w:rFonts w:hint="default"/>
-        </w:rPr>
-        <w:t>(e)Discard oxygen mask container assy, Item 19.</w:t>
-      </w:r>
-    </w:p>
-    <w:p>
-      <w:pPr>
-        <w:rPr>
-          <w:rFonts w:hint="default"/>
-        </w:rPr>
-      </w:pPr>
-      <w:r>
-        <w:rPr>
-          <w:rFonts w:hint="default"/>
-        </w:rPr>
-        <w:t>(f)Remove and retain life vest (crew) 52-VE-6, Item 9, life vest (demonstration) 52 –VE-8, Item 10, and oxygen mask (demonstration) 14019-31, Item 11.</w:t>
-      </w:r>
-    </w:p>
-    <w:p>
-      <w:pPr>
-        <w:rPr>
-          <w:rFonts w:hint="default"/>
-        </w:rPr>
-      </w:pPr>
-      <w:r>
-        <w:rPr>
-          <w:rFonts w:hint="default"/>
-        </w:rPr>
-        <w:t>(g)Remove and retain two screws NSA5039-08-2, Item 12, two screws NSA5039- 08-1, Item 20, and four washers AN960PD8, Item 13, and remove and discard life vest receptacle A2567026000400, Item 8.</w:t>
-      </w:r>
-    </w:p>
-    <w:p>
-      <w:pPr>
-        <w:rPr>
-          <w:rFonts w:hint="default"/>
-        </w:rPr>
-      </w:pPr>
-      <w:r>
-        <w:rPr>
-          <w:rFonts w:hint="default"/>
-        </w:rPr>
-        <w:t>(h)Install new vest receptacle A2567028500600, Item 27, using retained screws, Items 12 and 20, and washers, Item 13.</w:t>
-      </w:r>
-    </w:p>
-    <w:p>
-      <w:pPr>
-        <w:rPr>
-          <w:rFonts w:hint="default"/>
-        </w:rPr>
-      </w:pPr>
-      <w:r>
-        <w:rPr>
-          <w:rFonts w:hint="default"/>
-        </w:rPr>
-        <w:t>(i)Install retained manual release tool, Item 15, life vest (crew), Item 9, life vest (demonstration), Item 10, and oxygen mask (demonstration), Item 11.</w:t>
-      </w:r>
-    </w:p>
-    <w:p>
-      <w:pPr>
-        <w:rPr>
-          <w:rFonts w:hint="default"/>
-        </w:rPr>
-      </w:pPr>
-      <w:r>
-        <w:rPr>
-          <w:rFonts w:hint="default"/>
-        </w:rPr>
-        <w:t>III.Replace placards on cabin attendant seats. Refer to Figure 1, Sheet 2.</w:t>
-      </w:r>
-    </w:p>
-    <w:p>
-      <w:pPr>
-        <w:rPr>
-          <w:rFonts w:hint="default"/>
-        </w:rPr>
-      </w:pPr>
-    </w:p>
-    <w:p>
-      <w:pPr>
-        <w:rPr>
-          <w:rFonts w:hint="default"/>
-        </w:rPr>
-      </w:pPr>
-      <w:r>
-        <w:rPr>
-          <w:rFonts w:hint="default"/>
-        </w:rPr>
-        <w:t>1.What is the special tool called?</w:t>
-      </w:r>
-    </w:p>
-    <w:p>
-      <w:pPr>
-        <w:rPr>
-          <w:rFonts w:hint="default"/>
-        </w:rPr>
-      </w:pPr>
-      <w:r>
-        <w:rPr>
-          <w:rFonts w:hint="default"/>
-        </w:rPr>
-        <w:t>A.Manual release (*)</w:t>
-      </w:r>
-      <w:r>
-        <w:rPr>
-          <w:rFonts w:hint="default"/>
-        </w:rPr>
-        <w:tab/>
-      </w:r>
-    </w:p>
-    <w:p>
-      <w:pPr>
-        <w:rPr>
-          <w:rFonts w:hint="default"/>
-        </w:rPr>
-      </w:pPr>
-      <w:r>
-        <w:rPr>
-          <w:rFonts w:hint="default"/>
-        </w:rPr>
-        <w:t>B. Tool 995000</w:t>
-      </w:r>
-      <w:r>
-        <w:rPr>
-          <w:rFonts w:hint="default"/>
-        </w:rPr>
-        <w:tab/>
-      </w:r>
-    </w:p>
-    <w:p>
-      <w:pPr>
-        <w:rPr>
-          <w:rFonts w:hint="default"/>
-        </w:rPr>
-      </w:pPr>
-      <w:r>
-        <w:rPr>
-          <w:rFonts w:hint="default"/>
-        </w:rPr>
-        <w:t>C. Retained screws</w:t>
-      </w:r>
-    </w:p>
-    <w:p>
-      <w:pPr>
-        <w:rPr>
-          <w:rFonts w:hint="default"/>
-        </w:rPr>
-      </w:pPr>
-    </w:p>
-    <w:p>
-      <w:pPr>
-        <w:rPr>
-          <w:rFonts w:hint="default"/>
-        </w:rPr>
-      </w:pPr>
-    </w:p>
-    <w:p>
-      <w:pPr>
-        <w:rPr>
-          <w:rFonts w:hint="default"/>
-        </w:rPr>
-      </w:pPr>
-    </w:p>
-    <w:p>
-      <w:pPr>
-        <w:rPr>
-          <w:rFonts w:hint="default"/>
-        </w:rPr>
-      </w:pPr>
-      <w:r>
-        <w:rPr>
-          <w:rFonts w:hint="default"/>
-        </w:rPr>
-        <w:t>2.What do you need to install the new life vest receptacle?</w:t>
-      </w:r>
-    </w:p>
-    <w:p>
-      <w:pPr>
-        <w:rPr>
-          <w:rFonts w:hint="default"/>
-        </w:rPr>
-      </w:pPr>
-      <w:r>
-        <w:rPr>
-          <w:rFonts w:hint="default"/>
-        </w:rPr>
-        <w:t>A.two screws</w:t>
-      </w:r>
-      <w:r>
-        <w:rPr>
-          <w:rFonts w:hint="default"/>
-        </w:rPr>
-        <w:tab/>
-      </w:r>
-    </w:p>
-    <w:p>
-      <w:pPr>
-        <w:rPr>
-          <w:rFonts w:hint="default"/>
-        </w:rPr>
-      </w:pPr>
-      <w:r>
-        <w:rPr>
-          <w:rFonts w:hint="default"/>
-        </w:rPr>
-        <w:t>B.two screws NSA5039-08-2</w:t>
-      </w:r>
-      <w:r>
-        <w:rPr>
-          <w:rFonts w:hint="default"/>
-        </w:rPr>
-        <w:tab/>
-      </w:r>
-    </w:p>
-    <w:p>
-      <w:pPr>
-        <w:rPr>
-          <w:rFonts w:hint="default"/>
-        </w:rPr>
-      </w:pPr>
-      <w:r>
-        <w:rPr>
-          <w:rFonts w:hint="default"/>
-        </w:rPr>
-        <w:t>C. Screws and washers (*)</w:t>
-      </w:r>
-    </w:p>
-    <w:p>
-      <w:pPr>
-        <w:rPr>
-          <w:rFonts w:hint="default"/>
-        </w:rPr>
-      </w:pPr>
-      <w:r>
-        <w:rPr>
-          <w:rFonts w:hint="default"/>
-        </w:rPr>
-        <w:t>3.What type of mask do you remove from the RH emergency exit attendant seat?</w:t>
-      </w:r>
-    </w:p>
-    <w:p>
-      <w:pPr>
-        <w:rPr>
-          <w:rFonts w:hint="default"/>
-        </w:rPr>
-      </w:pPr>
-      <w:r>
-        <w:rPr>
-          <w:rFonts w:hint="default"/>
-        </w:rPr>
-        <w:t>A.B114019-28</w:t>
-      </w:r>
-      <w:r>
-        <w:rPr>
-          <w:rFonts w:hint="default"/>
-        </w:rPr>
-        <w:tab/>
-      </w:r>
-    </w:p>
-    <w:p>
-      <w:pPr>
-        <w:rPr>
-          <w:rFonts w:hint="default"/>
-        </w:rPr>
-      </w:pPr>
-      <w:r>
-        <w:rPr>
-          <w:rFonts w:hint="default"/>
-        </w:rPr>
-        <w:t>B.First aid (*)</w:t>
-      </w:r>
-      <w:r>
-        <w:rPr>
-          <w:rFonts w:hint="default"/>
-        </w:rPr>
-        <w:tab/>
-      </w:r>
-    </w:p>
-    <w:p>
-      <w:pPr>
-        <w:rPr>
-          <w:rFonts w:hint="default"/>
-        </w:rPr>
-      </w:pPr>
-      <w:r>
-        <w:rPr>
-          <w:rFonts w:hint="default"/>
-        </w:rPr>
-        <w:t>C. Both A &amp; B.</w:t>
-      </w:r>
-    </w:p>
-    <w:p>
-      <w:pPr>
-        <w:rPr>
-          <w:rFonts w:hint="default"/>
-        </w:rPr>
-      </w:pPr>
-      <w:r>
-        <w:rPr>
-          <w:rFonts w:hint="default"/>
-        </w:rPr>
-        <w:t>4.What do you install on the attendant seats at the end of the procedure?</w:t>
-      </w:r>
-    </w:p>
-    <w:p>
-      <w:pPr>
-        <w:rPr>
-          <w:rFonts w:hint="default"/>
-        </w:rPr>
-      </w:pPr>
-      <w:r>
-        <w:rPr>
-          <w:rFonts w:hint="default"/>
-        </w:rPr>
-        <w:t>A.Placards (*)</w:t>
-      </w:r>
-      <w:r>
-        <w:rPr>
-          <w:rFonts w:hint="default"/>
-        </w:rPr>
-        <w:tab/>
-      </w:r>
-    </w:p>
-    <w:p>
-      <w:pPr>
-        <w:rPr>
-          <w:rFonts w:hint="default"/>
-        </w:rPr>
-      </w:pPr>
-      <w:r>
-        <w:rPr>
-          <w:rFonts w:hint="default"/>
-        </w:rPr>
-        <w:t>B.Nothing</w:t>
-      </w:r>
-      <w:r>
-        <w:rPr>
-          <w:rFonts w:hint="default"/>
-        </w:rPr>
-        <w:tab/>
-      </w:r>
-    </w:p>
-    <w:p>
-      <w:pPr>
-        <w:rPr>
-          <w:rFonts w:hint="default"/>
-        </w:rPr>
-      </w:pPr>
-      <w:r>
-        <w:rPr>
-          <w:rFonts w:hint="default"/>
-        </w:rPr>
-        <w:t>C. Retained manual release tool</w:t>
-      </w:r>
-    </w:p>
-    <w:p>
-      <w:pPr>
-        <w:rPr>
-          <w:rFonts w:hint="default"/>
-        </w:rPr>
-      </w:pPr>
-      <w:r>
-        <w:rPr>
-          <w:rFonts w:hint="default"/>
-        </w:rPr>
-        <w:t>5.Is the life vest receptacle S/N A2567029500600?</w:t>
-      </w:r>
-    </w:p>
-    <w:p>
-      <w:pPr>
-        <w:rPr>
-          <w:rFonts w:hint="default"/>
-        </w:rPr>
-      </w:pPr>
-      <w:r>
-        <w:rPr>
-          <w:rFonts w:hint="default"/>
-        </w:rPr>
-        <w:t>A.No, It’s A2567028500600. (*)</w:t>
-      </w:r>
-      <w:r>
-        <w:rPr>
-          <w:rFonts w:hint="default"/>
-        </w:rPr>
-        <w:tab/>
-      </w:r>
-    </w:p>
-    <w:p>
-      <w:pPr>
-        <w:rPr>
-          <w:rFonts w:hint="default"/>
-        </w:rPr>
-      </w:pPr>
-      <w:r>
-        <w:rPr>
-          <w:rFonts w:hint="default"/>
-        </w:rPr>
-        <w:t>B.No, It’s A2567026000400.</w:t>
-      </w:r>
-      <w:r>
-        <w:rPr>
-          <w:rFonts w:hint="default"/>
-        </w:rPr>
-        <w:tab/>
-      </w:r>
-    </w:p>
-    <w:p>
-      <w:pPr>
-        <w:rPr>
-          <w:rFonts w:hint="default"/>
-        </w:rPr>
-      </w:pPr>
-      <w:r>
-        <w:rPr>
-          <w:rFonts w:hint="default"/>
-        </w:rPr>
-        <w:t>C. Yes, It is.</w:t>
-      </w:r>
-    </w:p>
-    <w:p>
-      <w:pPr>
-        <w:rPr>
-          <w:rFonts w:hint="default"/>
-        </w:rPr>
-      </w:pPr>
-    </w:p>
-    <w:p>
-      <w:pPr>
-        <w:rPr>
-          <w:rFonts w:hint="default"/>
-        </w:rPr>
-      </w:pPr>
-      <w:r>
-        <w:rPr>
-          <w:rFonts w:hint="default"/>
-        </w:rPr>
-        <w:t>Paragraph 57.</w:t>
-      </w:r>
-      <w:r>
-        <w:rPr>
-          <w:rFonts w:hint="default"/>
-        </w:rPr>
-        <w:tab/>
-      </w:r>
-      <w:r>
-        <w:rPr>
-          <w:rFonts w:hint="default"/>
-        </w:rPr>
-        <w:t>Read the following paragraph and determine which sentence is True (A), False (B) or Not Given (C) Level 1</w:t>
-      </w:r>
-    </w:p>
-    <w:p>
-      <w:pPr>
-        <w:rPr>
-          <w:rFonts w:hint="default"/>
-        </w:rPr>
-      </w:pPr>
-      <w:r>
-        <w:rPr>
-          <w:rFonts w:hint="default"/>
-        </w:rPr>
-        <w:t>A. Seat bottom</w:t>
-      </w:r>
-    </w:p>
-    <w:p>
-      <w:pPr>
-        <w:rPr>
-          <w:rFonts w:hint="default"/>
-        </w:rPr>
-      </w:pPr>
-      <w:r>
-        <w:rPr>
-          <w:rFonts w:hint="default"/>
-        </w:rPr>
-        <w:tab/>
-      </w:r>
-      <w:r>
-        <w:rPr>
-          <w:rFonts w:hint="default"/>
-        </w:rPr>
-        <w:t>I. Horizontal displacement</w:t>
-      </w:r>
-    </w:p>
-    <w:p>
-      <w:pPr>
-        <w:rPr>
-          <w:rFonts w:hint="default"/>
-        </w:rPr>
-      </w:pPr>
-      <w:r>
-        <w:rPr>
-          <w:rFonts w:hint="default"/>
-        </w:rPr>
-        <w:t>Push control handle, installed on the side of the seat and in the meantime, slide the seat on tracks fore or aft, then release the control handle, the seat must be stay in the selected position.</w:t>
-      </w:r>
-    </w:p>
-    <w:p>
-      <w:pPr>
-        <w:rPr>
-          <w:rFonts w:hint="default"/>
-        </w:rPr>
-      </w:pPr>
-      <w:r>
-        <w:rPr>
-          <w:rFonts w:hint="default"/>
-        </w:rPr>
-        <w:t>II.Vertical displacement</w:t>
-      </w:r>
-    </w:p>
-    <w:p>
-      <w:pPr>
-        <w:rPr>
-          <w:rFonts w:hint="default"/>
-        </w:rPr>
-      </w:pPr>
-      <w:r>
-        <w:rPr>
-          <w:rFonts w:hint="default"/>
-        </w:rPr>
-        <w:t>Push control handle, installed on the seat side under occupant's weight. The seat moves downward. Release the control handle, the seat and must locked in the selected position.</w:t>
-      </w:r>
-    </w:p>
-    <w:p>
-      <w:pPr>
-        <w:rPr>
-          <w:rFonts w:hint="default"/>
-        </w:rPr>
-      </w:pPr>
-      <w:r>
-        <w:rPr>
-          <w:rFonts w:hint="default"/>
-        </w:rPr>
-        <w:t>The seat is in lower position and unoccupied, push control handle, then the seat go up automatically by means of gas cylinders.</w:t>
-      </w:r>
-    </w:p>
-    <w:p>
-      <w:pPr>
-        <w:rPr>
-          <w:rFonts w:hint="default"/>
-        </w:rPr>
-      </w:pPr>
-      <w:r>
-        <w:rPr>
-          <w:rFonts w:hint="default"/>
-        </w:rPr>
-        <w:t>1.The control handle is assembled on the side of the seat</w:t>
-      </w:r>
-    </w:p>
-    <w:p>
-      <w:pPr>
-        <w:rPr>
-          <w:rFonts w:hint="default"/>
-        </w:rPr>
-      </w:pPr>
-      <w:r>
-        <w:rPr>
-          <w:rFonts w:hint="default"/>
-        </w:rPr>
-        <w:t>A.False</w:t>
-      </w:r>
-      <w:r>
-        <w:rPr>
-          <w:rFonts w:hint="default"/>
-        </w:rPr>
-        <w:tab/>
-      </w:r>
-    </w:p>
-    <w:p>
-      <w:pPr>
-        <w:rPr>
-          <w:rFonts w:hint="default"/>
-        </w:rPr>
-      </w:pPr>
-      <w:r>
-        <w:rPr>
-          <w:rFonts w:hint="default"/>
-        </w:rPr>
-        <w:t>B.Not given</w:t>
-      </w:r>
-      <w:r>
-        <w:rPr>
-          <w:rFonts w:hint="default"/>
-        </w:rPr>
-        <w:tab/>
-      </w:r>
-    </w:p>
-    <w:p>
-      <w:pPr>
-        <w:rPr>
-          <w:rFonts w:hint="default"/>
-        </w:rPr>
-      </w:pPr>
-      <w:r>
-        <w:rPr>
-          <w:rFonts w:hint="default"/>
-        </w:rPr>
-        <w:t>C. True (*)</w:t>
-      </w:r>
-    </w:p>
-    <w:p>
-      <w:pPr>
-        <w:rPr>
-          <w:rFonts w:hint="default"/>
-        </w:rPr>
-      </w:pPr>
-      <w:r>
-        <w:rPr>
-          <w:rFonts w:hint="default"/>
-        </w:rPr>
-        <w:t>2.The seat must be stay in the selected position before sliding the seat on tracks fore or aft.</w:t>
-      </w:r>
-    </w:p>
-    <w:p>
-      <w:pPr>
-        <w:rPr>
-          <w:rFonts w:hint="default"/>
-        </w:rPr>
-      </w:pPr>
-      <w:r>
-        <w:rPr>
-          <w:rFonts w:hint="default"/>
-        </w:rPr>
-        <w:t>A.False (*)</w:t>
-      </w:r>
-      <w:r>
-        <w:rPr>
-          <w:rFonts w:hint="default"/>
-        </w:rPr>
-        <w:tab/>
-      </w:r>
-    </w:p>
-    <w:p>
-      <w:pPr>
-        <w:rPr>
-          <w:rFonts w:hint="default"/>
-        </w:rPr>
-      </w:pPr>
-      <w:r>
-        <w:rPr>
-          <w:rFonts w:hint="default"/>
-        </w:rPr>
-        <w:t>B.True</w:t>
-      </w:r>
-      <w:r>
-        <w:rPr>
-          <w:rFonts w:hint="default"/>
-        </w:rPr>
-        <w:tab/>
-      </w:r>
-    </w:p>
-    <w:p>
-      <w:pPr>
-        <w:rPr>
-          <w:rFonts w:hint="default"/>
-        </w:rPr>
-      </w:pPr>
-      <w:r>
-        <w:rPr>
-          <w:rFonts w:hint="default"/>
-        </w:rPr>
-        <w:t>C. Not given</w:t>
-      </w:r>
-    </w:p>
-    <w:p>
-      <w:pPr>
-        <w:rPr>
-          <w:rFonts w:hint="default"/>
-        </w:rPr>
-      </w:pPr>
-      <w:r>
-        <w:rPr>
-          <w:rFonts w:hint="default"/>
-        </w:rPr>
-        <w:t>3.Horizontal displacement must be done before Vertical displacement</w:t>
-      </w:r>
-    </w:p>
-    <w:p>
-      <w:pPr>
-        <w:rPr>
-          <w:rFonts w:hint="default"/>
-        </w:rPr>
-      </w:pPr>
-      <w:r>
-        <w:rPr>
-          <w:rFonts w:hint="default"/>
-        </w:rPr>
-        <w:t>A.True</w:t>
-      </w:r>
-      <w:r>
-        <w:rPr>
-          <w:rFonts w:hint="default"/>
-        </w:rPr>
-        <w:tab/>
-      </w:r>
-    </w:p>
-    <w:p>
-      <w:pPr>
-        <w:rPr>
-          <w:rFonts w:hint="default"/>
-        </w:rPr>
-      </w:pPr>
-      <w:r>
-        <w:rPr>
-          <w:rFonts w:hint="default"/>
-        </w:rPr>
-        <w:t>B.Not given (*)</w:t>
-      </w:r>
-      <w:r>
-        <w:rPr>
-          <w:rFonts w:hint="default"/>
-        </w:rPr>
-        <w:tab/>
-      </w:r>
-    </w:p>
-    <w:p>
-      <w:pPr>
-        <w:rPr>
-          <w:rFonts w:hint="default"/>
-        </w:rPr>
-      </w:pPr>
-      <w:r>
-        <w:rPr>
-          <w:rFonts w:hint="default"/>
-        </w:rPr>
-        <w:t>C. False</w:t>
-      </w:r>
-    </w:p>
-    <w:p>
-      <w:pPr>
-        <w:rPr>
-          <w:rFonts w:hint="default"/>
-        </w:rPr>
-      </w:pPr>
-      <w:r>
-        <w:rPr>
-          <w:rFonts w:hint="default"/>
-        </w:rPr>
-        <w:t xml:space="preserve">4.The seat go up and down automatically by means of gas cylinders </w:t>
-      </w:r>
-    </w:p>
-    <w:p>
-      <w:pPr>
-        <w:rPr>
-          <w:rFonts w:hint="default"/>
-        </w:rPr>
-      </w:pPr>
-      <w:r>
-        <w:rPr>
-          <w:rFonts w:hint="default"/>
-        </w:rPr>
-        <w:t>A.True</w:t>
-      </w:r>
-      <w:r>
-        <w:rPr>
-          <w:rFonts w:hint="default"/>
-        </w:rPr>
-        <w:tab/>
-      </w:r>
-    </w:p>
-    <w:p>
-      <w:pPr>
-        <w:rPr>
-          <w:rFonts w:hint="default"/>
-        </w:rPr>
-      </w:pPr>
-      <w:r>
-        <w:rPr>
-          <w:rFonts w:hint="default"/>
-        </w:rPr>
-        <w:t>B.Not given</w:t>
-      </w:r>
-      <w:r>
-        <w:rPr>
-          <w:rFonts w:hint="default"/>
-        </w:rPr>
-        <w:tab/>
-      </w:r>
-    </w:p>
-    <w:p>
-      <w:pPr>
-        <w:rPr>
-          <w:rFonts w:hint="default"/>
-        </w:rPr>
-      </w:pPr>
-      <w:r>
-        <w:rPr>
-          <w:rFonts w:hint="default"/>
-        </w:rPr>
-        <w:t>C. False (*)</w:t>
-      </w:r>
-    </w:p>
-    <w:p>
-      <w:pPr>
-        <w:rPr>
-          <w:rFonts w:hint="default"/>
-        </w:rPr>
-      </w:pPr>
-      <w:r>
-        <w:rPr>
-          <w:rFonts w:hint="default"/>
-        </w:rPr>
-        <w:t>5.The lock of the seat back/ bottom assembly in the horizontal or vertical direction in given by locking systems.</w:t>
-      </w:r>
-    </w:p>
-    <w:p>
-      <w:pPr>
-        <w:rPr>
-          <w:rFonts w:hint="default"/>
-        </w:rPr>
-      </w:pPr>
-      <w:r>
-        <w:rPr>
-          <w:rFonts w:hint="default"/>
-        </w:rPr>
-        <w:t>A.True</w:t>
-      </w:r>
-      <w:r>
-        <w:rPr>
-          <w:rFonts w:hint="default"/>
-        </w:rPr>
-        <w:tab/>
-      </w:r>
-    </w:p>
-    <w:p>
-      <w:pPr>
-        <w:rPr>
-          <w:rFonts w:hint="default"/>
-        </w:rPr>
-      </w:pPr>
-      <w:r>
-        <w:rPr>
-          <w:rFonts w:hint="default"/>
-        </w:rPr>
-        <w:t>B.Not given (*)</w:t>
-      </w:r>
-      <w:r>
-        <w:rPr>
-          <w:rFonts w:hint="default"/>
-        </w:rPr>
-        <w:tab/>
-      </w:r>
-    </w:p>
-    <w:p>
-      <w:pPr>
-        <w:rPr>
-          <w:rFonts w:hint="default"/>
-        </w:rPr>
-      </w:pPr>
-      <w:r>
-        <w:rPr>
-          <w:rFonts w:hint="default"/>
-        </w:rPr>
-        <w:t>C. False</w:t>
-      </w:r>
-    </w:p>
-    <w:p>
-      <w:pPr>
-        <w:rPr>
-          <w:rFonts w:hint="default"/>
-        </w:rPr>
-      </w:pPr>
-    </w:p>
-    <w:p>
-      <w:pPr>
-        <w:rPr>
-          <w:rFonts w:hint="default"/>
-        </w:rPr>
-      </w:pPr>
-    </w:p>
-    <w:p>
-      <w:pPr>
-        <w:rPr>
-          <w:rFonts w:hint="default"/>
-        </w:rPr>
-      </w:pPr>
-    </w:p>
-    <w:p>
-      <w:pPr>
-        <w:rPr>
-          <w:rFonts w:hint="default"/>
-        </w:rPr>
-      </w:pPr>
-      <w:r>
-        <w:rPr>
-          <w:rFonts w:hint="default"/>
-        </w:rPr>
-        <w:t>Paragraph 58.  Complete the blanks in the text below with an appropriate form of the verb in brackets Level 1</w:t>
-      </w:r>
-    </w:p>
-    <w:p>
-      <w:pPr>
-        <w:rPr>
-          <w:rFonts w:hint="default"/>
-        </w:rPr>
-      </w:pPr>
-      <w:r>
-        <w:rPr>
-          <w:rFonts w:hint="default"/>
-        </w:rPr>
-        <w:t>GENERAL FIREBLOCKING INFORMATION</w:t>
-      </w:r>
-    </w:p>
-    <w:p>
-      <w:pPr>
-        <w:rPr>
-          <w:rFonts w:hint="default"/>
-        </w:rPr>
-      </w:pPr>
-      <w:r>
-        <w:rPr>
-          <w:rFonts w:hint="default"/>
-        </w:rPr>
-        <w:t>Fire blocking is the term used to (1) ………… the method or system of (2)……………… increased thermal protection for the foam in seat cushions.</w:t>
-      </w:r>
-    </w:p>
-    <w:p>
-      <w:pPr>
-        <w:rPr>
-          <w:rFonts w:hint="default"/>
-        </w:rPr>
-      </w:pPr>
-      <w:r>
-        <w:rPr>
-          <w:rFonts w:hint="default"/>
-        </w:rPr>
-        <w:t>For that reason, the cushions, fire blocking liner and dress cover (3)……………. considered to be a fire blocking system. Changes to any of the three components of the system can (4)……………………. the thermal protection capability of that system. Two factors that (5)…</w:t>
-      </w:r>
-      <w:r>
-        <w:rPr>
-          <w:rFonts w:hint="default"/>
-        </w:rPr>
-        <w:tab/>
-      </w:r>
-      <w:r>
-        <w:rPr>
-          <w:rFonts w:hint="default"/>
-        </w:rPr>
-        <w:t>capability are the cleanliness of all the components and</w:t>
-      </w:r>
-    </w:p>
-    <w:p>
-      <w:pPr>
-        <w:rPr>
-          <w:rFonts w:hint="default"/>
-        </w:rPr>
-      </w:pPr>
-      <w:r>
-        <w:rPr>
-          <w:rFonts w:hint="default"/>
-        </w:rPr>
-        <w:t>the integrity of the fire blocking liner.</w:t>
-      </w:r>
-    </w:p>
-    <w:p>
-      <w:pPr>
-        <w:rPr>
-          <w:rFonts w:hint="default"/>
-        </w:rPr>
-      </w:pPr>
-      <w:r>
-        <w:rPr>
-          <w:rFonts w:hint="default"/>
-        </w:rPr>
-        <w:t>Liners (6)……………………. of materials, which, because of their chemical composition, provide inherent capability and do not (7)…</w:t>
-      </w:r>
-      <w:r>
-        <w:rPr>
-          <w:rFonts w:hint="default"/>
-        </w:rPr>
-        <w:tab/>
-      </w:r>
-      <w:r>
-        <w:rPr>
-          <w:rFonts w:hint="default"/>
-        </w:rPr>
-        <w:t>on yarn or fabric treatments</w:t>
-      </w:r>
-    </w:p>
-    <w:p>
-      <w:pPr>
-        <w:rPr>
-          <w:rFonts w:hint="default"/>
-        </w:rPr>
-      </w:pPr>
-      <w:r>
-        <w:rPr>
-          <w:rFonts w:hint="default"/>
-        </w:rPr>
-        <w:t>and coatings. Liners have no shelf life and their capability is not (8)…</w:t>
-      </w:r>
-      <w:r>
-        <w:rPr>
-          <w:rFonts w:hint="default"/>
-        </w:rPr>
-        <w:tab/>
-      </w:r>
-      <w:r>
-        <w:rPr>
-          <w:rFonts w:hint="default"/>
-        </w:rPr>
-        <w:t>by</w:t>
-      </w:r>
-    </w:p>
-    <w:p>
-      <w:pPr>
-        <w:rPr>
-          <w:rFonts w:hint="default"/>
-        </w:rPr>
-      </w:pPr>
-      <w:r>
-        <w:rPr>
-          <w:rFonts w:hint="default"/>
-        </w:rPr>
-        <w:t>dry cleaning. Liner capability will be decreased by mechanical damage and, as (9)……………………. above, will (10)……………………. by the cleanliness of all components of the fire blocking system (cushion, liner and dress cover.)</w:t>
-      </w:r>
-    </w:p>
-    <w:p>
-      <w:pPr>
-        <w:rPr>
-          <w:rFonts w:hint="default"/>
-        </w:rPr>
-      </w:pPr>
-    </w:p>
-    <w:p>
-      <w:pPr>
-        <w:rPr>
-          <w:rFonts w:hint="default"/>
-        </w:rPr>
-      </w:pPr>
-    </w:p>
-    <w:p>
-      <w:pPr>
-        <w:rPr>
-          <w:rFonts w:hint="default"/>
-        </w:rPr>
-      </w:pPr>
-    </w:p>
-    <w:p>
-      <w:pPr>
-        <w:rPr>
-          <w:rFonts w:hint="default"/>
-        </w:rPr>
-      </w:pPr>
-      <w:r>
-        <w:rPr>
-          <w:rFonts w:hint="default"/>
-        </w:rPr>
-        <w:t>1.</w:t>
-      </w:r>
-      <w:r>
-        <w:rPr>
-          <w:rFonts w:hint="default"/>
-        </w:rPr>
-        <w:tab/>
-      </w:r>
-    </w:p>
-    <w:p>
-      <w:pPr>
-        <w:rPr>
-          <w:rFonts w:hint="default"/>
-        </w:rPr>
-      </w:pPr>
-      <w:r>
-        <w:rPr>
-          <w:rFonts w:hint="default"/>
-        </w:rPr>
-        <w:t>A.describe (*)</w:t>
-      </w:r>
-      <w:r>
-        <w:rPr>
-          <w:rFonts w:hint="default"/>
-        </w:rPr>
-        <w:tab/>
-      </w:r>
-    </w:p>
-    <w:p>
-      <w:pPr>
-        <w:rPr>
-          <w:rFonts w:hint="default"/>
-        </w:rPr>
-      </w:pPr>
-      <w:r>
-        <w:rPr>
-          <w:rFonts w:hint="default"/>
-        </w:rPr>
-        <w:t>B.be described</w:t>
-      </w:r>
-      <w:r>
-        <w:rPr>
-          <w:rFonts w:hint="default"/>
-        </w:rPr>
-        <w:tab/>
-      </w:r>
-    </w:p>
-    <w:p>
-      <w:pPr>
-        <w:rPr>
-          <w:rFonts w:hint="default"/>
-        </w:rPr>
-      </w:pPr>
-      <w:r>
-        <w:rPr>
-          <w:rFonts w:hint="default"/>
-        </w:rPr>
-        <w:t>C. described</w:t>
-      </w:r>
-    </w:p>
-    <w:p>
-      <w:pPr>
-        <w:rPr>
-          <w:rFonts w:hint="default"/>
-        </w:rPr>
-      </w:pPr>
-      <w:r>
-        <w:rPr>
-          <w:rFonts w:hint="default"/>
-        </w:rPr>
-        <w:t>2.</w:t>
-      </w:r>
-      <w:r>
-        <w:rPr>
-          <w:rFonts w:hint="default"/>
-        </w:rPr>
-        <w:tab/>
-      </w:r>
-    </w:p>
-    <w:p>
-      <w:pPr>
-        <w:rPr>
-          <w:rFonts w:hint="default"/>
-        </w:rPr>
-      </w:pPr>
-      <w:r>
-        <w:rPr>
-          <w:rFonts w:hint="default"/>
-        </w:rPr>
-        <w:t>A.provides</w:t>
-      </w:r>
-      <w:r>
-        <w:rPr>
-          <w:rFonts w:hint="default"/>
-        </w:rPr>
-        <w:tab/>
-      </w:r>
-    </w:p>
-    <w:p>
-      <w:pPr>
-        <w:rPr>
-          <w:rFonts w:hint="default"/>
-        </w:rPr>
-      </w:pPr>
-      <w:r>
-        <w:rPr>
-          <w:rFonts w:hint="default"/>
-        </w:rPr>
-        <w:t>B.provided</w:t>
-      </w:r>
-      <w:r>
-        <w:rPr>
-          <w:rFonts w:hint="default"/>
-        </w:rPr>
-        <w:tab/>
-      </w:r>
-    </w:p>
-    <w:p>
-      <w:pPr>
-        <w:rPr>
-          <w:rFonts w:hint="default"/>
-        </w:rPr>
-      </w:pPr>
-      <w:r>
-        <w:rPr>
-          <w:rFonts w:hint="default"/>
-        </w:rPr>
-        <w:t>C. providing (*)</w:t>
-      </w:r>
-    </w:p>
-    <w:p>
-      <w:pPr>
-        <w:rPr>
-          <w:rFonts w:hint="default"/>
-        </w:rPr>
-      </w:pPr>
-      <w:r>
-        <w:rPr>
-          <w:rFonts w:hint="default"/>
-        </w:rPr>
-        <w:t>3.</w:t>
-      </w:r>
-      <w:r>
-        <w:rPr>
-          <w:rFonts w:hint="default"/>
-        </w:rPr>
-        <w:tab/>
-      </w:r>
-    </w:p>
-    <w:p>
-      <w:pPr>
-        <w:rPr>
-          <w:rFonts w:hint="default"/>
-        </w:rPr>
-      </w:pPr>
-      <w:r>
-        <w:rPr>
-          <w:rFonts w:hint="default"/>
-        </w:rPr>
-        <w:t>A.being</w:t>
-      </w:r>
-      <w:r>
-        <w:rPr>
-          <w:rFonts w:hint="default"/>
-        </w:rPr>
-        <w:tab/>
-      </w:r>
-    </w:p>
-    <w:p>
-      <w:pPr>
-        <w:rPr>
-          <w:rFonts w:hint="default"/>
-        </w:rPr>
-      </w:pPr>
-      <w:r>
-        <w:rPr>
-          <w:rFonts w:hint="default"/>
-        </w:rPr>
-        <w:t>B.is</w:t>
-      </w:r>
-      <w:r>
-        <w:rPr>
-          <w:rFonts w:hint="default"/>
-        </w:rPr>
-        <w:tab/>
-      </w:r>
-    </w:p>
-    <w:p>
-      <w:pPr>
-        <w:rPr>
-          <w:rFonts w:hint="default"/>
-        </w:rPr>
-      </w:pPr>
-      <w:r>
-        <w:rPr>
-          <w:rFonts w:hint="default"/>
-        </w:rPr>
-        <w:t>C. are (*)</w:t>
-      </w:r>
-    </w:p>
-    <w:p>
-      <w:pPr>
-        <w:rPr>
-          <w:rFonts w:hint="default"/>
-        </w:rPr>
-      </w:pPr>
-      <w:r>
-        <w:rPr>
-          <w:rFonts w:hint="default"/>
-        </w:rPr>
-        <w:t>4.</w:t>
-      </w:r>
-      <w:r>
-        <w:rPr>
-          <w:rFonts w:hint="default"/>
-        </w:rPr>
-        <w:tab/>
-      </w:r>
-    </w:p>
-    <w:p>
-      <w:pPr>
-        <w:rPr>
-          <w:rFonts w:hint="default"/>
-        </w:rPr>
-      </w:pPr>
-      <w:r>
-        <w:rPr>
-          <w:rFonts w:hint="default"/>
-        </w:rPr>
-        <w:t>A.be affected</w:t>
-      </w:r>
-      <w:r>
-        <w:rPr>
-          <w:rFonts w:hint="default"/>
-        </w:rPr>
-        <w:tab/>
-      </w:r>
-    </w:p>
-    <w:p>
-      <w:pPr>
-        <w:rPr>
-          <w:rFonts w:hint="default"/>
-        </w:rPr>
-      </w:pPr>
-      <w:r>
-        <w:rPr>
-          <w:rFonts w:hint="default"/>
-        </w:rPr>
-        <w:t>B.affected</w:t>
-      </w:r>
-      <w:r>
-        <w:rPr>
-          <w:rFonts w:hint="default"/>
-        </w:rPr>
-        <w:tab/>
-      </w:r>
-    </w:p>
-    <w:p>
-      <w:pPr>
-        <w:rPr>
-          <w:rFonts w:hint="default"/>
-        </w:rPr>
-      </w:pPr>
-      <w:r>
-        <w:rPr>
-          <w:rFonts w:hint="default"/>
-        </w:rPr>
-        <w:t>C. affect (*)</w:t>
-      </w:r>
-    </w:p>
-    <w:p>
-      <w:pPr>
-        <w:rPr>
-          <w:rFonts w:hint="default"/>
-        </w:rPr>
-      </w:pPr>
-      <w:r>
-        <w:rPr>
-          <w:rFonts w:hint="default"/>
-        </w:rPr>
-        <w:t>5.</w:t>
-      </w:r>
-      <w:r>
-        <w:rPr>
-          <w:rFonts w:hint="default"/>
-        </w:rPr>
-        <w:tab/>
-      </w:r>
-    </w:p>
-    <w:p>
-      <w:pPr>
-        <w:rPr>
-          <w:rFonts w:hint="default"/>
-        </w:rPr>
-      </w:pPr>
-      <w:r>
-        <w:rPr>
-          <w:rFonts w:hint="default"/>
-        </w:rPr>
-        <w:t>A.is affected</w:t>
-      </w:r>
-      <w:r>
-        <w:rPr>
-          <w:rFonts w:hint="default"/>
-        </w:rPr>
-        <w:tab/>
-      </w:r>
-    </w:p>
-    <w:p>
-      <w:pPr>
-        <w:rPr>
-          <w:rFonts w:hint="default"/>
-        </w:rPr>
-      </w:pPr>
-      <w:r>
-        <w:rPr>
-          <w:rFonts w:hint="default"/>
-        </w:rPr>
-        <w:t>B.are affected</w:t>
-      </w:r>
-      <w:r>
-        <w:rPr>
-          <w:rFonts w:hint="default"/>
-        </w:rPr>
-        <w:tab/>
-      </w:r>
-    </w:p>
-    <w:p>
-      <w:pPr>
-        <w:rPr>
-          <w:rFonts w:hint="default"/>
-        </w:rPr>
-      </w:pPr>
-      <w:r>
-        <w:rPr>
-          <w:rFonts w:hint="default"/>
-        </w:rPr>
-        <w:t>C. affect (*)</w:t>
-      </w:r>
-    </w:p>
-    <w:p>
-      <w:pPr>
-        <w:rPr>
-          <w:rFonts w:hint="default"/>
-        </w:rPr>
-      </w:pPr>
-      <w:r>
-        <w:rPr>
-          <w:rFonts w:hint="default"/>
-        </w:rPr>
-        <w:t>6.</w:t>
-      </w:r>
-      <w:r>
-        <w:rPr>
-          <w:rFonts w:hint="default"/>
-        </w:rPr>
-        <w:tab/>
-      </w:r>
-    </w:p>
-    <w:p>
-      <w:pPr>
-        <w:rPr>
-          <w:rFonts w:hint="default"/>
-        </w:rPr>
-      </w:pPr>
-      <w:r>
-        <w:rPr>
-          <w:rFonts w:hint="default"/>
-        </w:rPr>
-        <w:t>A.are made (*)</w:t>
-      </w:r>
-      <w:r>
-        <w:rPr>
-          <w:rFonts w:hint="default"/>
-        </w:rPr>
-        <w:tab/>
-      </w:r>
-    </w:p>
-    <w:p>
-      <w:pPr>
-        <w:rPr>
-          <w:rFonts w:hint="default"/>
-        </w:rPr>
-      </w:pPr>
-      <w:r>
-        <w:rPr>
-          <w:rFonts w:hint="default"/>
-        </w:rPr>
-        <w:t>B.make</w:t>
-      </w:r>
-      <w:r>
-        <w:rPr>
-          <w:rFonts w:hint="default"/>
-        </w:rPr>
-        <w:tab/>
-      </w:r>
-    </w:p>
-    <w:p>
-      <w:pPr>
-        <w:rPr>
-          <w:rFonts w:hint="default"/>
-        </w:rPr>
-      </w:pPr>
-      <w:r>
-        <w:rPr>
-          <w:rFonts w:hint="default"/>
-        </w:rPr>
-        <w:t>C. is made</w:t>
-      </w:r>
-    </w:p>
-    <w:p>
-      <w:pPr>
-        <w:rPr>
-          <w:rFonts w:hint="default"/>
-        </w:rPr>
-      </w:pPr>
-      <w:r>
-        <w:rPr>
-          <w:rFonts w:hint="default"/>
-        </w:rPr>
-        <w:t>7.</w:t>
-      </w:r>
-      <w:r>
-        <w:rPr>
-          <w:rFonts w:hint="default"/>
-        </w:rPr>
-        <w:tab/>
-      </w:r>
-    </w:p>
-    <w:p>
-      <w:pPr>
-        <w:rPr>
-          <w:rFonts w:hint="default"/>
-        </w:rPr>
-      </w:pPr>
-      <w:r>
-        <w:rPr>
-          <w:rFonts w:hint="default"/>
-        </w:rPr>
-        <w:t>A.depending</w:t>
-      </w:r>
-      <w:r>
-        <w:rPr>
-          <w:rFonts w:hint="default"/>
-        </w:rPr>
-        <w:tab/>
-      </w:r>
-    </w:p>
-    <w:p>
-      <w:pPr>
-        <w:rPr>
-          <w:rFonts w:hint="default"/>
-        </w:rPr>
-      </w:pPr>
-      <w:r>
-        <w:rPr>
-          <w:rFonts w:hint="default"/>
-        </w:rPr>
-        <w:t>B.depends</w:t>
-      </w:r>
-      <w:r>
-        <w:rPr>
-          <w:rFonts w:hint="default"/>
-        </w:rPr>
-        <w:tab/>
-      </w:r>
-    </w:p>
-    <w:p>
-      <w:pPr>
-        <w:rPr>
-          <w:rFonts w:hint="default"/>
-        </w:rPr>
-      </w:pPr>
-      <w:r>
-        <w:rPr>
-          <w:rFonts w:hint="default"/>
-        </w:rPr>
-        <w:t>C. depend (*)</w:t>
-      </w:r>
-    </w:p>
-    <w:p>
-      <w:pPr>
-        <w:rPr>
-          <w:rFonts w:hint="default"/>
-        </w:rPr>
-      </w:pPr>
-      <w:r>
-        <w:rPr>
-          <w:rFonts w:hint="default"/>
-        </w:rPr>
-        <w:t>8.</w:t>
-      </w:r>
-      <w:r>
-        <w:rPr>
-          <w:rFonts w:hint="default"/>
-        </w:rPr>
-        <w:tab/>
-      </w:r>
-    </w:p>
-    <w:p>
-      <w:pPr>
-        <w:rPr>
-          <w:rFonts w:hint="default"/>
-        </w:rPr>
-      </w:pPr>
-      <w:r>
-        <w:rPr>
-          <w:rFonts w:hint="default"/>
-        </w:rPr>
-        <w:t>A.decrease</w:t>
-      </w:r>
-      <w:r>
-        <w:rPr>
-          <w:rFonts w:hint="default"/>
-        </w:rPr>
-        <w:tab/>
-      </w:r>
-    </w:p>
-    <w:p>
-      <w:pPr>
-        <w:rPr>
-          <w:rFonts w:hint="default"/>
-        </w:rPr>
-      </w:pPr>
-      <w:r>
-        <w:rPr>
-          <w:rFonts w:hint="default"/>
-        </w:rPr>
-        <w:t>B.decreased (*)</w:t>
-      </w:r>
-      <w:r>
-        <w:rPr>
-          <w:rFonts w:hint="default"/>
-        </w:rPr>
-        <w:tab/>
-      </w:r>
-    </w:p>
-    <w:p>
-      <w:pPr>
-        <w:rPr>
-          <w:rFonts w:hint="default"/>
-        </w:rPr>
-      </w:pPr>
-      <w:r>
-        <w:rPr>
-          <w:rFonts w:hint="default"/>
-        </w:rPr>
-        <w:t>C. decreasing</w:t>
-      </w:r>
-    </w:p>
-    <w:p>
-      <w:pPr>
-        <w:rPr>
-          <w:rFonts w:hint="default"/>
-        </w:rPr>
-      </w:pPr>
-      <w:r>
-        <w:rPr>
-          <w:rFonts w:hint="default"/>
-        </w:rPr>
-        <w:t>9.</w:t>
-      </w:r>
-      <w:r>
-        <w:rPr>
-          <w:rFonts w:hint="default"/>
-        </w:rPr>
-        <w:tab/>
-      </w:r>
-    </w:p>
-    <w:p>
-      <w:pPr>
-        <w:rPr>
-          <w:rFonts w:hint="default"/>
-        </w:rPr>
-      </w:pPr>
-      <w:r>
-        <w:rPr>
-          <w:rFonts w:hint="default"/>
-        </w:rPr>
-        <w:t>A.be state</w:t>
-      </w:r>
-      <w:r>
-        <w:rPr>
-          <w:rFonts w:hint="default"/>
-        </w:rPr>
-        <w:tab/>
-      </w:r>
-    </w:p>
-    <w:p>
-      <w:pPr>
-        <w:rPr>
-          <w:rFonts w:hint="default"/>
-        </w:rPr>
-      </w:pPr>
-      <w:r>
-        <w:rPr>
-          <w:rFonts w:hint="default"/>
-        </w:rPr>
-        <w:t>B.stated (*)</w:t>
-      </w:r>
-      <w:r>
-        <w:rPr>
-          <w:rFonts w:hint="default"/>
-        </w:rPr>
-        <w:tab/>
-      </w:r>
-    </w:p>
-    <w:p>
-      <w:pPr>
-        <w:rPr>
-          <w:rFonts w:hint="default"/>
-        </w:rPr>
-      </w:pPr>
-      <w:r>
-        <w:rPr>
-          <w:rFonts w:hint="default"/>
-        </w:rPr>
-        <w:t>C. stating</w:t>
-      </w:r>
-    </w:p>
-    <w:p>
-      <w:pPr>
-        <w:rPr>
-          <w:rFonts w:hint="default"/>
-        </w:rPr>
-      </w:pPr>
-      <w:r>
-        <w:rPr>
-          <w:rFonts w:hint="default"/>
-        </w:rPr>
-        <w:t>10.</w:t>
-      </w:r>
-      <w:r>
-        <w:rPr>
-          <w:rFonts w:hint="default"/>
-        </w:rPr>
-        <w:tab/>
-      </w:r>
-    </w:p>
-    <w:p>
-      <w:pPr>
-        <w:rPr>
-          <w:rFonts w:hint="default"/>
-        </w:rPr>
-      </w:pPr>
-      <w:r>
-        <w:rPr>
-          <w:rFonts w:hint="default"/>
-        </w:rPr>
-        <w:t>A.be influenced (*)</w:t>
-      </w:r>
-      <w:r>
-        <w:rPr>
-          <w:rFonts w:hint="default"/>
-        </w:rPr>
-        <w:tab/>
-      </w:r>
-    </w:p>
-    <w:p>
-      <w:pPr>
-        <w:rPr>
-          <w:rFonts w:hint="default"/>
-        </w:rPr>
-      </w:pPr>
-      <w:r>
-        <w:rPr>
-          <w:rFonts w:hint="default"/>
-        </w:rPr>
-        <w:t>B.influence</w:t>
-      </w:r>
-      <w:r>
-        <w:rPr>
-          <w:rFonts w:hint="default"/>
-        </w:rPr>
-        <w:tab/>
-      </w:r>
-    </w:p>
-    <w:p>
-      <w:r>
-        <w:rPr>
-          <w:rFonts w:hint="default"/>
-        </w:rPr>
-        <w:t>C. influenced</w:t>
-      </w:r>
       <w:bookmarkStart w:id="0" w:name="_GoBack"/>
       <w:bookmarkEnd w:id="0"/>
+      <w:r>
+        <w:rPr>
+          <w:rFonts w:hint="default"/>
+        </w:rPr>
+        <w:t>B. The received RF signal (*)</w:t>
+      </w:r>
+    </w:p>
+    <w:p>
+      <w:pPr>
+        <w:rPr>
+          <w:rFonts w:hint="default"/>
+        </w:rPr>
+      </w:pPr>
+      <w:r>
+        <w:rPr>
+          <w:rFonts w:hint="default"/>
+        </w:rPr>
+        <w:t>C. The control signal</w:t>
+      </w:r>
+    </w:p>
+    <w:p>
+      <w:pPr>
+        <w:rPr>
+          <w:rFonts w:hint="default"/>
+        </w:rPr>
+      </w:pPr>
+      <w:r>
+        <w:rPr>
+          <w:rFonts w:hint="default"/>
+        </w:rPr>
+        <w:t>3.How many subsystems are controlled by basic functional areas of the TES?</w:t>
+      </w:r>
+    </w:p>
+    <w:p>
+      <w:pPr>
+        <w:rPr>
+          <w:rFonts w:hint="default"/>
+        </w:rPr>
+      </w:pPr>
+      <w:r>
+        <w:rPr>
+          <w:rFonts w:hint="default"/>
+        </w:rPr>
+        <w:t>A.4</w:t>
+      </w:r>
+      <w:r>
+        <w:rPr>
+          <w:rFonts w:hint="default"/>
+        </w:rPr>
+        <w:tab/>
+      </w:r>
+    </w:p>
+    <w:p>
+      <w:pPr>
+        <w:rPr>
+          <w:rFonts w:hint="default"/>
+        </w:rPr>
+      </w:pPr>
+      <w:r>
+        <w:rPr>
+          <w:rFonts w:hint="default"/>
+        </w:rPr>
+        <w:t>B.5</w:t>
+      </w:r>
+      <w:r>
+        <w:rPr>
+          <w:rFonts w:hint="default"/>
+        </w:rPr>
+        <w:tab/>
+      </w:r>
+    </w:p>
+    <w:p>
+      <w:pPr>
+        <w:rPr>
+          <w:rFonts w:hint="default"/>
+        </w:rPr>
+      </w:pPr>
+      <w:r>
+        <w:rPr>
+          <w:rFonts w:hint="default"/>
+        </w:rPr>
+        <w:t>C. 6 (*)</w:t>
+      </w:r>
+    </w:p>
+    <w:p>
+      <w:pPr>
+        <w:rPr>
+          <w:rFonts w:hint="default"/>
+        </w:rPr>
+      </w:pPr>
+      <w:r>
+        <w:rPr>
+          <w:rFonts w:hint="default"/>
+        </w:rPr>
+        <w:t>4.Which is not the basic functional area of the TES.</w:t>
+      </w:r>
+    </w:p>
+    <w:p>
+      <w:pPr>
+        <w:rPr>
+          <w:rFonts w:hint="default"/>
+        </w:rPr>
+      </w:pPr>
+      <w:r>
+        <w:rPr>
+          <w:rFonts w:hint="default"/>
+        </w:rPr>
+        <w:t>A.Head-End</w:t>
+      </w:r>
+      <w:r>
+        <w:rPr>
+          <w:rFonts w:hint="default"/>
+        </w:rPr>
+        <w:tab/>
+      </w:r>
+    </w:p>
+    <w:p>
+      <w:pPr>
+        <w:rPr>
+          <w:rFonts w:hint="default"/>
+        </w:rPr>
+      </w:pPr>
+      <w:r>
+        <w:rPr>
+          <w:rFonts w:hint="default"/>
+        </w:rPr>
+        <w:t>B.Area Distribution</w:t>
+      </w:r>
+      <w:r>
+        <w:rPr>
+          <w:rFonts w:hint="default"/>
+        </w:rPr>
+        <w:tab/>
+      </w:r>
+    </w:p>
+    <w:p>
+      <w:pPr>
+        <w:rPr>
+          <w:rFonts w:hint="default"/>
+        </w:rPr>
+      </w:pPr>
+      <w:r>
+        <w:rPr>
+          <w:rFonts w:hint="default"/>
+        </w:rPr>
+        <w:t>C. Overhead Services System (*)</w:t>
+      </w:r>
+    </w:p>
+    <w:p>
+      <w:pPr>
+        <w:rPr>
+          <w:rFonts w:hint="default"/>
+        </w:rPr>
+      </w:pPr>
+      <w:r>
+        <w:rPr>
+          <w:rFonts w:hint="default"/>
+        </w:rPr>
+        <w:t>5.Which is not the subsystem of the TES.</w:t>
+      </w:r>
+    </w:p>
+    <w:p>
+      <w:pPr>
+        <w:rPr>
+          <w:rFonts w:hint="default"/>
+        </w:rPr>
+      </w:pPr>
+      <w:r>
+        <w:rPr>
+          <w:rFonts w:hint="default"/>
+        </w:rPr>
+        <w:t>A.Video Entertainment System</w:t>
+      </w:r>
+      <w:r>
+        <w:rPr>
+          <w:rFonts w:hint="default"/>
+        </w:rPr>
+        <w:tab/>
+      </w:r>
+    </w:p>
+    <w:p>
+      <w:pPr>
+        <w:rPr>
+          <w:rFonts w:hint="default"/>
+        </w:rPr>
+      </w:pPr>
+      <w:r>
+        <w:rPr>
+          <w:rFonts w:hint="default"/>
+        </w:rPr>
+        <w:t>B. Overhead System (*)</w:t>
+      </w:r>
+    </w:p>
+    <w:p>
+      <w:pPr>
+        <w:rPr>
+          <w:rFonts w:hint="default"/>
+        </w:rPr>
+      </w:pPr>
+      <w:r>
+        <w:rPr>
+          <w:rFonts w:hint="default"/>
+        </w:rPr>
+        <w:t>C. Passenger Video Information System</w:t>
+      </w:r>
+    </w:p>
+    <w:p>
+      <w:pPr>
+        <w:rPr>
+          <w:rFonts w:hint="default"/>
+        </w:rPr>
+      </w:pPr>
+      <w:r>
+        <w:rPr>
+          <w:rFonts w:hint="default"/>
+        </w:rPr>
+        <w:t>6.The modulated RF audio distributed throughout which system.</w:t>
+      </w:r>
+    </w:p>
+    <w:p>
+      <w:pPr>
+        <w:rPr>
+          <w:rFonts w:hint="default"/>
+        </w:rPr>
+      </w:pPr>
+      <w:r>
+        <w:rPr>
+          <w:rFonts w:hint="default"/>
+        </w:rPr>
+        <w:t>A.Video Modulator</w:t>
+      </w:r>
+      <w:r>
+        <w:rPr>
+          <w:rFonts w:hint="default"/>
+        </w:rPr>
+        <w:tab/>
+      </w:r>
+    </w:p>
+    <w:p>
+      <w:pPr>
+        <w:rPr>
+          <w:rFonts w:hint="default"/>
+        </w:rPr>
+      </w:pPr>
+      <w:r>
+        <w:rPr>
+          <w:rFonts w:hint="default"/>
+        </w:rPr>
+        <w:t>B.IFE system (*)</w:t>
+      </w:r>
+      <w:r>
+        <w:rPr>
+          <w:rFonts w:hint="default"/>
+        </w:rPr>
+        <w:tab/>
+      </w:r>
+    </w:p>
+    <w:p>
+      <w:pPr>
+        <w:rPr>
+          <w:rFonts w:hint="default"/>
+        </w:rPr>
+      </w:pPr>
+      <w:r>
+        <w:rPr>
+          <w:rFonts w:hint="default"/>
+        </w:rPr>
+        <w:t>C. Video Distribution Unit</w:t>
+      </w:r>
+    </w:p>
+    <w:p>
+      <w:pPr>
+        <w:rPr>
+          <w:rFonts w:hint="default"/>
+        </w:rPr>
+      </w:pPr>
+      <w:r>
+        <w:rPr>
+          <w:rFonts w:hint="default"/>
+        </w:rPr>
+        <w:t>7.Area distribution provides.</w:t>
+      </w:r>
+    </w:p>
+    <w:p>
+      <w:pPr>
+        <w:rPr>
+          <w:rFonts w:hint="default"/>
+        </w:rPr>
+      </w:pPr>
+      <w:r>
+        <w:rPr>
+          <w:rFonts w:hint="default"/>
+        </w:rPr>
+        <w:t>A.Intelligent RF signal</w:t>
+      </w:r>
+      <w:r>
+        <w:rPr>
+          <w:rFonts w:hint="default"/>
+        </w:rPr>
+        <w:tab/>
+      </w:r>
+    </w:p>
+    <w:p>
+      <w:pPr>
+        <w:rPr>
+          <w:rFonts w:hint="default"/>
+        </w:rPr>
+      </w:pPr>
+      <w:r>
+        <w:rPr>
+          <w:rFonts w:hint="default"/>
+        </w:rPr>
+        <w:t>B. Intelligent audio/video presentation</w:t>
+      </w:r>
+    </w:p>
+    <w:p>
+      <w:pPr>
+        <w:rPr>
+          <w:rFonts w:hint="default"/>
+        </w:rPr>
+      </w:pPr>
+      <w:r>
+        <w:rPr>
+          <w:rFonts w:hint="default"/>
+        </w:rPr>
+        <w:t>C. Intelligent data routing (*)</w:t>
+      </w:r>
+    </w:p>
+    <w:p>
+      <w:pPr>
+        <w:rPr>
+          <w:rFonts w:hint="default"/>
+        </w:rPr>
+      </w:pPr>
+      <w:r>
+        <w:rPr>
+          <w:rFonts w:hint="default"/>
+        </w:rPr>
+        <w:t>8.The seat group equipment does not provide.</w:t>
+      </w:r>
+    </w:p>
+    <w:p>
+      <w:pPr>
+        <w:rPr>
+          <w:rFonts w:hint="default"/>
+        </w:rPr>
+      </w:pPr>
+    </w:p>
+    <w:p>
+      <w:pPr>
+        <w:rPr>
+          <w:rFonts w:hint="default"/>
+        </w:rPr>
+      </w:pPr>
+    </w:p>
+    <w:p>
+      <w:pPr>
+        <w:rPr>
+          <w:rFonts w:hint="default"/>
+        </w:rPr>
+      </w:pPr>
+    </w:p>
+    <w:p>
+      <w:pPr>
+        <w:rPr>
+          <w:rFonts w:hint="default"/>
+        </w:rPr>
+      </w:pPr>
+      <w:r>
+        <w:rPr>
+          <w:rFonts w:hint="default"/>
+        </w:rPr>
+        <w:t>A.entertainment selection</w:t>
+      </w:r>
+      <w:r>
+        <w:rPr>
+          <w:rFonts w:hint="default"/>
+        </w:rPr>
+        <w:tab/>
+      </w:r>
+    </w:p>
+    <w:p>
+      <w:pPr>
+        <w:rPr>
+          <w:rFonts w:hint="default"/>
+        </w:rPr>
+      </w:pPr>
+      <w:r>
+        <w:rPr>
+          <w:rFonts w:hint="default"/>
+        </w:rPr>
+        <w:t>B.audio/video presentation</w:t>
+      </w:r>
+      <w:r>
+        <w:rPr>
+          <w:rFonts w:hint="default"/>
+        </w:rPr>
+        <w:tab/>
+      </w:r>
+    </w:p>
+    <w:p>
+      <w:pPr>
+        <w:rPr>
+          <w:rFonts w:hint="default"/>
+        </w:rPr>
+      </w:pPr>
+      <w:r>
+        <w:rPr>
+          <w:rFonts w:hint="default"/>
+        </w:rPr>
+        <w:t>C. control signal (*)</w:t>
+      </w:r>
+    </w:p>
+    <w:p>
+      <w:pPr>
+        <w:rPr>
+          <w:rFonts w:hint="default"/>
+        </w:rPr>
+      </w:pPr>
+      <w:r>
+        <w:rPr>
+          <w:rFonts w:hint="default"/>
+        </w:rPr>
+        <w:t>9.The VA and DU in the cabin are provided by.</w:t>
+      </w:r>
+    </w:p>
+    <w:p>
+      <w:pPr>
+        <w:rPr>
+          <w:rFonts w:hint="default"/>
+        </w:rPr>
+      </w:pPr>
+      <w:r>
+        <w:rPr>
+          <w:rFonts w:hint="default"/>
+        </w:rPr>
+        <w:t>A.Overhead System</w:t>
+      </w:r>
+      <w:r>
+        <w:rPr>
+          <w:rFonts w:hint="default"/>
+        </w:rPr>
+        <w:tab/>
+      </w:r>
+    </w:p>
+    <w:p>
+      <w:pPr>
+        <w:rPr>
+          <w:rFonts w:hint="default"/>
+        </w:rPr>
+      </w:pPr>
+      <w:r>
+        <w:rPr>
+          <w:rFonts w:hint="default"/>
+        </w:rPr>
+        <w:t>B.Overhead Video System (*)</w:t>
+      </w:r>
+      <w:r>
+        <w:rPr>
+          <w:rFonts w:hint="default"/>
+        </w:rPr>
+        <w:tab/>
+      </w:r>
+    </w:p>
+    <w:p>
+      <w:pPr>
+        <w:rPr>
+          <w:rFonts w:hint="default"/>
+        </w:rPr>
+      </w:pPr>
+      <w:r>
+        <w:rPr>
+          <w:rFonts w:hint="default"/>
+        </w:rPr>
+        <w:t>C. Overhead Services System</w:t>
+      </w:r>
+    </w:p>
+    <w:p>
+      <w:pPr>
+        <w:rPr>
+          <w:rFonts w:hint="default"/>
+        </w:rPr>
+      </w:pPr>
+      <w:r>
+        <w:rPr>
+          <w:rFonts w:hint="default"/>
+        </w:rPr>
+        <w:t>10.The received RF signal is decoded by.</w:t>
+      </w:r>
+    </w:p>
+    <w:p>
+      <w:pPr>
+        <w:rPr>
+          <w:rFonts w:hint="default"/>
+        </w:rPr>
+      </w:pPr>
+      <w:r>
+        <w:rPr>
+          <w:rFonts w:hint="default"/>
+        </w:rPr>
+        <w:t>A.VA</w:t>
+      </w:r>
+      <w:r>
+        <w:rPr>
+          <w:rFonts w:hint="default"/>
+        </w:rPr>
+        <w:tab/>
+      </w:r>
+    </w:p>
+    <w:p>
+      <w:pPr>
+        <w:rPr>
+          <w:rFonts w:hint="default"/>
+        </w:rPr>
+      </w:pPr>
+      <w:r>
+        <w:rPr>
+          <w:rFonts w:hint="default"/>
+        </w:rPr>
+        <w:t>B.DUs</w:t>
+      </w:r>
+      <w:r>
+        <w:rPr>
+          <w:rFonts w:hint="default"/>
+        </w:rPr>
+        <w:tab/>
+      </w:r>
+    </w:p>
+    <w:p>
+      <w:pPr>
+        <w:rPr>
+          <w:rFonts w:hint="default"/>
+        </w:rPr>
+      </w:pPr>
+      <w:r>
+        <w:rPr>
+          <w:rFonts w:hint="default"/>
+        </w:rPr>
+        <w:t>C. VDUs (*)</w:t>
+      </w:r>
+    </w:p>
+    <w:p>
+      <w:pPr>
+        <w:rPr>
+          <w:rFonts w:hint="default"/>
+        </w:rPr>
+      </w:pPr>
+    </w:p>
+    <w:p>
+      <w:pPr>
+        <w:rPr>
+          <w:rFonts w:hint="default"/>
+        </w:rPr>
+      </w:pPr>
+    </w:p>
+    <w:p>
+      <w:pPr>
+        <w:rPr>
+          <w:rFonts w:hint="default"/>
+        </w:rPr>
+      </w:pPr>
+      <w:r>
+        <w:rPr>
+          <w:rFonts w:hint="default"/>
+        </w:rPr>
+        <w:t>Paragraph 55.</w:t>
+      </w:r>
+      <w:r>
+        <w:rPr>
+          <w:rFonts w:hint="default"/>
+        </w:rPr>
+        <w:tab/>
+      </w:r>
+      <w:r>
+        <w:rPr>
+          <w:rFonts w:hint="default"/>
+        </w:rPr>
+        <w:t>Read the following passage and choose the answer that best fits each of the blanks. Level 1</w:t>
+      </w:r>
+    </w:p>
+    <w:p>
+      <w:pPr>
+        <w:rPr>
+          <w:rFonts w:hint="default"/>
+        </w:rPr>
+      </w:pPr>
+      <w:r>
+        <w:rPr>
+          <w:rFonts w:hint="default"/>
+        </w:rPr>
+        <w:t>UNIVERSAL PASSENGER CONTROL UNIT</w:t>
+      </w:r>
+    </w:p>
+    <w:p>
+      <w:pPr>
+        <w:rPr>
+          <w:rFonts w:hint="default"/>
+        </w:rPr>
+      </w:pPr>
+      <w:r>
+        <w:rPr>
+          <w:rFonts w:hint="default"/>
+        </w:rPr>
+        <w:t>I.The Universal Passenger Control Unit (UPCU)/Cradle Assembly</w:t>
+      </w:r>
+      <w:r>
+        <w:rPr>
+          <w:rFonts w:hint="default"/>
+        </w:rPr>
+        <w:tab/>
+      </w:r>
+      <w:r>
+        <w:rPr>
+          <w:rFonts w:hint="default"/>
+        </w:rPr>
+        <w:t>(1) part of</w:t>
+      </w:r>
+    </w:p>
+    <w:p>
+      <w:pPr>
+        <w:rPr>
+          <w:rFonts w:hint="default"/>
+        </w:rPr>
+      </w:pPr>
+      <w:r>
+        <w:rPr>
+          <w:rFonts w:hint="default"/>
+        </w:rPr>
+        <w:t>the Total Entertainment System (TES) onboard commercial aircraft. It</w:t>
+      </w:r>
+      <w:r>
+        <w:rPr>
+          <w:rFonts w:hint="default"/>
+        </w:rPr>
+        <w:tab/>
+      </w:r>
+      <w:r>
+        <w:rPr>
+          <w:rFonts w:hint="default"/>
+        </w:rPr>
+        <w:t>(2)</w:t>
+      </w:r>
+    </w:p>
+    <w:p>
+      <w:pPr>
+        <w:rPr>
+          <w:rFonts w:hint="default"/>
+        </w:rPr>
+      </w:pPr>
+      <w:r>
+        <w:rPr>
+          <w:rFonts w:hint="default"/>
+        </w:rPr>
+        <w:t>passenger in-flight telephone and Passenger Entertainment/Passenger Service (PE/PS) functions at the seat.</w:t>
+      </w:r>
+    </w:p>
+    <w:p>
+      <w:pPr>
+        <w:rPr>
+          <w:rFonts w:hint="default"/>
+        </w:rPr>
+      </w:pPr>
+      <w:r>
+        <w:rPr>
+          <w:rFonts w:hint="default"/>
+        </w:rPr>
+        <w:t>J.The Line Replaceable Unit (LRU)</w:t>
+      </w:r>
+      <w:r>
+        <w:rPr>
+          <w:rFonts w:hint="default"/>
+        </w:rPr>
+        <w:tab/>
+      </w:r>
+      <w:r>
+        <w:rPr>
+          <w:rFonts w:hint="default"/>
+        </w:rPr>
+        <w:t>(3) of the components given below.</w:t>
+      </w:r>
+    </w:p>
+    <w:p>
+      <w:pPr>
+        <w:rPr>
+          <w:rFonts w:hint="default"/>
+        </w:rPr>
+      </w:pPr>
+      <w:r>
+        <w:rPr>
+          <w:rFonts w:hint="default"/>
+        </w:rPr>
+        <w:t>J.1 Handset (UPCU). The handsets are made in a range of colors to</w:t>
+      </w:r>
+      <w:r>
+        <w:rPr>
+          <w:rFonts w:hint="default"/>
+        </w:rPr>
+        <w:tab/>
+      </w:r>
+      <w:r>
+        <w:rPr>
+          <w:rFonts w:hint="default"/>
+        </w:rPr>
+        <w:t>(4)</w:t>
+      </w:r>
+    </w:p>
+    <w:p>
+      <w:pPr>
+        <w:rPr>
+          <w:rFonts w:hint="default"/>
+        </w:rPr>
+      </w:pPr>
+      <w:r>
+        <w:rPr>
+          <w:rFonts w:hint="default"/>
+        </w:rPr>
+        <w:t>customer specifications.</w:t>
+      </w:r>
+    </w:p>
+    <w:p>
+      <w:pPr>
+        <w:rPr>
+          <w:rFonts w:hint="default"/>
+        </w:rPr>
+      </w:pPr>
+      <w:r>
+        <w:rPr>
+          <w:rFonts w:hint="default"/>
+        </w:rPr>
+        <w:t>J.2 Cradle ………… (5) in a range of colors to match the handset.</w:t>
+      </w:r>
+      <w:r>
+        <w:rPr>
+          <w:rFonts w:hint="default"/>
+        </w:rPr>
+        <w:tab/>
+      </w:r>
+      <w:r>
+        <w:rPr>
+          <w:rFonts w:hint="default"/>
+        </w:rPr>
+        <w:t>(6)</w:t>
+      </w:r>
+    </w:p>
+    <w:p>
+      <w:pPr>
+        <w:rPr>
+          <w:rFonts w:hint="default"/>
+        </w:rPr>
+      </w:pPr>
+      <w:r>
+        <w:rPr>
+          <w:rFonts w:hint="default"/>
+        </w:rPr>
+        <w:t>available configurations include.</w:t>
+      </w:r>
+    </w:p>
+    <w:p>
+      <w:pPr>
+        <w:rPr>
+          <w:rFonts w:hint="default"/>
+        </w:rPr>
+      </w:pPr>
+      <w:r>
+        <w:rPr>
+          <w:rFonts w:hint="default"/>
+        </w:rPr>
+        <w:t>a.Standard cradle assembly with</w:t>
+      </w:r>
+      <w:r>
+        <w:rPr>
+          <w:rFonts w:hint="default"/>
+        </w:rPr>
+        <w:tab/>
+      </w:r>
+      <w:r>
+        <w:rPr>
+          <w:rFonts w:hint="default"/>
+        </w:rPr>
+        <w:t>(7) ratcheting, integrated constant tension,</w:t>
+      </w:r>
+    </w:p>
+    <w:p>
+      <w:pPr>
+        <w:rPr>
+          <w:rFonts w:hint="default"/>
+        </w:rPr>
+      </w:pPr>
+      <w:r>
+        <w:rPr>
+          <w:rFonts w:hint="default"/>
+        </w:rPr>
+        <w:t>or combination cord reel.</w:t>
+      </w:r>
+    </w:p>
+    <w:p>
+      <w:pPr>
+        <w:rPr>
+          <w:rFonts w:hint="default"/>
+        </w:rPr>
+      </w:pPr>
+      <w:r>
+        <w:rPr>
+          <w:rFonts w:hint="default"/>
+        </w:rPr>
+        <w:t>b.Stepped cradle assembly with an attached ratcheting, constant tension, or combination cord reel.</w:t>
+      </w:r>
+    </w:p>
+    <w:p>
+      <w:pPr>
+        <w:rPr>
+          <w:rFonts w:hint="default"/>
+        </w:rPr>
+      </w:pPr>
+      <w:r>
+        <w:rPr>
+          <w:rFonts w:hint="default"/>
+        </w:rPr>
+        <w:t>c.In-line stepped cradle assembly with ………… (8) attached in-line ratcheting, constant tension, or combination cord reel.</w:t>
+      </w:r>
+    </w:p>
+    <w:p>
+      <w:pPr>
+        <w:rPr>
+          <w:rFonts w:hint="default"/>
+        </w:rPr>
+      </w:pPr>
+      <w:r>
+        <w:rPr>
+          <w:rFonts w:hint="default"/>
+        </w:rPr>
+        <w:t>d.Stand-alone cradle with remote ratcheting, constant tension, or combination cord reel.</w:t>
+      </w:r>
+    </w:p>
+    <w:p>
+      <w:pPr>
+        <w:rPr>
+          <w:rFonts w:hint="default"/>
+        </w:rPr>
+      </w:pPr>
+      <w:r>
+        <w:rPr>
+          <w:rFonts w:hint="default"/>
+        </w:rPr>
+        <w:t>e.50 degree armrest cradle assembly</w:t>
+      </w:r>
+    </w:p>
+    <w:p>
+      <w:pPr>
+        <w:rPr>
+          <w:rFonts w:hint="default"/>
+        </w:rPr>
+      </w:pPr>
+      <w:r>
+        <w:rPr>
+          <w:rFonts w:hint="default"/>
+        </w:rPr>
+        <w:t>K.Multiple configurations of the each UPCU ………… (9) covered in this CMM. The configurations are identical except ……….. (10) the color and cradle/cord reel configuration.</w:t>
+      </w:r>
+    </w:p>
+    <w:p>
+      <w:pPr>
+        <w:rPr>
+          <w:rFonts w:hint="default"/>
+        </w:rPr>
+      </w:pPr>
+    </w:p>
+    <w:p>
+      <w:pPr>
+        <w:rPr>
+          <w:rFonts w:hint="default"/>
+        </w:rPr>
+      </w:pPr>
+    </w:p>
+    <w:p>
+      <w:pPr>
+        <w:rPr>
+          <w:rFonts w:hint="default"/>
+        </w:rPr>
+      </w:pPr>
+    </w:p>
+    <w:p>
+      <w:pPr>
+        <w:rPr>
+          <w:rFonts w:hint="default"/>
+        </w:rPr>
+      </w:pPr>
+    </w:p>
+    <w:p>
+      <w:pPr>
+        <w:rPr>
+          <w:rFonts w:hint="default"/>
+        </w:rPr>
+      </w:pPr>
+      <w:r>
+        <w:rPr>
+          <w:rFonts w:hint="default"/>
+        </w:rPr>
+        <w:t xml:space="preserve">1. </w:t>
+      </w:r>
+    </w:p>
+    <w:p>
+      <w:pPr>
+        <w:rPr>
+          <w:rFonts w:hint="default"/>
+        </w:rPr>
+      </w:pPr>
+      <w:r>
+        <w:rPr>
+          <w:rFonts w:hint="default"/>
+        </w:rPr>
+        <w:t>A.are</w:t>
+      </w:r>
+      <w:r>
+        <w:rPr>
+          <w:rFonts w:hint="default"/>
+        </w:rPr>
+        <w:tab/>
+      </w:r>
+    </w:p>
+    <w:p>
+      <w:pPr>
+        <w:rPr>
+          <w:rFonts w:hint="default"/>
+        </w:rPr>
+      </w:pPr>
+      <w:r>
+        <w:rPr>
+          <w:rFonts w:hint="default"/>
+        </w:rPr>
+        <w:t>B.is (*)</w:t>
+      </w:r>
+      <w:r>
+        <w:rPr>
+          <w:rFonts w:hint="default"/>
+        </w:rPr>
+        <w:tab/>
+      </w:r>
+    </w:p>
+    <w:p>
+      <w:pPr>
+        <w:rPr>
+          <w:rFonts w:hint="default"/>
+        </w:rPr>
+      </w:pPr>
+      <w:r>
+        <w:rPr>
+          <w:rFonts w:hint="default"/>
+        </w:rPr>
+        <w:t>C. was</w:t>
+      </w:r>
+    </w:p>
+    <w:p>
+      <w:pPr>
+        <w:rPr>
+          <w:rFonts w:hint="default"/>
+        </w:rPr>
+      </w:pPr>
+      <w:r>
+        <w:rPr>
+          <w:rFonts w:hint="default"/>
+        </w:rPr>
+        <w:t xml:space="preserve">2. </w:t>
+      </w:r>
+    </w:p>
+    <w:p>
+      <w:pPr>
+        <w:rPr>
+          <w:rFonts w:hint="default"/>
+        </w:rPr>
+      </w:pPr>
+      <w:r>
+        <w:rPr>
+          <w:rFonts w:hint="default"/>
+        </w:rPr>
+        <w:t>A.has</w:t>
+      </w:r>
+      <w:r>
+        <w:rPr>
+          <w:rFonts w:hint="default"/>
+        </w:rPr>
+        <w:tab/>
+      </w:r>
+    </w:p>
+    <w:p>
+      <w:pPr>
+        <w:rPr>
+          <w:rFonts w:hint="default"/>
+        </w:rPr>
+      </w:pPr>
+      <w:r>
+        <w:rPr>
+          <w:rFonts w:hint="default"/>
+        </w:rPr>
+        <w:t>B.provides (*)</w:t>
+      </w:r>
+      <w:r>
+        <w:rPr>
+          <w:rFonts w:hint="default"/>
+        </w:rPr>
+        <w:tab/>
+      </w:r>
+    </w:p>
+    <w:p>
+      <w:pPr>
+        <w:rPr>
+          <w:rFonts w:hint="default"/>
+        </w:rPr>
+      </w:pPr>
+      <w:r>
+        <w:rPr>
+          <w:rFonts w:hint="default"/>
+        </w:rPr>
+        <w:t>C. shows</w:t>
+      </w:r>
+    </w:p>
+    <w:p>
+      <w:pPr>
+        <w:rPr>
+          <w:rFonts w:hint="default"/>
+        </w:rPr>
+      </w:pPr>
+      <w:r>
+        <w:rPr>
+          <w:rFonts w:hint="default"/>
+        </w:rPr>
+        <w:t xml:space="preserve">3. </w:t>
+      </w:r>
+    </w:p>
+    <w:p>
+      <w:pPr>
+        <w:rPr>
+          <w:rFonts w:hint="default"/>
+        </w:rPr>
+      </w:pPr>
+      <w:r>
+        <w:rPr>
+          <w:rFonts w:hint="default"/>
+        </w:rPr>
+        <w:t>A.consists (*)</w:t>
+      </w:r>
+      <w:r>
+        <w:rPr>
+          <w:rFonts w:hint="default"/>
+        </w:rPr>
+        <w:tab/>
+      </w:r>
+    </w:p>
+    <w:p>
+      <w:pPr>
+        <w:rPr>
+          <w:rFonts w:hint="default"/>
+        </w:rPr>
+      </w:pPr>
+      <w:r>
+        <w:rPr>
+          <w:rFonts w:hint="default"/>
+        </w:rPr>
+        <w:t>B.includes</w:t>
+      </w:r>
+      <w:r>
+        <w:rPr>
+          <w:rFonts w:hint="default"/>
+        </w:rPr>
+        <w:tab/>
+      </w:r>
+    </w:p>
+    <w:p>
+      <w:pPr>
+        <w:rPr>
+          <w:rFonts w:hint="default"/>
+        </w:rPr>
+      </w:pPr>
+      <w:r>
+        <w:rPr>
+          <w:rFonts w:hint="default"/>
+        </w:rPr>
+        <w:t>C. contains</w:t>
+      </w:r>
+    </w:p>
+    <w:p>
+      <w:pPr>
+        <w:rPr>
+          <w:rFonts w:hint="default"/>
+        </w:rPr>
+      </w:pPr>
+      <w:r>
+        <w:rPr>
+          <w:rFonts w:hint="default"/>
+        </w:rPr>
+        <w:t xml:space="preserve">4. </w:t>
+      </w:r>
+    </w:p>
+    <w:p>
+      <w:pPr>
+        <w:rPr>
+          <w:rFonts w:hint="default"/>
+        </w:rPr>
+      </w:pPr>
+      <w:r>
+        <w:rPr>
+          <w:rFonts w:hint="default"/>
+        </w:rPr>
+        <w:t>A.gain</w:t>
+      </w:r>
+      <w:r>
+        <w:rPr>
+          <w:rFonts w:hint="default"/>
+        </w:rPr>
+        <w:tab/>
+      </w:r>
+    </w:p>
+    <w:p>
+      <w:pPr>
+        <w:rPr>
+          <w:rFonts w:hint="default"/>
+        </w:rPr>
+      </w:pPr>
+      <w:r>
+        <w:rPr>
+          <w:rFonts w:hint="default"/>
+        </w:rPr>
+        <w:t>B.reply</w:t>
+      </w:r>
+      <w:r>
+        <w:rPr>
+          <w:rFonts w:hint="default"/>
+        </w:rPr>
+        <w:tab/>
+      </w:r>
+    </w:p>
+    <w:p>
+      <w:pPr>
+        <w:rPr>
+          <w:rFonts w:hint="default"/>
+        </w:rPr>
+      </w:pPr>
+      <w:r>
+        <w:rPr>
+          <w:rFonts w:hint="default"/>
+        </w:rPr>
+        <w:t>C. meet (*)</w:t>
+      </w:r>
+    </w:p>
+    <w:p>
+      <w:pPr>
+        <w:rPr>
+          <w:rFonts w:hint="default"/>
+        </w:rPr>
+      </w:pPr>
+      <w:r>
+        <w:rPr>
+          <w:rFonts w:hint="default"/>
+        </w:rPr>
+        <w:t xml:space="preserve">5. </w:t>
+      </w:r>
+    </w:p>
+    <w:p>
+      <w:pPr>
+        <w:rPr>
+          <w:rFonts w:hint="default"/>
+        </w:rPr>
+      </w:pPr>
+      <w:r>
+        <w:rPr>
+          <w:rFonts w:hint="default"/>
+        </w:rPr>
+        <w:t>A.assembly (*)</w:t>
+      </w:r>
+      <w:r>
+        <w:rPr>
+          <w:rFonts w:hint="default"/>
+        </w:rPr>
+        <w:tab/>
+      </w:r>
+    </w:p>
+    <w:p>
+      <w:pPr>
+        <w:rPr>
+          <w:rFonts w:hint="default"/>
+        </w:rPr>
+      </w:pPr>
+      <w:r>
+        <w:rPr>
+          <w:rFonts w:hint="default"/>
+        </w:rPr>
+        <w:t>B.part</w:t>
+      </w:r>
+      <w:r>
+        <w:rPr>
+          <w:rFonts w:hint="default"/>
+        </w:rPr>
+        <w:tab/>
+      </w:r>
+    </w:p>
+    <w:p>
+      <w:pPr>
+        <w:rPr>
+          <w:rFonts w:hint="default"/>
+        </w:rPr>
+      </w:pPr>
+      <w:r>
+        <w:rPr>
+          <w:rFonts w:hint="default"/>
+        </w:rPr>
+        <w:t>C. unit</w:t>
+      </w:r>
+    </w:p>
+    <w:p>
+      <w:pPr>
+        <w:rPr>
+          <w:rFonts w:hint="default"/>
+        </w:rPr>
+      </w:pPr>
+      <w:r>
+        <w:rPr>
+          <w:rFonts w:hint="default"/>
+        </w:rPr>
+        <w:t xml:space="preserve">6. </w:t>
+      </w:r>
+    </w:p>
+    <w:p>
+      <w:pPr>
+        <w:rPr>
+          <w:rFonts w:hint="default"/>
+        </w:rPr>
+      </w:pPr>
+      <w:r>
+        <w:rPr>
+          <w:rFonts w:hint="default"/>
+        </w:rPr>
+        <w:t>A.A</w:t>
+      </w:r>
+      <w:r>
+        <w:rPr>
+          <w:rFonts w:hint="default"/>
+        </w:rPr>
+        <w:tab/>
+      </w:r>
+    </w:p>
+    <w:p>
+      <w:pPr>
+        <w:rPr>
+          <w:rFonts w:hint="default"/>
+        </w:rPr>
+      </w:pPr>
+      <w:r>
+        <w:rPr>
+          <w:rFonts w:hint="default"/>
+        </w:rPr>
+        <w:t>B.An</w:t>
+      </w:r>
+      <w:r>
+        <w:rPr>
+          <w:rFonts w:hint="default"/>
+        </w:rPr>
+        <w:tab/>
+      </w:r>
+    </w:p>
+    <w:p>
+      <w:pPr>
+        <w:rPr>
+          <w:rFonts w:hint="default"/>
+        </w:rPr>
+      </w:pPr>
+      <w:r>
+        <w:rPr>
+          <w:rFonts w:hint="default"/>
+        </w:rPr>
+        <w:t>C. The (*)</w:t>
+      </w:r>
+    </w:p>
+    <w:p>
+      <w:pPr>
+        <w:rPr>
+          <w:rFonts w:hint="default"/>
+        </w:rPr>
+      </w:pPr>
+      <w:r>
+        <w:rPr>
+          <w:rFonts w:hint="default"/>
+        </w:rPr>
+        <w:t xml:space="preserve">7. </w:t>
+      </w:r>
+    </w:p>
+    <w:p>
+      <w:pPr>
+        <w:rPr>
+          <w:rFonts w:hint="default"/>
+        </w:rPr>
+      </w:pPr>
+      <w:r>
+        <w:rPr>
+          <w:rFonts w:hint="default"/>
+        </w:rPr>
+        <w:t>A.integrate</w:t>
+      </w:r>
+      <w:r>
+        <w:rPr>
+          <w:rFonts w:hint="default"/>
+        </w:rPr>
+        <w:tab/>
+      </w:r>
+    </w:p>
+    <w:p>
+      <w:pPr>
+        <w:rPr>
+          <w:rFonts w:hint="default"/>
+        </w:rPr>
+      </w:pPr>
+      <w:r>
+        <w:rPr>
+          <w:rFonts w:hint="default"/>
+        </w:rPr>
+        <w:t>B.integrated (*)</w:t>
+      </w:r>
+      <w:r>
+        <w:rPr>
+          <w:rFonts w:hint="default"/>
+        </w:rPr>
+        <w:tab/>
+      </w:r>
+    </w:p>
+    <w:p>
+      <w:pPr>
+        <w:rPr>
+          <w:rFonts w:hint="default"/>
+        </w:rPr>
+      </w:pPr>
+      <w:r>
+        <w:rPr>
+          <w:rFonts w:hint="default"/>
+        </w:rPr>
+        <w:t>C. integrating</w:t>
+      </w:r>
+    </w:p>
+    <w:p>
+      <w:pPr>
+        <w:rPr>
+          <w:rFonts w:hint="default"/>
+        </w:rPr>
+      </w:pPr>
+      <w:r>
+        <w:rPr>
+          <w:rFonts w:hint="default"/>
+        </w:rPr>
+        <w:t xml:space="preserve">8. </w:t>
+      </w:r>
+    </w:p>
+    <w:p>
+      <w:pPr>
+        <w:rPr>
+          <w:rFonts w:hint="default"/>
+        </w:rPr>
+      </w:pPr>
+      <w:r>
+        <w:rPr>
+          <w:rFonts w:hint="default"/>
+        </w:rPr>
+        <w:t>A.A</w:t>
+      </w:r>
+      <w:r>
+        <w:rPr>
+          <w:rFonts w:hint="default"/>
+        </w:rPr>
+        <w:tab/>
+      </w:r>
+    </w:p>
+    <w:p>
+      <w:pPr>
+        <w:rPr>
+          <w:rFonts w:hint="default"/>
+        </w:rPr>
+      </w:pPr>
+      <w:r>
+        <w:rPr>
+          <w:rFonts w:hint="default"/>
+        </w:rPr>
+        <w:t>B.An (*)</w:t>
+      </w:r>
+      <w:r>
+        <w:rPr>
+          <w:rFonts w:hint="default"/>
+        </w:rPr>
+        <w:tab/>
+      </w:r>
+    </w:p>
+    <w:p>
+      <w:pPr>
+        <w:rPr>
+          <w:rFonts w:hint="default"/>
+        </w:rPr>
+      </w:pPr>
+      <w:r>
+        <w:rPr>
+          <w:rFonts w:hint="default"/>
+        </w:rPr>
+        <w:t>C. The</w:t>
+      </w:r>
+    </w:p>
+    <w:p>
+      <w:pPr>
+        <w:rPr>
+          <w:rFonts w:hint="default"/>
+        </w:rPr>
+      </w:pPr>
+      <w:r>
+        <w:rPr>
+          <w:rFonts w:hint="default"/>
+        </w:rPr>
+        <w:t xml:space="preserve">9. </w:t>
+      </w:r>
+    </w:p>
+    <w:p>
+      <w:pPr>
+        <w:rPr>
+          <w:rFonts w:hint="default"/>
+        </w:rPr>
+      </w:pPr>
+      <w:r>
+        <w:rPr>
+          <w:rFonts w:hint="default"/>
+        </w:rPr>
+        <w:t>A.are (*)</w:t>
+      </w:r>
+      <w:r>
+        <w:rPr>
+          <w:rFonts w:hint="default"/>
+        </w:rPr>
+        <w:tab/>
+      </w:r>
+      <w:r>
+        <w:rPr>
+          <w:rFonts w:hint="default"/>
+        </w:rPr>
+        <w:tab/>
+      </w:r>
+    </w:p>
+    <w:p>
+      <w:pPr>
+        <w:rPr>
+          <w:rFonts w:hint="default"/>
+        </w:rPr>
+      </w:pPr>
+      <w:r>
+        <w:rPr>
+          <w:rFonts w:hint="default"/>
+        </w:rPr>
+        <w:t xml:space="preserve">B.is </w:t>
+      </w:r>
+    </w:p>
+    <w:p>
+      <w:pPr>
+        <w:rPr>
+          <w:rFonts w:hint="default"/>
+        </w:rPr>
+      </w:pPr>
+      <w:r>
+        <w:rPr>
+          <w:rFonts w:hint="default"/>
+        </w:rPr>
+        <w:t>C. was</w:t>
+      </w:r>
+    </w:p>
+    <w:p>
+      <w:pPr>
+        <w:rPr>
+          <w:rFonts w:hint="default"/>
+        </w:rPr>
+      </w:pPr>
+      <w:r>
+        <w:rPr>
+          <w:rFonts w:hint="default"/>
+        </w:rPr>
+        <w:t xml:space="preserve">10. </w:t>
+      </w:r>
+    </w:p>
+    <w:p>
+      <w:pPr>
+        <w:rPr>
+          <w:rFonts w:hint="default"/>
+        </w:rPr>
+      </w:pPr>
+      <w:r>
+        <w:rPr>
+          <w:rFonts w:hint="default"/>
+        </w:rPr>
+        <w:t>A.from</w:t>
+      </w:r>
+      <w:r>
+        <w:rPr>
+          <w:rFonts w:hint="default"/>
+        </w:rPr>
+        <w:tab/>
+      </w:r>
+    </w:p>
+    <w:p>
+      <w:pPr>
+        <w:rPr>
+          <w:rFonts w:hint="default"/>
+        </w:rPr>
+      </w:pPr>
+      <w:r>
+        <w:rPr>
+          <w:rFonts w:hint="default"/>
+        </w:rPr>
+        <w:t>B.for (*)</w:t>
+      </w:r>
+      <w:r>
+        <w:rPr>
+          <w:rFonts w:hint="default"/>
+        </w:rPr>
+        <w:tab/>
+      </w:r>
+    </w:p>
+    <w:p>
+      <w:pPr>
+        <w:rPr>
+          <w:rFonts w:hint="default"/>
+        </w:rPr>
+      </w:pPr>
+      <w:r>
+        <w:rPr>
+          <w:rFonts w:hint="default"/>
+        </w:rPr>
+        <w:t>C. of</w:t>
+      </w:r>
+    </w:p>
+    <w:p>
+      <w:pPr>
+        <w:rPr>
+          <w:rFonts w:hint="default"/>
+        </w:rPr>
+      </w:pPr>
+      <w:r>
+        <w:rPr>
+          <w:rFonts w:hint="default"/>
+        </w:rPr>
+        <w:t>Paragraph 56.</w:t>
+      </w:r>
+      <w:r>
+        <w:rPr>
+          <w:rFonts w:hint="default"/>
+        </w:rPr>
+        <w:tab/>
+      </w:r>
+      <w:r>
+        <w:rPr>
+          <w:rFonts w:hint="default"/>
+        </w:rPr>
+        <w:t>Use the text to answer questions: Level 2</w:t>
+      </w:r>
+    </w:p>
+    <w:p>
+      <w:pPr>
+        <w:rPr>
+          <w:rFonts w:hint="default"/>
+        </w:rPr>
+      </w:pPr>
+      <w:r>
+        <w:rPr>
+          <w:rFonts w:hint="default"/>
+        </w:rPr>
+        <w:t>Cabin Attendant Masks</w:t>
+      </w:r>
+    </w:p>
+    <w:p>
+      <w:pPr>
+        <w:rPr>
+          <w:rFonts w:hint="default"/>
+        </w:rPr>
+      </w:pPr>
+      <w:r>
+        <w:rPr>
+          <w:rFonts w:hint="default"/>
+        </w:rPr>
+        <w:t>A 300 SB35.007 p. 10</w:t>
+      </w:r>
+    </w:p>
+    <w:p>
+      <w:pPr>
+        <w:rPr>
+          <w:rFonts w:hint="default"/>
+        </w:rPr>
+      </w:pPr>
+      <w:r>
+        <w:rPr>
+          <w:rFonts w:hint="default"/>
+        </w:rPr>
+        <w:t>I.Remove oxygen masks from cabin attendant seat located forward of RH emergency exit.</w:t>
+      </w:r>
+    </w:p>
+    <w:p>
+      <w:pPr>
+        <w:rPr>
+          <w:rFonts w:hint="default"/>
+        </w:rPr>
+      </w:pPr>
+      <w:r>
+        <w:rPr>
+          <w:rFonts w:hint="default"/>
+        </w:rPr>
+        <w:t>Refer to Figure 1, Sheet 2.</w:t>
+      </w:r>
+    </w:p>
+    <w:p>
+      <w:pPr>
+        <w:rPr>
+          <w:rFonts w:hint="default"/>
+        </w:rPr>
+      </w:pPr>
+      <w:r>
+        <w:rPr>
+          <w:rFonts w:hint="default"/>
+        </w:rPr>
+        <w:t>(a)Remove three oxygen masks (first aid) B114019-28, Item 14, and return to stores.</w:t>
+      </w:r>
+    </w:p>
+    <w:p>
+      <w:pPr>
+        <w:rPr>
+          <w:rFonts w:hint="default"/>
+        </w:rPr>
+      </w:pPr>
+      <w:r>
+        <w:rPr>
+          <w:rFonts w:hint="default"/>
+        </w:rPr>
+        <w:t>II.Remove oxygen masks complete with container assy and replace life vest receptacle at cabin attendant seat located aft of LH FWD passenger/crew door.</w:t>
+      </w:r>
+    </w:p>
+    <w:p>
+      <w:pPr>
+        <w:rPr>
+          <w:rFonts w:hint="default"/>
+        </w:rPr>
+      </w:pPr>
+      <w:r>
+        <w:rPr>
+          <w:rFonts w:hint="default"/>
+        </w:rPr>
+        <w:t>Refer to Figure 1, Sheet 2.</w:t>
+      </w:r>
+    </w:p>
+    <w:p>
+      <w:pPr>
+        <w:rPr>
+          <w:rFonts w:hint="default"/>
+        </w:rPr>
+      </w:pPr>
+      <w:r>
+        <w:rPr>
+          <w:rFonts w:hint="default"/>
+        </w:rPr>
+        <w:t>(b)Remove and discard two screws NSA503908-03, Item 16, four washers AN960PD8, Item 17, two nuts NAS1021N08, Item 18, from oxyen mask container assy A2567028200000, Item 19.</w:t>
+      </w:r>
+    </w:p>
+    <w:p>
+      <w:pPr>
+        <w:rPr>
+          <w:rFonts w:hint="default"/>
+        </w:rPr>
+      </w:pPr>
+      <w:r>
+        <w:rPr>
+          <w:rFonts w:hint="default"/>
+        </w:rPr>
+        <w:t>(c)Remove and retain manual release tool 995000, Item 15.</w:t>
+      </w:r>
+    </w:p>
+    <w:p>
+      <w:pPr>
+        <w:rPr>
+          <w:rFonts w:hint="default"/>
+        </w:rPr>
+      </w:pPr>
+      <w:r>
+        <w:rPr>
+          <w:rFonts w:hint="default"/>
+        </w:rPr>
+        <w:t>(d)Remove and return to stores 3 oxygen masks (first aid) 114019-28, Item 14.</w:t>
+      </w:r>
+    </w:p>
+    <w:p>
+      <w:pPr>
+        <w:rPr>
+          <w:rFonts w:hint="default"/>
+        </w:rPr>
+      </w:pPr>
+      <w:r>
+        <w:rPr>
+          <w:rFonts w:hint="default"/>
+        </w:rPr>
+        <w:t>(e)Discard oxygen mask container assy, Item 19.</w:t>
+      </w:r>
+    </w:p>
+    <w:p>
+      <w:pPr>
+        <w:rPr>
+          <w:rFonts w:hint="default"/>
+        </w:rPr>
+      </w:pPr>
+      <w:r>
+        <w:rPr>
+          <w:rFonts w:hint="default"/>
+        </w:rPr>
+        <w:t>(f)Remove and retain life vest (crew) 52-VE-6, Item 9, life vest (demonstration) 52 –VE-8, Item 10, and oxygen mask (demonstration) 14019-31, Item 11.</w:t>
+      </w:r>
+    </w:p>
+    <w:p>
+      <w:pPr>
+        <w:rPr>
+          <w:rFonts w:hint="default"/>
+        </w:rPr>
+      </w:pPr>
+      <w:r>
+        <w:rPr>
+          <w:rFonts w:hint="default"/>
+        </w:rPr>
+        <w:t>(g)Remove and retain two screws NSA5039-08-2, Item 12, two screws NSA5039- 08-1, Item 20, and four washers AN960PD8, Item 13, and remove and discard life vest receptacle A2567026000400, Item 8.</w:t>
+      </w:r>
+    </w:p>
+    <w:p>
+      <w:pPr>
+        <w:rPr>
+          <w:rFonts w:hint="default"/>
+        </w:rPr>
+      </w:pPr>
+      <w:r>
+        <w:rPr>
+          <w:rFonts w:hint="default"/>
+        </w:rPr>
+        <w:t>(h)Install new vest receptacle A2567028500600, Item 27, using retained screws, Items 12 and 20, and washers, Item 13.</w:t>
+      </w:r>
+    </w:p>
+    <w:p>
+      <w:pPr>
+        <w:rPr>
+          <w:rFonts w:hint="default"/>
+        </w:rPr>
+      </w:pPr>
+      <w:r>
+        <w:rPr>
+          <w:rFonts w:hint="default"/>
+        </w:rPr>
+        <w:t>(i)Install retained manual release tool, Item 15, life vest (crew), Item 9, life vest (demonstration), Item 10, and oxygen mask (demonstration), Item 11.</w:t>
+      </w:r>
+    </w:p>
+    <w:p>
+      <w:pPr>
+        <w:rPr>
+          <w:rFonts w:hint="default"/>
+        </w:rPr>
+      </w:pPr>
+      <w:r>
+        <w:rPr>
+          <w:rFonts w:hint="default"/>
+        </w:rPr>
+        <w:t>III.Replace placards on cabin attendant seats. Refer to Figure 1, Sheet 2.</w:t>
+      </w:r>
+    </w:p>
+    <w:p>
+      <w:pPr>
+        <w:rPr>
+          <w:rFonts w:hint="default"/>
+        </w:rPr>
+      </w:pPr>
+    </w:p>
+    <w:p>
+      <w:pPr>
+        <w:rPr>
+          <w:rFonts w:hint="default"/>
+        </w:rPr>
+      </w:pPr>
+      <w:r>
+        <w:rPr>
+          <w:rFonts w:hint="default"/>
+        </w:rPr>
+        <w:t>1.What is the special tool called?</w:t>
+      </w:r>
+    </w:p>
+    <w:p>
+      <w:pPr>
+        <w:rPr>
+          <w:rFonts w:hint="default"/>
+        </w:rPr>
+      </w:pPr>
+      <w:r>
+        <w:rPr>
+          <w:rFonts w:hint="default"/>
+        </w:rPr>
+        <w:t>A.Manual release (*)</w:t>
+      </w:r>
+      <w:r>
+        <w:rPr>
+          <w:rFonts w:hint="default"/>
+        </w:rPr>
+        <w:tab/>
+      </w:r>
+    </w:p>
+    <w:p>
+      <w:pPr>
+        <w:rPr>
+          <w:rFonts w:hint="default"/>
+        </w:rPr>
+      </w:pPr>
+      <w:r>
+        <w:rPr>
+          <w:rFonts w:hint="default"/>
+        </w:rPr>
+        <w:t>B. Tool 995000</w:t>
+      </w:r>
+      <w:r>
+        <w:rPr>
+          <w:rFonts w:hint="default"/>
+        </w:rPr>
+        <w:tab/>
+      </w:r>
+    </w:p>
+    <w:p>
+      <w:pPr>
+        <w:rPr>
+          <w:rFonts w:hint="default"/>
+        </w:rPr>
+      </w:pPr>
+      <w:r>
+        <w:rPr>
+          <w:rFonts w:hint="default"/>
+        </w:rPr>
+        <w:t>C. Retained screws</w:t>
+      </w:r>
+    </w:p>
+    <w:p>
+      <w:pPr>
+        <w:rPr>
+          <w:rFonts w:hint="default"/>
+        </w:rPr>
+      </w:pPr>
+    </w:p>
+    <w:p>
+      <w:pPr>
+        <w:rPr>
+          <w:rFonts w:hint="default"/>
+        </w:rPr>
+      </w:pPr>
+    </w:p>
+    <w:p>
+      <w:pPr>
+        <w:rPr>
+          <w:rFonts w:hint="default"/>
+        </w:rPr>
+      </w:pPr>
+    </w:p>
+    <w:p>
+      <w:pPr>
+        <w:rPr>
+          <w:rFonts w:hint="default"/>
+        </w:rPr>
+      </w:pPr>
+      <w:r>
+        <w:rPr>
+          <w:rFonts w:hint="default"/>
+        </w:rPr>
+        <w:t>2.What do you need to install the new life vest receptacle?</w:t>
+      </w:r>
+    </w:p>
+    <w:p>
+      <w:pPr>
+        <w:rPr>
+          <w:rFonts w:hint="default"/>
+        </w:rPr>
+      </w:pPr>
+      <w:r>
+        <w:rPr>
+          <w:rFonts w:hint="default"/>
+        </w:rPr>
+        <w:t>A.two screws</w:t>
+      </w:r>
+      <w:r>
+        <w:rPr>
+          <w:rFonts w:hint="default"/>
+        </w:rPr>
+        <w:tab/>
+      </w:r>
+    </w:p>
+    <w:p>
+      <w:pPr>
+        <w:rPr>
+          <w:rFonts w:hint="default"/>
+        </w:rPr>
+      </w:pPr>
+      <w:r>
+        <w:rPr>
+          <w:rFonts w:hint="default"/>
+        </w:rPr>
+        <w:t>B.two screws NSA5039-08-2</w:t>
+      </w:r>
+      <w:r>
+        <w:rPr>
+          <w:rFonts w:hint="default"/>
+        </w:rPr>
+        <w:tab/>
+      </w:r>
+    </w:p>
+    <w:p>
+      <w:pPr>
+        <w:rPr>
+          <w:rFonts w:hint="default"/>
+        </w:rPr>
+      </w:pPr>
+      <w:r>
+        <w:rPr>
+          <w:rFonts w:hint="default"/>
+        </w:rPr>
+        <w:t>C. Screws and washers (*)</w:t>
+      </w:r>
+    </w:p>
+    <w:p>
+      <w:pPr>
+        <w:rPr>
+          <w:rFonts w:hint="default"/>
+        </w:rPr>
+      </w:pPr>
+      <w:r>
+        <w:rPr>
+          <w:rFonts w:hint="default"/>
+        </w:rPr>
+        <w:t>3.What type of mask do you remove from the RH emergency exit attendant seat?</w:t>
+      </w:r>
+    </w:p>
+    <w:p>
+      <w:pPr>
+        <w:rPr>
+          <w:rFonts w:hint="default"/>
+        </w:rPr>
+      </w:pPr>
+      <w:r>
+        <w:rPr>
+          <w:rFonts w:hint="default"/>
+        </w:rPr>
+        <w:t>A.B114019-28</w:t>
+      </w:r>
+      <w:r>
+        <w:rPr>
+          <w:rFonts w:hint="default"/>
+        </w:rPr>
+        <w:tab/>
+      </w:r>
+    </w:p>
+    <w:p>
+      <w:pPr>
+        <w:rPr>
+          <w:rFonts w:hint="default"/>
+        </w:rPr>
+      </w:pPr>
+      <w:r>
+        <w:rPr>
+          <w:rFonts w:hint="default"/>
+        </w:rPr>
+        <w:t>B.First aid (*)</w:t>
+      </w:r>
+      <w:r>
+        <w:rPr>
+          <w:rFonts w:hint="default"/>
+        </w:rPr>
+        <w:tab/>
+      </w:r>
+    </w:p>
+    <w:p>
+      <w:pPr>
+        <w:rPr>
+          <w:rFonts w:hint="default"/>
+        </w:rPr>
+      </w:pPr>
+      <w:r>
+        <w:rPr>
+          <w:rFonts w:hint="default"/>
+        </w:rPr>
+        <w:t>C. Both A &amp; B.</w:t>
+      </w:r>
+    </w:p>
+    <w:p>
+      <w:pPr>
+        <w:rPr>
+          <w:rFonts w:hint="default"/>
+        </w:rPr>
+      </w:pPr>
+      <w:r>
+        <w:rPr>
+          <w:rFonts w:hint="default"/>
+        </w:rPr>
+        <w:t>4.What do you install on the attendant seats at the end of the procedure?</w:t>
+      </w:r>
+    </w:p>
+    <w:p>
+      <w:pPr>
+        <w:rPr>
+          <w:rFonts w:hint="default"/>
+        </w:rPr>
+      </w:pPr>
+      <w:r>
+        <w:rPr>
+          <w:rFonts w:hint="default"/>
+        </w:rPr>
+        <w:t>A.Placards (*)</w:t>
+      </w:r>
+      <w:r>
+        <w:rPr>
+          <w:rFonts w:hint="default"/>
+        </w:rPr>
+        <w:tab/>
+      </w:r>
+    </w:p>
+    <w:p>
+      <w:pPr>
+        <w:rPr>
+          <w:rFonts w:hint="default"/>
+        </w:rPr>
+      </w:pPr>
+      <w:r>
+        <w:rPr>
+          <w:rFonts w:hint="default"/>
+        </w:rPr>
+        <w:t>B.Nothing</w:t>
+      </w:r>
+      <w:r>
+        <w:rPr>
+          <w:rFonts w:hint="default"/>
+        </w:rPr>
+        <w:tab/>
+      </w:r>
+    </w:p>
+    <w:p>
+      <w:pPr>
+        <w:rPr>
+          <w:rFonts w:hint="default"/>
+        </w:rPr>
+      </w:pPr>
+      <w:r>
+        <w:rPr>
+          <w:rFonts w:hint="default"/>
+        </w:rPr>
+        <w:t>C. Retained manual release tool</w:t>
+      </w:r>
+    </w:p>
+    <w:p>
+      <w:pPr>
+        <w:rPr>
+          <w:rFonts w:hint="default"/>
+        </w:rPr>
+      </w:pPr>
+      <w:r>
+        <w:rPr>
+          <w:rFonts w:hint="default"/>
+        </w:rPr>
+        <w:t>5.Is the life vest receptacle S/N A2567029500600?</w:t>
+      </w:r>
+    </w:p>
+    <w:p>
+      <w:pPr>
+        <w:rPr>
+          <w:rFonts w:hint="default"/>
+        </w:rPr>
+      </w:pPr>
+      <w:r>
+        <w:rPr>
+          <w:rFonts w:hint="default"/>
+        </w:rPr>
+        <w:t>A.No, It’s A2567028500600. (*)</w:t>
+      </w:r>
+      <w:r>
+        <w:rPr>
+          <w:rFonts w:hint="default"/>
+        </w:rPr>
+        <w:tab/>
+      </w:r>
+    </w:p>
+    <w:p>
+      <w:pPr>
+        <w:rPr>
+          <w:rFonts w:hint="default"/>
+        </w:rPr>
+      </w:pPr>
+      <w:r>
+        <w:rPr>
+          <w:rFonts w:hint="default"/>
+        </w:rPr>
+        <w:t>B.No, It’s A2567026000400.</w:t>
+      </w:r>
+      <w:r>
+        <w:rPr>
+          <w:rFonts w:hint="default"/>
+        </w:rPr>
+        <w:tab/>
+      </w:r>
+    </w:p>
+    <w:p>
+      <w:pPr>
+        <w:rPr>
+          <w:rFonts w:hint="default"/>
+        </w:rPr>
+      </w:pPr>
+      <w:r>
+        <w:rPr>
+          <w:rFonts w:hint="default"/>
+        </w:rPr>
+        <w:t>C. Yes, It is.</w:t>
+      </w:r>
+    </w:p>
+    <w:p>
+      <w:pPr>
+        <w:rPr>
+          <w:rFonts w:hint="default"/>
+        </w:rPr>
+      </w:pPr>
+    </w:p>
+    <w:p>
+      <w:pPr>
+        <w:rPr>
+          <w:rFonts w:hint="default"/>
+        </w:rPr>
+      </w:pPr>
+      <w:r>
+        <w:rPr>
+          <w:rFonts w:hint="default"/>
+        </w:rPr>
+        <w:t>Paragraph 57.</w:t>
+      </w:r>
+      <w:r>
+        <w:rPr>
+          <w:rFonts w:hint="default"/>
+        </w:rPr>
+        <w:tab/>
+      </w:r>
+      <w:r>
+        <w:rPr>
+          <w:rFonts w:hint="default"/>
+        </w:rPr>
+        <w:t>Read the following paragraph and determine which sentence is True (A), False (B) or Not Given (C) Level 1</w:t>
+      </w:r>
+    </w:p>
+    <w:p>
+      <w:pPr>
+        <w:rPr>
+          <w:rFonts w:hint="default"/>
+        </w:rPr>
+      </w:pPr>
+      <w:r>
+        <w:rPr>
+          <w:rFonts w:hint="default"/>
+        </w:rPr>
+        <w:t>A. Seat bottom</w:t>
+      </w:r>
+    </w:p>
+    <w:p>
+      <w:pPr>
+        <w:rPr>
+          <w:rFonts w:hint="default"/>
+        </w:rPr>
+      </w:pPr>
+      <w:r>
+        <w:rPr>
+          <w:rFonts w:hint="default"/>
+        </w:rPr>
+        <w:tab/>
+      </w:r>
+      <w:r>
+        <w:rPr>
+          <w:rFonts w:hint="default"/>
+        </w:rPr>
+        <w:t>I. Horizontal displacement</w:t>
+      </w:r>
+    </w:p>
+    <w:p>
+      <w:pPr>
+        <w:rPr>
+          <w:rFonts w:hint="default"/>
+        </w:rPr>
+      </w:pPr>
+      <w:r>
+        <w:rPr>
+          <w:rFonts w:hint="default"/>
+        </w:rPr>
+        <w:t>Push control handle, installed on the side of the seat and in the meantime, slide the seat on tracks fore or aft, then release the control handle, the seat must be stay in the selected position.</w:t>
+      </w:r>
+    </w:p>
+    <w:p>
+      <w:pPr>
+        <w:rPr>
+          <w:rFonts w:hint="default"/>
+        </w:rPr>
+      </w:pPr>
+      <w:r>
+        <w:rPr>
+          <w:rFonts w:hint="default"/>
+        </w:rPr>
+        <w:t>II.Vertical displacement</w:t>
+      </w:r>
+    </w:p>
+    <w:p>
+      <w:pPr>
+        <w:rPr>
+          <w:rFonts w:hint="default"/>
+        </w:rPr>
+      </w:pPr>
+      <w:r>
+        <w:rPr>
+          <w:rFonts w:hint="default"/>
+        </w:rPr>
+        <w:t>Push control handle, installed on the seat side under occupant's weight. The seat moves downward. Release the control handle, the seat and must locked in the selected position.</w:t>
+      </w:r>
+    </w:p>
+    <w:p>
+      <w:pPr>
+        <w:rPr>
+          <w:rFonts w:hint="default"/>
+        </w:rPr>
+      </w:pPr>
+      <w:r>
+        <w:rPr>
+          <w:rFonts w:hint="default"/>
+        </w:rPr>
+        <w:t>The seat is in lower position and unoccupied, push control handle, then the seat go up automatically by means of gas cylinders.</w:t>
+      </w:r>
+    </w:p>
+    <w:p>
+      <w:pPr>
+        <w:rPr>
+          <w:rFonts w:hint="default"/>
+        </w:rPr>
+      </w:pPr>
+      <w:r>
+        <w:rPr>
+          <w:rFonts w:hint="default"/>
+        </w:rPr>
+        <w:t>1.The control handle is assembled on the side of the seat</w:t>
+      </w:r>
+    </w:p>
+    <w:p>
+      <w:pPr>
+        <w:rPr>
+          <w:rFonts w:hint="default"/>
+        </w:rPr>
+      </w:pPr>
+      <w:r>
+        <w:rPr>
+          <w:rFonts w:hint="default"/>
+        </w:rPr>
+        <w:t>A.False</w:t>
+      </w:r>
+      <w:r>
+        <w:rPr>
+          <w:rFonts w:hint="default"/>
+        </w:rPr>
+        <w:tab/>
+      </w:r>
+    </w:p>
+    <w:p>
+      <w:pPr>
+        <w:rPr>
+          <w:rFonts w:hint="default"/>
+        </w:rPr>
+      </w:pPr>
+      <w:r>
+        <w:rPr>
+          <w:rFonts w:hint="default"/>
+        </w:rPr>
+        <w:t>B.Not given</w:t>
+      </w:r>
+      <w:r>
+        <w:rPr>
+          <w:rFonts w:hint="default"/>
+        </w:rPr>
+        <w:tab/>
+      </w:r>
+    </w:p>
+    <w:p>
+      <w:pPr>
+        <w:rPr>
+          <w:rFonts w:hint="default"/>
+        </w:rPr>
+      </w:pPr>
+      <w:r>
+        <w:rPr>
+          <w:rFonts w:hint="default"/>
+        </w:rPr>
+        <w:t>C. True (*)</w:t>
+      </w:r>
+    </w:p>
+    <w:p>
+      <w:pPr>
+        <w:rPr>
+          <w:rFonts w:hint="default"/>
+        </w:rPr>
+      </w:pPr>
+      <w:r>
+        <w:rPr>
+          <w:rFonts w:hint="default"/>
+        </w:rPr>
+        <w:t>2.The seat must be stay in the selected position before sliding the seat on tracks fore or aft.</w:t>
+      </w:r>
+    </w:p>
+    <w:p>
+      <w:pPr>
+        <w:rPr>
+          <w:rFonts w:hint="default"/>
+        </w:rPr>
+      </w:pPr>
+      <w:r>
+        <w:rPr>
+          <w:rFonts w:hint="default"/>
+        </w:rPr>
+        <w:t>A.False (*)</w:t>
+      </w:r>
+      <w:r>
+        <w:rPr>
+          <w:rFonts w:hint="default"/>
+        </w:rPr>
+        <w:tab/>
+      </w:r>
+    </w:p>
+    <w:p>
+      <w:pPr>
+        <w:rPr>
+          <w:rFonts w:hint="default"/>
+        </w:rPr>
+      </w:pPr>
+      <w:r>
+        <w:rPr>
+          <w:rFonts w:hint="default"/>
+        </w:rPr>
+        <w:t>B.True</w:t>
+      </w:r>
+      <w:r>
+        <w:rPr>
+          <w:rFonts w:hint="default"/>
+        </w:rPr>
+        <w:tab/>
+      </w:r>
+    </w:p>
+    <w:p>
+      <w:pPr>
+        <w:rPr>
+          <w:rFonts w:hint="default"/>
+        </w:rPr>
+      </w:pPr>
+      <w:r>
+        <w:rPr>
+          <w:rFonts w:hint="default"/>
+        </w:rPr>
+        <w:t>C. Not given</w:t>
+      </w:r>
+    </w:p>
+    <w:p>
+      <w:pPr>
+        <w:rPr>
+          <w:rFonts w:hint="default"/>
+        </w:rPr>
+      </w:pPr>
+      <w:r>
+        <w:rPr>
+          <w:rFonts w:hint="default"/>
+        </w:rPr>
+        <w:t>3.Horizontal displacement must be done before Vertical displacement</w:t>
+      </w:r>
+    </w:p>
+    <w:p>
+      <w:pPr>
+        <w:rPr>
+          <w:rFonts w:hint="default"/>
+        </w:rPr>
+      </w:pPr>
+      <w:r>
+        <w:rPr>
+          <w:rFonts w:hint="default"/>
+        </w:rPr>
+        <w:t>A.True</w:t>
+      </w:r>
+      <w:r>
+        <w:rPr>
+          <w:rFonts w:hint="default"/>
+        </w:rPr>
+        <w:tab/>
+      </w:r>
+    </w:p>
+    <w:p>
+      <w:pPr>
+        <w:rPr>
+          <w:rFonts w:hint="default"/>
+        </w:rPr>
+      </w:pPr>
+      <w:r>
+        <w:rPr>
+          <w:rFonts w:hint="default"/>
+        </w:rPr>
+        <w:t>B.Not given (*)</w:t>
+      </w:r>
+      <w:r>
+        <w:rPr>
+          <w:rFonts w:hint="default"/>
+        </w:rPr>
+        <w:tab/>
+      </w:r>
+    </w:p>
+    <w:p>
+      <w:pPr>
+        <w:rPr>
+          <w:rFonts w:hint="default"/>
+        </w:rPr>
+      </w:pPr>
+      <w:r>
+        <w:rPr>
+          <w:rFonts w:hint="default"/>
+        </w:rPr>
+        <w:t>C. False</w:t>
+      </w:r>
+    </w:p>
+    <w:p>
+      <w:pPr>
+        <w:rPr>
+          <w:rFonts w:hint="default"/>
+        </w:rPr>
+      </w:pPr>
+      <w:r>
+        <w:rPr>
+          <w:rFonts w:hint="default"/>
+        </w:rPr>
+        <w:t xml:space="preserve">4.The seat go up and down automatically by means of gas cylinders </w:t>
+      </w:r>
+    </w:p>
+    <w:p>
+      <w:pPr>
+        <w:rPr>
+          <w:rFonts w:hint="default"/>
+        </w:rPr>
+      </w:pPr>
+      <w:r>
+        <w:rPr>
+          <w:rFonts w:hint="default"/>
+        </w:rPr>
+        <w:t>A.True</w:t>
+      </w:r>
+      <w:r>
+        <w:rPr>
+          <w:rFonts w:hint="default"/>
+        </w:rPr>
+        <w:tab/>
+      </w:r>
+    </w:p>
+    <w:p>
+      <w:pPr>
+        <w:rPr>
+          <w:rFonts w:hint="default"/>
+        </w:rPr>
+      </w:pPr>
+      <w:r>
+        <w:rPr>
+          <w:rFonts w:hint="default"/>
+        </w:rPr>
+        <w:t>B.Not given</w:t>
+      </w:r>
+      <w:r>
+        <w:rPr>
+          <w:rFonts w:hint="default"/>
+        </w:rPr>
+        <w:tab/>
+      </w:r>
+    </w:p>
+    <w:p>
+      <w:pPr>
+        <w:rPr>
+          <w:rFonts w:hint="default"/>
+        </w:rPr>
+      </w:pPr>
+      <w:r>
+        <w:rPr>
+          <w:rFonts w:hint="default"/>
+        </w:rPr>
+        <w:t>C. False (*)</w:t>
+      </w:r>
+    </w:p>
+    <w:p>
+      <w:pPr>
+        <w:rPr>
+          <w:rFonts w:hint="default"/>
+        </w:rPr>
+      </w:pPr>
+      <w:r>
+        <w:rPr>
+          <w:rFonts w:hint="default"/>
+        </w:rPr>
+        <w:t>5.The lock of the seat back/ bottom assembly in the horizontal or vertical direction in given by locking systems.</w:t>
+      </w:r>
+    </w:p>
+    <w:p>
+      <w:pPr>
+        <w:rPr>
+          <w:rFonts w:hint="default"/>
+        </w:rPr>
+      </w:pPr>
+      <w:r>
+        <w:rPr>
+          <w:rFonts w:hint="default"/>
+        </w:rPr>
+        <w:t>A.True</w:t>
+      </w:r>
+      <w:r>
+        <w:rPr>
+          <w:rFonts w:hint="default"/>
+        </w:rPr>
+        <w:tab/>
+      </w:r>
+    </w:p>
+    <w:p>
+      <w:pPr>
+        <w:rPr>
+          <w:rFonts w:hint="default"/>
+        </w:rPr>
+      </w:pPr>
+      <w:r>
+        <w:rPr>
+          <w:rFonts w:hint="default"/>
+        </w:rPr>
+        <w:t>B.Not given (*)</w:t>
+      </w:r>
+      <w:r>
+        <w:rPr>
+          <w:rFonts w:hint="default"/>
+        </w:rPr>
+        <w:tab/>
+      </w:r>
+    </w:p>
+    <w:p>
+      <w:pPr>
+        <w:rPr>
+          <w:rFonts w:hint="default"/>
+        </w:rPr>
+      </w:pPr>
+      <w:r>
+        <w:rPr>
+          <w:rFonts w:hint="default"/>
+        </w:rPr>
+        <w:t>C. False</w:t>
+      </w:r>
+    </w:p>
+    <w:p>
+      <w:pPr>
+        <w:rPr>
+          <w:rFonts w:hint="default"/>
+        </w:rPr>
+      </w:pPr>
+    </w:p>
+    <w:p>
+      <w:pPr>
+        <w:rPr>
+          <w:rFonts w:hint="default"/>
+        </w:rPr>
+      </w:pPr>
+    </w:p>
+    <w:p>
+      <w:pPr>
+        <w:rPr>
+          <w:rFonts w:hint="default"/>
+        </w:rPr>
+      </w:pPr>
+    </w:p>
+    <w:p>
+      <w:pPr>
+        <w:rPr>
+          <w:rFonts w:hint="default"/>
+        </w:rPr>
+      </w:pPr>
+      <w:r>
+        <w:rPr>
+          <w:rFonts w:hint="default"/>
+        </w:rPr>
+        <w:t>Paragraph 58.  Complete the blanks in the text below with an appropriate form of the verb in brackets Level 1</w:t>
+      </w:r>
+    </w:p>
+    <w:p>
+      <w:pPr>
+        <w:rPr>
+          <w:rFonts w:hint="default"/>
+        </w:rPr>
+      </w:pPr>
+      <w:r>
+        <w:rPr>
+          <w:rFonts w:hint="default"/>
+        </w:rPr>
+        <w:t>GENERAL FIREBLOCKING INFORMATION</w:t>
+      </w:r>
+    </w:p>
+    <w:p>
+      <w:pPr>
+        <w:rPr>
+          <w:rFonts w:hint="default"/>
+        </w:rPr>
+      </w:pPr>
+      <w:r>
+        <w:rPr>
+          <w:rFonts w:hint="default"/>
+        </w:rPr>
+        <w:t>Fire blocking is the term used to (1) ………… the method or system of (2)……………… increased thermal protection for the foam in seat cushions.</w:t>
+      </w:r>
+    </w:p>
+    <w:p>
+      <w:pPr>
+        <w:rPr>
+          <w:rFonts w:hint="default"/>
+        </w:rPr>
+      </w:pPr>
+      <w:r>
+        <w:rPr>
+          <w:rFonts w:hint="default"/>
+        </w:rPr>
+        <w:t>For that reason, the cushions, fire blocking liner and dress cover (3)……………. considered to be a fire blocking system. Changes to any of the three components of the system can (4)……………………. the thermal protection capability of that system. Two factors that (5)…</w:t>
+      </w:r>
+      <w:r>
+        <w:rPr>
+          <w:rFonts w:hint="default"/>
+        </w:rPr>
+        <w:tab/>
+      </w:r>
+      <w:r>
+        <w:rPr>
+          <w:rFonts w:hint="default"/>
+        </w:rPr>
+        <w:t>capability are the cleanliness of all the components and</w:t>
+      </w:r>
+    </w:p>
+    <w:p>
+      <w:pPr>
+        <w:rPr>
+          <w:rFonts w:hint="default"/>
+        </w:rPr>
+      </w:pPr>
+      <w:r>
+        <w:rPr>
+          <w:rFonts w:hint="default"/>
+        </w:rPr>
+        <w:t>the integrity of the fire blocking liner.</w:t>
+      </w:r>
+    </w:p>
+    <w:p>
+      <w:pPr>
+        <w:rPr>
+          <w:rFonts w:hint="default"/>
+        </w:rPr>
+      </w:pPr>
+      <w:r>
+        <w:rPr>
+          <w:rFonts w:hint="default"/>
+        </w:rPr>
+        <w:t>Liners (6)……………………. of materials, which, because of their chemical composition, provide inherent capability and do not (7)…</w:t>
+      </w:r>
+      <w:r>
+        <w:rPr>
+          <w:rFonts w:hint="default"/>
+        </w:rPr>
+        <w:tab/>
+      </w:r>
+      <w:r>
+        <w:rPr>
+          <w:rFonts w:hint="default"/>
+        </w:rPr>
+        <w:t>on yarn or fabric treatments</w:t>
+      </w:r>
+    </w:p>
+    <w:p>
+      <w:pPr>
+        <w:rPr>
+          <w:rFonts w:hint="default"/>
+        </w:rPr>
+      </w:pPr>
+      <w:r>
+        <w:rPr>
+          <w:rFonts w:hint="default"/>
+        </w:rPr>
+        <w:t>and coatings. Liners have no shelf life and their capability is not (8)…</w:t>
+      </w:r>
+      <w:r>
+        <w:rPr>
+          <w:rFonts w:hint="default"/>
+        </w:rPr>
+        <w:tab/>
+      </w:r>
+      <w:r>
+        <w:rPr>
+          <w:rFonts w:hint="default"/>
+        </w:rPr>
+        <w:t>by</w:t>
+      </w:r>
+    </w:p>
+    <w:p>
+      <w:pPr>
+        <w:rPr>
+          <w:rFonts w:hint="default"/>
+        </w:rPr>
+      </w:pPr>
+      <w:r>
+        <w:rPr>
+          <w:rFonts w:hint="default"/>
+        </w:rPr>
+        <w:t>dry cleaning. Liner capability will be decreased by mechanical damage and, as (9)……………………. above, will (10)……………………. by the cleanliness of all components of the fire blocking system (cushion, liner and dress cover.)</w:t>
+      </w:r>
+    </w:p>
+    <w:p>
+      <w:pPr>
+        <w:rPr>
+          <w:rFonts w:hint="default"/>
+        </w:rPr>
+      </w:pPr>
+    </w:p>
+    <w:p>
+      <w:pPr>
+        <w:rPr>
+          <w:rFonts w:hint="default"/>
+        </w:rPr>
+      </w:pPr>
+    </w:p>
+    <w:p>
+      <w:pPr>
+        <w:rPr>
+          <w:rFonts w:hint="default"/>
+        </w:rPr>
+      </w:pPr>
+    </w:p>
+    <w:p>
+      <w:pPr>
+        <w:rPr>
+          <w:rFonts w:hint="default"/>
+        </w:rPr>
+      </w:pPr>
+      <w:r>
+        <w:rPr>
+          <w:rFonts w:hint="default"/>
+        </w:rPr>
+        <w:t>1.</w:t>
+      </w:r>
+      <w:r>
+        <w:rPr>
+          <w:rFonts w:hint="default"/>
+        </w:rPr>
+        <w:tab/>
+      </w:r>
+    </w:p>
+    <w:p>
+      <w:pPr>
+        <w:rPr>
+          <w:rFonts w:hint="default"/>
+        </w:rPr>
+      </w:pPr>
+      <w:r>
+        <w:rPr>
+          <w:rFonts w:hint="default"/>
+        </w:rPr>
+        <w:t>A.describe (*)</w:t>
+      </w:r>
+      <w:r>
+        <w:rPr>
+          <w:rFonts w:hint="default"/>
+        </w:rPr>
+        <w:tab/>
+      </w:r>
+    </w:p>
+    <w:p>
+      <w:pPr>
+        <w:rPr>
+          <w:rFonts w:hint="default"/>
+        </w:rPr>
+      </w:pPr>
+      <w:r>
+        <w:rPr>
+          <w:rFonts w:hint="default"/>
+        </w:rPr>
+        <w:t>B.be described</w:t>
+      </w:r>
+      <w:r>
+        <w:rPr>
+          <w:rFonts w:hint="default"/>
+        </w:rPr>
+        <w:tab/>
+      </w:r>
+    </w:p>
+    <w:p>
+      <w:pPr>
+        <w:rPr>
+          <w:rFonts w:hint="default"/>
+        </w:rPr>
+      </w:pPr>
+      <w:r>
+        <w:rPr>
+          <w:rFonts w:hint="default"/>
+        </w:rPr>
+        <w:t>C. described</w:t>
+      </w:r>
+    </w:p>
+    <w:p>
+      <w:pPr>
+        <w:rPr>
+          <w:rFonts w:hint="default"/>
+        </w:rPr>
+      </w:pPr>
+      <w:r>
+        <w:rPr>
+          <w:rFonts w:hint="default"/>
+        </w:rPr>
+        <w:t>2.</w:t>
+      </w:r>
+      <w:r>
+        <w:rPr>
+          <w:rFonts w:hint="default"/>
+        </w:rPr>
+        <w:tab/>
+      </w:r>
+    </w:p>
+    <w:p>
+      <w:pPr>
+        <w:rPr>
+          <w:rFonts w:hint="default"/>
+        </w:rPr>
+      </w:pPr>
+      <w:r>
+        <w:rPr>
+          <w:rFonts w:hint="default"/>
+        </w:rPr>
+        <w:t>A.provides</w:t>
+      </w:r>
+      <w:r>
+        <w:rPr>
+          <w:rFonts w:hint="default"/>
+        </w:rPr>
+        <w:tab/>
+      </w:r>
+    </w:p>
+    <w:p>
+      <w:pPr>
+        <w:rPr>
+          <w:rFonts w:hint="default"/>
+        </w:rPr>
+      </w:pPr>
+      <w:r>
+        <w:rPr>
+          <w:rFonts w:hint="default"/>
+        </w:rPr>
+        <w:t>B.provided</w:t>
+      </w:r>
+      <w:r>
+        <w:rPr>
+          <w:rFonts w:hint="default"/>
+        </w:rPr>
+        <w:tab/>
+      </w:r>
+    </w:p>
+    <w:p>
+      <w:pPr>
+        <w:rPr>
+          <w:rFonts w:hint="default"/>
+        </w:rPr>
+      </w:pPr>
+      <w:r>
+        <w:rPr>
+          <w:rFonts w:hint="default"/>
+        </w:rPr>
+        <w:t>C. providing (*)</w:t>
+      </w:r>
+    </w:p>
+    <w:p>
+      <w:pPr>
+        <w:rPr>
+          <w:rFonts w:hint="default"/>
+        </w:rPr>
+      </w:pPr>
+      <w:r>
+        <w:rPr>
+          <w:rFonts w:hint="default"/>
+        </w:rPr>
+        <w:t>3.</w:t>
+      </w:r>
+      <w:r>
+        <w:rPr>
+          <w:rFonts w:hint="default"/>
+        </w:rPr>
+        <w:tab/>
+      </w:r>
+    </w:p>
+    <w:p>
+      <w:pPr>
+        <w:rPr>
+          <w:rFonts w:hint="default"/>
+        </w:rPr>
+      </w:pPr>
+      <w:r>
+        <w:rPr>
+          <w:rFonts w:hint="default"/>
+        </w:rPr>
+        <w:t>A.being</w:t>
+      </w:r>
+      <w:r>
+        <w:rPr>
+          <w:rFonts w:hint="default"/>
+        </w:rPr>
+        <w:tab/>
+      </w:r>
+    </w:p>
+    <w:p>
+      <w:pPr>
+        <w:rPr>
+          <w:rFonts w:hint="default"/>
+        </w:rPr>
+      </w:pPr>
+      <w:r>
+        <w:rPr>
+          <w:rFonts w:hint="default"/>
+        </w:rPr>
+        <w:t>B.is</w:t>
+      </w:r>
+      <w:r>
+        <w:rPr>
+          <w:rFonts w:hint="default"/>
+        </w:rPr>
+        <w:tab/>
+      </w:r>
+    </w:p>
+    <w:p>
+      <w:pPr>
+        <w:rPr>
+          <w:rFonts w:hint="default"/>
+        </w:rPr>
+      </w:pPr>
+      <w:r>
+        <w:rPr>
+          <w:rFonts w:hint="default"/>
+        </w:rPr>
+        <w:t>C. are (*)</w:t>
+      </w:r>
+    </w:p>
+    <w:p>
+      <w:pPr>
+        <w:rPr>
+          <w:rFonts w:hint="default"/>
+        </w:rPr>
+      </w:pPr>
+      <w:r>
+        <w:rPr>
+          <w:rFonts w:hint="default"/>
+        </w:rPr>
+        <w:t>4.</w:t>
+      </w:r>
+      <w:r>
+        <w:rPr>
+          <w:rFonts w:hint="default"/>
+        </w:rPr>
+        <w:tab/>
+      </w:r>
+    </w:p>
+    <w:p>
+      <w:pPr>
+        <w:rPr>
+          <w:rFonts w:hint="default"/>
+        </w:rPr>
+      </w:pPr>
+      <w:r>
+        <w:rPr>
+          <w:rFonts w:hint="default"/>
+        </w:rPr>
+        <w:t>A.be affected</w:t>
+      </w:r>
+      <w:r>
+        <w:rPr>
+          <w:rFonts w:hint="default"/>
+        </w:rPr>
+        <w:tab/>
+      </w:r>
+    </w:p>
+    <w:p>
+      <w:pPr>
+        <w:rPr>
+          <w:rFonts w:hint="default"/>
+        </w:rPr>
+      </w:pPr>
+      <w:r>
+        <w:rPr>
+          <w:rFonts w:hint="default"/>
+        </w:rPr>
+        <w:t>B.affected</w:t>
+      </w:r>
+      <w:r>
+        <w:rPr>
+          <w:rFonts w:hint="default"/>
+        </w:rPr>
+        <w:tab/>
+      </w:r>
+    </w:p>
+    <w:p>
+      <w:pPr>
+        <w:rPr>
+          <w:rFonts w:hint="default"/>
+        </w:rPr>
+      </w:pPr>
+      <w:r>
+        <w:rPr>
+          <w:rFonts w:hint="default"/>
+        </w:rPr>
+        <w:t>C. affect (*)</w:t>
+      </w:r>
+    </w:p>
+    <w:p>
+      <w:pPr>
+        <w:rPr>
+          <w:rFonts w:hint="default"/>
+        </w:rPr>
+      </w:pPr>
+      <w:r>
+        <w:rPr>
+          <w:rFonts w:hint="default"/>
+        </w:rPr>
+        <w:t>5.</w:t>
+      </w:r>
+      <w:r>
+        <w:rPr>
+          <w:rFonts w:hint="default"/>
+        </w:rPr>
+        <w:tab/>
+      </w:r>
+    </w:p>
+    <w:p>
+      <w:pPr>
+        <w:rPr>
+          <w:rFonts w:hint="default"/>
+        </w:rPr>
+      </w:pPr>
+      <w:r>
+        <w:rPr>
+          <w:rFonts w:hint="default"/>
+        </w:rPr>
+        <w:t>A.is affected</w:t>
+      </w:r>
+      <w:r>
+        <w:rPr>
+          <w:rFonts w:hint="default"/>
+        </w:rPr>
+        <w:tab/>
+      </w:r>
+    </w:p>
+    <w:p>
+      <w:pPr>
+        <w:rPr>
+          <w:rFonts w:hint="default"/>
+        </w:rPr>
+      </w:pPr>
+      <w:r>
+        <w:rPr>
+          <w:rFonts w:hint="default"/>
+        </w:rPr>
+        <w:t>B.are affected</w:t>
+      </w:r>
+      <w:r>
+        <w:rPr>
+          <w:rFonts w:hint="default"/>
+        </w:rPr>
+        <w:tab/>
+      </w:r>
+    </w:p>
+    <w:p>
+      <w:pPr>
+        <w:rPr>
+          <w:rFonts w:hint="default"/>
+        </w:rPr>
+      </w:pPr>
+      <w:r>
+        <w:rPr>
+          <w:rFonts w:hint="default"/>
+        </w:rPr>
+        <w:t>C. affect (*)</w:t>
+      </w:r>
+    </w:p>
+    <w:p>
+      <w:pPr>
+        <w:rPr>
+          <w:rFonts w:hint="default"/>
+        </w:rPr>
+      </w:pPr>
+      <w:r>
+        <w:rPr>
+          <w:rFonts w:hint="default"/>
+        </w:rPr>
+        <w:t>6.</w:t>
+      </w:r>
+      <w:r>
+        <w:rPr>
+          <w:rFonts w:hint="default"/>
+        </w:rPr>
+        <w:tab/>
+      </w:r>
+    </w:p>
+    <w:p>
+      <w:pPr>
+        <w:rPr>
+          <w:rFonts w:hint="default"/>
+        </w:rPr>
+      </w:pPr>
+      <w:r>
+        <w:rPr>
+          <w:rFonts w:hint="default"/>
+        </w:rPr>
+        <w:t>A.are made (*)</w:t>
+      </w:r>
+      <w:r>
+        <w:rPr>
+          <w:rFonts w:hint="default"/>
+        </w:rPr>
+        <w:tab/>
+      </w:r>
+    </w:p>
+    <w:p>
+      <w:pPr>
+        <w:rPr>
+          <w:rFonts w:hint="default"/>
+        </w:rPr>
+      </w:pPr>
+      <w:r>
+        <w:rPr>
+          <w:rFonts w:hint="default"/>
+        </w:rPr>
+        <w:t>B.make</w:t>
+      </w:r>
+      <w:r>
+        <w:rPr>
+          <w:rFonts w:hint="default"/>
+        </w:rPr>
+        <w:tab/>
+      </w:r>
+    </w:p>
+    <w:p>
+      <w:pPr>
+        <w:rPr>
+          <w:rFonts w:hint="default"/>
+        </w:rPr>
+      </w:pPr>
+      <w:r>
+        <w:rPr>
+          <w:rFonts w:hint="default"/>
+        </w:rPr>
+        <w:t>C. is made</w:t>
+      </w:r>
+    </w:p>
+    <w:p>
+      <w:pPr>
+        <w:rPr>
+          <w:rFonts w:hint="default"/>
+        </w:rPr>
+      </w:pPr>
+      <w:r>
+        <w:rPr>
+          <w:rFonts w:hint="default"/>
+        </w:rPr>
+        <w:t>7.</w:t>
+      </w:r>
+      <w:r>
+        <w:rPr>
+          <w:rFonts w:hint="default"/>
+        </w:rPr>
+        <w:tab/>
+      </w:r>
+    </w:p>
+    <w:p>
+      <w:pPr>
+        <w:rPr>
+          <w:rFonts w:hint="default"/>
+        </w:rPr>
+      </w:pPr>
+      <w:r>
+        <w:rPr>
+          <w:rFonts w:hint="default"/>
+        </w:rPr>
+        <w:t>A.depending</w:t>
+      </w:r>
+      <w:r>
+        <w:rPr>
+          <w:rFonts w:hint="default"/>
+        </w:rPr>
+        <w:tab/>
+      </w:r>
+    </w:p>
+    <w:p>
+      <w:pPr>
+        <w:rPr>
+          <w:rFonts w:hint="default"/>
+        </w:rPr>
+      </w:pPr>
+      <w:r>
+        <w:rPr>
+          <w:rFonts w:hint="default"/>
+        </w:rPr>
+        <w:t>B.depends</w:t>
+      </w:r>
+      <w:r>
+        <w:rPr>
+          <w:rFonts w:hint="default"/>
+        </w:rPr>
+        <w:tab/>
+      </w:r>
+    </w:p>
+    <w:p>
+      <w:pPr>
+        <w:rPr>
+          <w:rFonts w:hint="default"/>
+        </w:rPr>
+      </w:pPr>
+      <w:r>
+        <w:rPr>
+          <w:rFonts w:hint="default"/>
+        </w:rPr>
+        <w:t>C. depend (*)</w:t>
+      </w:r>
+    </w:p>
+    <w:p>
+      <w:pPr>
+        <w:rPr>
+          <w:rFonts w:hint="default"/>
+        </w:rPr>
+      </w:pPr>
+      <w:r>
+        <w:rPr>
+          <w:rFonts w:hint="default"/>
+        </w:rPr>
+        <w:t>8.</w:t>
+      </w:r>
+      <w:r>
+        <w:rPr>
+          <w:rFonts w:hint="default"/>
+        </w:rPr>
+        <w:tab/>
+      </w:r>
+    </w:p>
+    <w:p>
+      <w:pPr>
+        <w:rPr>
+          <w:rFonts w:hint="default"/>
+        </w:rPr>
+      </w:pPr>
+      <w:r>
+        <w:rPr>
+          <w:rFonts w:hint="default"/>
+        </w:rPr>
+        <w:t>A.decrease</w:t>
+      </w:r>
+      <w:r>
+        <w:rPr>
+          <w:rFonts w:hint="default"/>
+        </w:rPr>
+        <w:tab/>
+      </w:r>
+    </w:p>
+    <w:p>
+      <w:pPr>
+        <w:rPr>
+          <w:rFonts w:hint="default"/>
+        </w:rPr>
+      </w:pPr>
+      <w:r>
+        <w:rPr>
+          <w:rFonts w:hint="default"/>
+        </w:rPr>
+        <w:t>B.decreased (*)</w:t>
+      </w:r>
+      <w:r>
+        <w:rPr>
+          <w:rFonts w:hint="default"/>
+        </w:rPr>
+        <w:tab/>
+      </w:r>
+    </w:p>
+    <w:p>
+      <w:pPr>
+        <w:rPr>
+          <w:rFonts w:hint="default"/>
+        </w:rPr>
+      </w:pPr>
+      <w:r>
+        <w:rPr>
+          <w:rFonts w:hint="default"/>
+        </w:rPr>
+        <w:t>C. decreasing</w:t>
+      </w:r>
+    </w:p>
+    <w:p>
+      <w:pPr>
+        <w:rPr>
+          <w:rFonts w:hint="default"/>
+        </w:rPr>
+      </w:pPr>
+      <w:r>
+        <w:rPr>
+          <w:rFonts w:hint="default"/>
+        </w:rPr>
+        <w:t>9.</w:t>
+      </w:r>
+      <w:r>
+        <w:rPr>
+          <w:rFonts w:hint="default"/>
+        </w:rPr>
+        <w:tab/>
+      </w:r>
+    </w:p>
+    <w:p>
+      <w:pPr>
+        <w:rPr>
+          <w:rFonts w:hint="default"/>
+        </w:rPr>
+      </w:pPr>
+      <w:r>
+        <w:rPr>
+          <w:rFonts w:hint="default"/>
+        </w:rPr>
+        <w:t>A.be state</w:t>
+      </w:r>
+      <w:r>
+        <w:rPr>
+          <w:rFonts w:hint="default"/>
+        </w:rPr>
+        <w:tab/>
+      </w:r>
+    </w:p>
+    <w:p>
+      <w:pPr>
+        <w:rPr>
+          <w:rFonts w:hint="default"/>
+        </w:rPr>
+      </w:pPr>
+      <w:r>
+        <w:rPr>
+          <w:rFonts w:hint="default"/>
+        </w:rPr>
+        <w:t>B.stated (*)</w:t>
+      </w:r>
+      <w:r>
+        <w:rPr>
+          <w:rFonts w:hint="default"/>
+        </w:rPr>
+        <w:tab/>
+      </w:r>
+    </w:p>
+    <w:p>
+      <w:pPr>
+        <w:rPr>
+          <w:rFonts w:hint="default"/>
+        </w:rPr>
+      </w:pPr>
+      <w:r>
+        <w:rPr>
+          <w:rFonts w:hint="default"/>
+        </w:rPr>
+        <w:t>C. stating</w:t>
+      </w:r>
+    </w:p>
+    <w:p>
+      <w:pPr>
+        <w:rPr>
+          <w:rFonts w:hint="default"/>
+        </w:rPr>
+      </w:pPr>
+      <w:r>
+        <w:rPr>
+          <w:rFonts w:hint="default"/>
+        </w:rPr>
+        <w:t>10.</w:t>
+      </w:r>
+      <w:r>
+        <w:rPr>
+          <w:rFonts w:hint="default"/>
+        </w:rPr>
+        <w:tab/>
+      </w:r>
+    </w:p>
+    <w:p>
+      <w:pPr>
+        <w:rPr>
+          <w:rFonts w:hint="default"/>
+        </w:rPr>
+      </w:pPr>
+      <w:r>
+        <w:rPr>
+          <w:rFonts w:hint="default"/>
+        </w:rPr>
+        <w:t>A.be influenced (*)</w:t>
+      </w:r>
+      <w:r>
+        <w:rPr>
+          <w:rFonts w:hint="default"/>
+        </w:rPr>
+        <w:tab/>
+      </w:r>
+    </w:p>
+    <w:p>
+      <w:pPr>
+        <w:rPr>
+          <w:rFonts w:hint="default"/>
+        </w:rPr>
+      </w:pPr>
+      <w:r>
+        <w:rPr>
+          <w:rFonts w:hint="default"/>
+        </w:rPr>
+        <w:t>B.influence</w:t>
+      </w:r>
+      <w:r>
+        <w:rPr>
+          <w:rFonts w:hint="default"/>
+        </w:rPr>
+        <w:tab/>
+      </w:r>
+    </w:p>
+    <w:p>
+      <w:r>
+        <w:rPr>
+          <w:rFonts w:hint="default"/>
+        </w:rPr>
+        <w:t>C. influenced</w:t>
+      </w:r>
     </w:p>
     <w:sectPr>
       <w:headerReference r:id="rId3" w:type="default"/>
@@ -42826,6 +42916,41 @@
     </w:pPr>
   </w:p>
 </w:hdr>
+</file>
+
+<file path=word/numbering.xml><?xml version="1.0" encoding="utf-8"?>
+<w:numbering xmlns:wpc="http://schemas.microsoft.com/office/word/2010/wordprocessingCanvas" xmlns:mc="http://schemas.openxmlformats.org/markup-compatibility/2006" xmlns:o="urn:schemas-microsoft-com:office:office" xmlns:r="http://schemas.openxmlformats.org/officeDocument/2006/relationships" xmlns:m="http://schemas.openxmlformats.org/officeDocument/2006/math" xmlns:v="urn:schemas-microsoft-com:vml" xmlns:wp14="http://schemas.microsoft.com/office/word/2010/wordprocessingDrawing" xmlns:wp="http://schemas.openxmlformats.org/drawingml/2006/wordprocessingDrawing" xmlns:w10="urn:schemas-microsoft-com:office:word" xmlns:w="http://schemas.openxmlformats.org/wordprocessingml/2006/main" xmlns:w14="http://schemas.microsoft.com/office/word/2010/wordml" xmlns:wpg="http://schemas.microsoft.com/office/word/2010/wordprocessingGroup" xmlns:wpi="http://schemas.microsoft.com/office/word/2010/wordprocessingInk" xmlns:wne="http://schemas.microsoft.com/office/word/2006/wordml" xmlns:wps="http://schemas.microsoft.com/office/word/2010/wordprocessingShape" mc:Ignorable="w14 wp14">
+  <w:abstractNum w:abstractNumId="0">
+    <w:nsid w:val="33EE5A64"/>
+    <w:multiLevelType w:val="singleLevel"/>
+    <w:tmpl w:val="33EE5A64"/>
+    <w:lvl w:ilvl="0" w:tentative="0">
+      <w:start w:val="3"/>
+      <w:numFmt w:val="upperLetter"/>
+      <w:suff w:val="space"/>
+      <w:lvlText w:val="%1."/>
+      <w:lvlJc w:val="left"/>
+    </w:lvl>
+  </w:abstractNum>
+  <w:abstractNum w:abstractNumId="1">
+    <w:nsid w:val="452776D3"/>
+    <w:multiLevelType w:val="singleLevel"/>
+    <w:tmpl w:val="452776D3"/>
+    <w:lvl w:ilvl="0" w:tentative="0">
+      <w:start w:val="1"/>
+      <w:numFmt w:val="decimal"/>
+      <w:suff w:val="space"/>
+      <w:lvlText w:val="%1."/>
+      <w:lvlJc w:val="left"/>
+    </w:lvl>
+  </w:abstractNum>
+  <w:num w:numId="1">
+    <w:abstractNumId w:val="0"/>
+  </w:num>
+  <w:num w:numId="2">
+    <w:abstractNumId w:val="1"/>
+  </w:num>
+</w:numbering>
 </file>
 
 <file path=word/styles.xml><?xml version="1.0" encoding="utf-8"?>
